--- a/prp/ip data/notes/Learnings/system design/0 to 100 million.docx
+++ b/prp/ip data/notes/Learnings/system design/0 to 100 million.docx
@@ -464,6 +464,7 @@
       <w:r>
         <w:rPr>
           <w:rFonts w:ascii="Times New Roman" w:hAnsi="Times New Roman" w:cs="Times New Roman"/>
+          <w:noProof/>
           <w:sz w:val="32"/>
           <w:szCs w:val="32"/>
         </w:rPr>
@@ -472,344 +473,6 @@
             <wp:extent cx="3392452" cy="2476500"/>
             <wp:effectExtent l="0" t="0" r="0" b="0"/>
             <wp:docPr id="1" name="Picture 1"/>
-            <wp:cNvGraphicFramePr>
-              <a:graphicFrameLocks xmlns:a="http://schemas.openxmlformats.org/drawingml/2006/main" noChangeAspect="1"/>
-            </wp:cNvGraphicFramePr>
-            <a:graphic xmlns:a="http://schemas.openxmlformats.org/drawingml/2006/main">
-              <a:graphicData uri="http://schemas.openxmlformats.org/drawingml/2006/picture">
-                <pic:pic xmlns:pic="http://schemas.openxmlformats.org/drawingml/2006/picture">
-                  <pic:nvPicPr>
-                    <pic:cNvPr id="1" name=""/>
-                    <pic:cNvPicPr/>
-                  </pic:nvPicPr>
-                  <pic:blipFill>
-                    <a:blip r:embed="rId5"/>
-                    <a:stretch>
-                      <a:fillRect/>
-                    </a:stretch>
-                  </pic:blipFill>
-                  <pic:spPr>
-                    <a:xfrm>
-                      <a:off x="0" y="0"/>
-                      <a:ext cx="3448593" cy="2517483"/>
-                    </a:xfrm>
-                    <a:prstGeom prst="rect">
-                      <a:avLst/>
-                    </a:prstGeom>
-                  </pic:spPr>
-                </pic:pic>
-              </a:graphicData>
-            </a:graphic>
-          </wp:inline>
-        </w:drawing>
-      </w:r>
-    </w:p>
-    <w:p>
-      <w:pPr>
-        <w:pStyle w:val="ListParagraph"/>
-        <w:rPr>
-          <w:rFonts w:ascii="Times New Roman" w:hAnsi="Times New Roman" w:cs="Times New Roman"/>
-          <w:sz w:val="32"/>
-          <w:szCs w:val="32"/>
-        </w:rPr>
-      </w:pPr>
-      <w:r>
-        <w:rPr>
-          <w:rFonts w:ascii="Times New Roman" w:hAnsi="Times New Roman" w:cs="Times New Roman"/>
-          <w:sz w:val="32"/>
-          <w:szCs w:val="32"/>
-        </w:rPr>
-        <w:lastRenderedPageBreak/>
-        <w:t>Server has database hosted inside it. Like we make the college projects.</w:t>
-      </w:r>
-    </w:p>
-    <w:p>
-      <w:pPr>
-        <w:pStyle w:val="ListParagraph"/>
-        <w:rPr>
-          <w:rFonts w:ascii="Times New Roman" w:hAnsi="Times New Roman" w:cs="Times New Roman"/>
-          <w:sz w:val="32"/>
-          <w:szCs w:val="32"/>
-        </w:rPr>
-      </w:pPr>
-    </w:p>
-    <w:p>
-      <w:pPr>
-        <w:pStyle w:val="ListParagraph"/>
-        <w:numPr>
-          <w:ilvl w:val="0"/>
-          <w:numId w:val="2"/>
-        </w:numPr>
-        <w:rPr>
-          <w:rFonts w:ascii="Times New Roman" w:hAnsi="Times New Roman" w:cs="Times New Roman"/>
-          <w:sz w:val="32"/>
-          <w:szCs w:val="32"/>
-        </w:rPr>
-      </w:pPr>
-      <w:r>
-        <w:rPr>
-          <w:rFonts w:ascii="Times New Roman" w:hAnsi="Times New Roman" w:cs="Times New Roman"/>
-          <w:b/>
-          <w:bCs/>
-          <w:sz w:val="32"/>
-          <w:szCs w:val="32"/>
-        </w:rPr>
-        <w:t>Separate Application and Database server</w:t>
-      </w:r>
-      <w:r>
-        <w:rPr>
-          <w:rFonts w:ascii="Times New Roman" w:hAnsi="Times New Roman" w:cs="Times New Roman"/>
-          <w:sz w:val="32"/>
-          <w:szCs w:val="32"/>
-        </w:rPr>
-        <w:t xml:space="preserve"> – because </w:t>
-      </w:r>
-      <w:proofErr w:type="spellStart"/>
-      <w:proofErr w:type="gramStart"/>
-      <w:r>
-        <w:rPr>
-          <w:rFonts w:ascii="Times New Roman" w:hAnsi="Times New Roman" w:cs="Times New Roman"/>
-          <w:sz w:val="32"/>
-          <w:szCs w:val="32"/>
-        </w:rPr>
-        <w:t>lets</w:t>
-      </w:r>
-      <w:proofErr w:type="spellEnd"/>
-      <w:proofErr w:type="gramEnd"/>
-      <w:r>
-        <w:rPr>
-          <w:rFonts w:ascii="Times New Roman" w:hAnsi="Times New Roman" w:cs="Times New Roman"/>
-          <w:sz w:val="32"/>
-          <w:szCs w:val="32"/>
-        </w:rPr>
-        <w:t xml:space="preserve"> suppose I have to </w:t>
-      </w:r>
-      <w:r>
-        <w:rPr>
-          <w:rFonts w:ascii="Times New Roman" w:hAnsi="Times New Roman" w:cs="Times New Roman"/>
-          <w:b/>
-          <w:bCs/>
-          <w:sz w:val="32"/>
-          <w:szCs w:val="32"/>
-        </w:rPr>
-        <w:t>grow application and database independently</w:t>
-      </w:r>
-      <w:r>
-        <w:rPr>
-          <w:rFonts w:ascii="Times New Roman" w:hAnsi="Times New Roman" w:cs="Times New Roman"/>
-          <w:sz w:val="32"/>
-          <w:szCs w:val="32"/>
-        </w:rPr>
-        <w:t xml:space="preserve"> then this could be the better solution.</w:t>
-      </w:r>
-    </w:p>
-    <w:p>
-      <w:pPr>
-        <w:rPr>
-          <w:rFonts w:ascii="Times New Roman" w:hAnsi="Times New Roman" w:cs="Times New Roman"/>
-          <w:sz w:val="32"/>
-          <w:szCs w:val="32"/>
-        </w:rPr>
-      </w:pPr>
-      <w:r>
-        <w:rPr>
-          <w:rFonts w:ascii="Times New Roman" w:hAnsi="Times New Roman" w:cs="Times New Roman"/>
-          <w:sz w:val="32"/>
-          <w:szCs w:val="32"/>
-        </w:rPr>
-        <w:t xml:space="preserve">        </w:t>
-      </w:r>
-      <w:r>
-        <w:rPr>
-          <w:rFonts w:ascii="Times New Roman" w:hAnsi="Times New Roman" w:cs="Times New Roman"/>
-          <w:sz w:val="32"/>
-          <w:szCs w:val="32"/>
-        </w:rPr>
-        <w:br/>
-        <w:t xml:space="preserve">                        </w:t>
-      </w:r>
-      <w:r>
-        <w:rPr>
-          <w:rFonts w:ascii="Times New Roman" w:hAnsi="Times New Roman" w:cs="Times New Roman"/>
-          <w:sz w:val="32"/>
-          <w:szCs w:val="32"/>
-        </w:rPr>
-        <w:drawing>
-          <wp:inline distT="0" distB="0" distL="0" distR="0" wp14:anchorId="46C8F409" wp14:editId="419A594E">
-            <wp:extent cx="3009900" cy="2677430"/>
-            <wp:effectExtent l="0" t="0" r="0" b="8890"/>
-            <wp:docPr id="2" name="Picture 2"/>
-            <wp:cNvGraphicFramePr>
-              <a:graphicFrameLocks xmlns:a="http://schemas.openxmlformats.org/drawingml/2006/main" noChangeAspect="1"/>
-            </wp:cNvGraphicFramePr>
-            <a:graphic xmlns:a="http://schemas.openxmlformats.org/drawingml/2006/main">
-              <a:graphicData uri="http://schemas.openxmlformats.org/drawingml/2006/picture">
-                <pic:pic xmlns:pic="http://schemas.openxmlformats.org/drawingml/2006/picture">
-                  <pic:nvPicPr>
-                    <pic:cNvPr id="1" name=""/>
-                    <pic:cNvPicPr/>
-                  </pic:nvPicPr>
-                  <pic:blipFill>
-                    <a:blip r:embed="rId6"/>
-                    <a:stretch>
-                      <a:fillRect/>
-                    </a:stretch>
-                  </pic:blipFill>
-                  <pic:spPr>
-                    <a:xfrm>
-                      <a:off x="0" y="0"/>
-                      <a:ext cx="3022874" cy="2688971"/>
-                    </a:xfrm>
-                    <a:prstGeom prst="rect">
-                      <a:avLst/>
-                    </a:prstGeom>
-                  </pic:spPr>
-                </pic:pic>
-              </a:graphicData>
-            </a:graphic>
-          </wp:inline>
-        </w:drawing>
-      </w:r>
-      <w:r>
-        <w:rPr>
-          <w:rFonts w:ascii="Times New Roman" w:hAnsi="Times New Roman" w:cs="Times New Roman"/>
-          <w:sz w:val="32"/>
-          <w:szCs w:val="32"/>
-        </w:rPr>
-        <w:br/>
-      </w:r>
-      <w:r>
-        <w:rPr>
-          <w:rFonts w:ascii="Times New Roman" w:hAnsi="Times New Roman" w:cs="Times New Roman"/>
-          <w:sz w:val="32"/>
-          <w:szCs w:val="32"/>
-        </w:rPr>
-        <w:t xml:space="preserve">3. </w:t>
-      </w:r>
-      <w:r>
-        <w:rPr>
-          <w:rFonts w:ascii="Times New Roman" w:hAnsi="Times New Roman" w:cs="Times New Roman"/>
-          <w:b/>
-          <w:bCs/>
-          <w:sz w:val="32"/>
-          <w:szCs w:val="32"/>
-        </w:rPr>
-        <w:t>Add load balancer and multiple app servers</w:t>
-      </w:r>
-      <w:r>
-        <w:rPr>
-          <w:rFonts w:ascii="Times New Roman" w:hAnsi="Times New Roman" w:cs="Times New Roman"/>
-          <w:sz w:val="32"/>
-          <w:szCs w:val="32"/>
-        </w:rPr>
-        <w:t xml:space="preserve"> </w:t>
-      </w:r>
-      <w:r>
-        <w:rPr>
-          <w:rFonts w:ascii="Times New Roman" w:hAnsi="Times New Roman" w:cs="Times New Roman"/>
-          <w:sz w:val="32"/>
-          <w:szCs w:val="32"/>
-        </w:rPr>
-        <w:t>–</w:t>
-      </w:r>
-      <w:r>
-        <w:rPr>
-          <w:rFonts w:ascii="Times New Roman" w:hAnsi="Times New Roman" w:cs="Times New Roman"/>
-          <w:sz w:val="32"/>
-          <w:szCs w:val="32"/>
-        </w:rPr>
-        <w:t xml:space="preserve"> </w:t>
-      </w:r>
-      <w:r>
-        <w:rPr>
-          <w:rFonts w:ascii="Times New Roman" w:hAnsi="Times New Roman" w:cs="Times New Roman"/>
-          <w:sz w:val="32"/>
-          <w:szCs w:val="32"/>
-        </w:rPr>
-        <w:t>if I want more traffic then I need to add load balancer for handling traffic</w:t>
-      </w:r>
-      <w:r>
-        <w:rPr>
-          <w:rFonts w:ascii="Times New Roman" w:hAnsi="Times New Roman" w:cs="Times New Roman"/>
-          <w:sz w:val="32"/>
-          <w:szCs w:val="32"/>
-        </w:rPr>
-        <w:t xml:space="preserve"> (e.g.- load balancer divides the traffic over different application servers)</w:t>
-      </w:r>
-      <w:r>
-        <w:rPr>
-          <w:rFonts w:ascii="Times New Roman" w:hAnsi="Times New Roman" w:cs="Times New Roman"/>
-          <w:sz w:val="32"/>
-          <w:szCs w:val="32"/>
-        </w:rPr>
-        <w:t xml:space="preserve"> and separate app servers in multiple instances. Client will talk to load balancer and load balancer decides where to send the requests. Load balancer also provides the security </w:t>
-      </w:r>
-      <w:proofErr w:type="spellStart"/>
-      <w:proofErr w:type="gramStart"/>
-      <w:r>
-        <w:rPr>
-          <w:rFonts w:ascii="Times New Roman" w:hAnsi="Times New Roman" w:cs="Times New Roman"/>
-          <w:sz w:val="32"/>
-          <w:szCs w:val="32"/>
-        </w:rPr>
-        <w:t>eg</w:t>
-      </w:r>
-      <w:proofErr w:type="spellEnd"/>
-      <w:r>
-        <w:rPr>
-          <w:rFonts w:ascii="Times New Roman" w:hAnsi="Times New Roman" w:cs="Times New Roman"/>
-          <w:sz w:val="32"/>
-          <w:szCs w:val="32"/>
-        </w:rPr>
-        <w:t>:-</w:t>
-      </w:r>
-      <w:proofErr w:type="gramEnd"/>
-      <w:r>
-        <w:rPr>
-          <w:rFonts w:ascii="Times New Roman" w:hAnsi="Times New Roman" w:cs="Times New Roman"/>
-          <w:sz w:val="32"/>
-          <w:szCs w:val="32"/>
-        </w:rPr>
-        <w:t xml:space="preserve"> load balancers talks with application on private </w:t>
-      </w:r>
-      <w:proofErr w:type="spellStart"/>
-      <w:r>
-        <w:rPr>
-          <w:rFonts w:ascii="Times New Roman" w:hAnsi="Times New Roman" w:cs="Times New Roman"/>
-          <w:sz w:val="32"/>
-          <w:szCs w:val="32"/>
-        </w:rPr>
-        <w:t>ip’s</w:t>
-      </w:r>
-      <w:proofErr w:type="spellEnd"/>
-      <w:r>
-        <w:rPr>
-          <w:rFonts w:ascii="Times New Roman" w:hAnsi="Times New Roman" w:cs="Times New Roman"/>
-          <w:sz w:val="32"/>
-          <w:szCs w:val="32"/>
-        </w:rPr>
-        <w:t>.</w:t>
-      </w:r>
-      <w:r>
-        <w:rPr>
-          <w:rFonts w:ascii="Times New Roman" w:hAnsi="Times New Roman" w:cs="Times New Roman"/>
-          <w:sz w:val="32"/>
-          <w:szCs w:val="32"/>
-        </w:rPr>
-        <w:br/>
-        <w:t xml:space="preserve">                              </w:t>
-      </w:r>
-      <w:r>
-        <w:rPr>
-          <w:rFonts w:ascii="Times New Roman" w:hAnsi="Times New Roman" w:cs="Times New Roman"/>
-          <w:sz w:val="32"/>
-          <w:szCs w:val="32"/>
-        </w:rPr>
-        <w:drawing>
-          <wp:inline distT="0" distB="0" distL="0" distR="0" wp14:anchorId="3E5148A8" wp14:editId="19C29034">
-            <wp:extent cx="3152775" cy="2455574"/>
-            <wp:effectExtent l="0" t="0" r="0" b="1905"/>
-            <wp:docPr id="3" name="Picture 3"/>
             <wp:cNvGraphicFramePr>
               <a:graphicFrameLocks xmlns:a="http://schemas.openxmlformats.org/drawingml/2006/main" noChangeAspect="1"/>
             </wp:cNvGraphicFramePr>
@@ -829,6 +492,346 @@
                   <pic:spPr>
                     <a:xfrm>
                       <a:off x="0" y="0"/>
+                      <a:ext cx="3448593" cy="2517483"/>
+                    </a:xfrm>
+                    <a:prstGeom prst="rect">
+                      <a:avLst/>
+                    </a:prstGeom>
+                  </pic:spPr>
+                </pic:pic>
+              </a:graphicData>
+            </a:graphic>
+          </wp:inline>
+        </w:drawing>
+      </w:r>
+    </w:p>
+    <w:p>
+      <w:pPr>
+        <w:pStyle w:val="ListParagraph"/>
+        <w:rPr>
+          <w:rFonts w:ascii="Times New Roman" w:hAnsi="Times New Roman" w:cs="Times New Roman"/>
+          <w:sz w:val="32"/>
+          <w:szCs w:val="32"/>
+        </w:rPr>
+      </w:pPr>
+      <w:r>
+        <w:rPr>
+          <w:rFonts w:ascii="Times New Roman" w:hAnsi="Times New Roman" w:cs="Times New Roman"/>
+          <w:sz w:val="32"/>
+          <w:szCs w:val="32"/>
+        </w:rPr>
+        <w:lastRenderedPageBreak/>
+        <w:t>Server has database hosted inside it. Like we make the college projects.</w:t>
+      </w:r>
+    </w:p>
+    <w:p>
+      <w:pPr>
+        <w:pStyle w:val="ListParagraph"/>
+        <w:rPr>
+          <w:rFonts w:ascii="Times New Roman" w:hAnsi="Times New Roman" w:cs="Times New Roman"/>
+          <w:sz w:val="32"/>
+          <w:szCs w:val="32"/>
+        </w:rPr>
+      </w:pPr>
+    </w:p>
+    <w:p>
+      <w:pPr>
+        <w:pStyle w:val="ListParagraph"/>
+        <w:numPr>
+          <w:ilvl w:val="0"/>
+          <w:numId w:val="2"/>
+        </w:numPr>
+        <w:rPr>
+          <w:rFonts w:ascii="Times New Roman" w:hAnsi="Times New Roman" w:cs="Times New Roman"/>
+          <w:sz w:val="32"/>
+          <w:szCs w:val="32"/>
+        </w:rPr>
+      </w:pPr>
+      <w:r>
+        <w:rPr>
+          <w:rFonts w:ascii="Times New Roman" w:hAnsi="Times New Roman" w:cs="Times New Roman"/>
+          <w:b/>
+          <w:bCs/>
+          <w:sz w:val="32"/>
+          <w:szCs w:val="32"/>
+        </w:rPr>
+        <w:t>Separate Application and Database server</w:t>
+      </w:r>
+      <w:r>
+        <w:rPr>
+          <w:rFonts w:ascii="Times New Roman" w:hAnsi="Times New Roman" w:cs="Times New Roman"/>
+          <w:sz w:val="32"/>
+          <w:szCs w:val="32"/>
+        </w:rPr>
+        <w:t xml:space="preserve"> – because </w:t>
+      </w:r>
+      <w:proofErr w:type="spellStart"/>
+      <w:proofErr w:type="gramStart"/>
+      <w:r>
+        <w:rPr>
+          <w:rFonts w:ascii="Times New Roman" w:hAnsi="Times New Roman" w:cs="Times New Roman"/>
+          <w:sz w:val="32"/>
+          <w:szCs w:val="32"/>
+        </w:rPr>
+        <w:t>lets</w:t>
+      </w:r>
+      <w:proofErr w:type="spellEnd"/>
+      <w:proofErr w:type="gramEnd"/>
+      <w:r>
+        <w:rPr>
+          <w:rFonts w:ascii="Times New Roman" w:hAnsi="Times New Roman" w:cs="Times New Roman"/>
+          <w:sz w:val="32"/>
+          <w:szCs w:val="32"/>
+        </w:rPr>
+        <w:t xml:space="preserve"> suppose I have to </w:t>
+      </w:r>
+      <w:r>
+        <w:rPr>
+          <w:rFonts w:ascii="Times New Roman" w:hAnsi="Times New Roman" w:cs="Times New Roman"/>
+          <w:b/>
+          <w:bCs/>
+          <w:sz w:val="32"/>
+          <w:szCs w:val="32"/>
+        </w:rPr>
+        <w:t>grow application and database independently</w:t>
+      </w:r>
+      <w:r>
+        <w:rPr>
+          <w:rFonts w:ascii="Times New Roman" w:hAnsi="Times New Roman" w:cs="Times New Roman"/>
+          <w:sz w:val="32"/>
+          <w:szCs w:val="32"/>
+        </w:rPr>
+        <w:t xml:space="preserve"> then this could be the better solution.</w:t>
+      </w:r>
+    </w:p>
+    <w:p>
+      <w:pPr>
+        <w:rPr>
+          <w:rFonts w:ascii="Times New Roman" w:hAnsi="Times New Roman" w:cs="Times New Roman"/>
+          <w:sz w:val="32"/>
+          <w:szCs w:val="32"/>
+        </w:rPr>
+      </w:pPr>
+      <w:r>
+        <w:rPr>
+          <w:rFonts w:ascii="Times New Roman" w:hAnsi="Times New Roman" w:cs="Times New Roman"/>
+          <w:sz w:val="32"/>
+          <w:szCs w:val="32"/>
+        </w:rPr>
+        <w:t xml:space="preserve">        </w:t>
+      </w:r>
+      <w:r>
+        <w:rPr>
+          <w:rFonts w:ascii="Times New Roman" w:hAnsi="Times New Roman" w:cs="Times New Roman"/>
+          <w:sz w:val="32"/>
+          <w:szCs w:val="32"/>
+        </w:rPr>
+        <w:br/>
+        <w:t xml:space="preserve">                        </w:t>
+      </w:r>
+      <w:r>
+        <w:rPr>
+          <w:rFonts w:ascii="Times New Roman" w:hAnsi="Times New Roman" w:cs="Times New Roman"/>
+          <w:noProof/>
+          <w:sz w:val="32"/>
+          <w:szCs w:val="32"/>
+        </w:rPr>
+        <w:drawing>
+          <wp:inline distT="0" distB="0" distL="0" distR="0" wp14:anchorId="46C8F409" wp14:editId="419A594E">
+            <wp:extent cx="3009900" cy="2677430"/>
+            <wp:effectExtent l="0" t="0" r="0" b="8890"/>
+            <wp:docPr id="2" name="Picture 2"/>
+            <wp:cNvGraphicFramePr>
+              <a:graphicFrameLocks xmlns:a="http://schemas.openxmlformats.org/drawingml/2006/main" noChangeAspect="1"/>
+            </wp:cNvGraphicFramePr>
+            <a:graphic xmlns:a="http://schemas.openxmlformats.org/drawingml/2006/main">
+              <a:graphicData uri="http://schemas.openxmlformats.org/drawingml/2006/picture">
+                <pic:pic xmlns:pic="http://schemas.openxmlformats.org/drawingml/2006/picture">
+                  <pic:nvPicPr>
+                    <pic:cNvPr id="1" name=""/>
+                    <pic:cNvPicPr/>
+                  </pic:nvPicPr>
+                  <pic:blipFill>
+                    <a:blip r:embed="rId8"/>
+                    <a:stretch>
+                      <a:fillRect/>
+                    </a:stretch>
+                  </pic:blipFill>
+                  <pic:spPr>
+                    <a:xfrm>
+                      <a:off x="0" y="0"/>
+                      <a:ext cx="3022874" cy="2688971"/>
+                    </a:xfrm>
+                    <a:prstGeom prst="rect">
+                      <a:avLst/>
+                    </a:prstGeom>
+                  </pic:spPr>
+                </pic:pic>
+              </a:graphicData>
+            </a:graphic>
+          </wp:inline>
+        </w:drawing>
+      </w:r>
+      <w:r>
+        <w:rPr>
+          <w:rFonts w:ascii="Times New Roman" w:hAnsi="Times New Roman" w:cs="Times New Roman"/>
+          <w:sz w:val="32"/>
+          <w:szCs w:val="32"/>
+        </w:rPr>
+        <w:br/>
+      </w:r>
+      <w:r>
+        <w:rPr>
+          <w:rFonts w:ascii="Times New Roman" w:hAnsi="Times New Roman" w:cs="Times New Roman"/>
+          <w:sz w:val="32"/>
+          <w:szCs w:val="32"/>
+        </w:rPr>
+        <w:t xml:space="preserve">3. </w:t>
+      </w:r>
+      <w:r>
+        <w:rPr>
+          <w:rFonts w:ascii="Times New Roman" w:hAnsi="Times New Roman" w:cs="Times New Roman"/>
+          <w:b/>
+          <w:bCs/>
+          <w:sz w:val="32"/>
+          <w:szCs w:val="32"/>
+        </w:rPr>
+        <w:t>Add load balancer and multiple app servers</w:t>
+      </w:r>
+      <w:r>
+        <w:rPr>
+          <w:rFonts w:ascii="Times New Roman" w:hAnsi="Times New Roman" w:cs="Times New Roman"/>
+          <w:sz w:val="32"/>
+          <w:szCs w:val="32"/>
+        </w:rPr>
+        <w:t xml:space="preserve"> </w:t>
+      </w:r>
+      <w:r>
+        <w:rPr>
+          <w:rFonts w:ascii="Times New Roman" w:hAnsi="Times New Roman" w:cs="Times New Roman"/>
+          <w:sz w:val="32"/>
+          <w:szCs w:val="32"/>
+        </w:rPr>
+        <w:t>–</w:t>
+      </w:r>
+      <w:r>
+        <w:rPr>
+          <w:rFonts w:ascii="Times New Roman" w:hAnsi="Times New Roman" w:cs="Times New Roman"/>
+          <w:sz w:val="32"/>
+          <w:szCs w:val="32"/>
+        </w:rPr>
+        <w:t xml:space="preserve"> </w:t>
+      </w:r>
+      <w:r>
+        <w:rPr>
+          <w:rFonts w:ascii="Times New Roman" w:hAnsi="Times New Roman" w:cs="Times New Roman"/>
+          <w:sz w:val="32"/>
+          <w:szCs w:val="32"/>
+        </w:rPr>
+        <w:t>if I want more traffic then I need to add load balancer for handling traffic</w:t>
+      </w:r>
+      <w:r>
+        <w:rPr>
+          <w:rFonts w:ascii="Times New Roman" w:hAnsi="Times New Roman" w:cs="Times New Roman"/>
+          <w:sz w:val="32"/>
+          <w:szCs w:val="32"/>
+        </w:rPr>
+        <w:t xml:space="preserve"> (e.g.- load balancer divides the traffic over different application servers)</w:t>
+      </w:r>
+      <w:r>
+        <w:rPr>
+          <w:rFonts w:ascii="Times New Roman" w:hAnsi="Times New Roman" w:cs="Times New Roman"/>
+          <w:sz w:val="32"/>
+          <w:szCs w:val="32"/>
+        </w:rPr>
+        <w:t xml:space="preserve"> and separate app servers in multiple instances. Client will talk to load balancer and load balancer decides where to send the requests. Load balancer also provides the security </w:t>
+      </w:r>
+      <w:proofErr w:type="spellStart"/>
+      <w:proofErr w:type="gramStart"/>
+      <w:r>
+        <w:rPr>
+          <w:rFonts w:ascii="Times New Roman" w:hAnsi="Times New Roman" w:cs="Times New Roman"/>
+          <w:sz w:val="32"/>
+          <w:szCs w:val="32"/>
+        </w:rPr>
+        <w:t>eg</w:t>
+      </w:r>
+      <w:proofErr w:type="spellEnd"/>
+      <w:r>
+        <w:rPr>
+          <w:rFonts w:ascii="Times New Roman" w:hAnsi="Times New Roman" w:cs="Times New Roman"/>
+          <w:sz w:val="32"/>
+          <w:szCs w:val="32"/>
+        </w:rPr>
+        <w:t>:-</w:t>
+      </w:r>
+      <w:proofErr w:type="gramEnd"/>
+      <w:r>
+        <w:rPr>
+          <w:rFonts w:ascii="Times New Roman" w:hAnsi="Times New Roman" w:cs="Times New Roman"/>
+          <w:sz w:val="32"/>
+          <w:szCs w:val="32"/>
+        </w:rPr>
+        <w:t xml:space="preserve"> load balancers talks with application on private </w:t>
+      </w:r>
+      <w:proofErr w:type="spellStart"/>
+      <w:r>
+        <w:rPr>
+          <w:rFonts w:ascii="Times New Roman" w:hAnsi="Times New Roman" w:cs="Times New Roman"/>
+          <w:sz w:val="32"/>
+          <w:szCs w:val="32"/>
+        </w:rPr>
+        <w:t>ip’s</w:t>
+      </w:r>
+      <w:proofErr w:type="spellEnd"/>
+      <w:r>
+        <w:rPr>
+          <w:rFonts w:ascii="Times New Roman" w:hAnsi="Times New Roman" w:cs="Times New Roman"/>
+          <w:sz w:val="32"/>
+          <w:szCs w:val="32"/>
+        </w:rPr>
+        <w:t>.</w:t>
+      </w:r>
+      <w:r>
+        <w:rPr>
+          <w:rFonts w:ascii="Times New Roman" w:hAnsi="Times New Roman" w:cs="Times New Roman"/>
+          <w:sz w:val="32"/>
+          <w:szCs w:val="32"/>
+        </w:rPr>
+        <w:br/>
+        <w:t xml:space="preserve">                              </w:t>
+      </w:r>
+      <w:r>
+        <w:rPr>
+          <w:rFonts w:ascii="Times New Roman" w:hAnsi="Times New Roman" w:cs="Times New Roman"/>
+          <w:noProof/>
+          <w:sz w:val="32"/>
+          <w:szCs w:val="32"/>
+        </w:rPr>
+        <w:drawing>
+          <wp:inline distT="0" distB="0" distL="0" distR="0" wp14:anchorId="3E5148A8" wp14:editId="19C29034">
+            <wp:extent cx="3152775" cy="2455574"/>
+            <wp:effectExtent l="0" t="0" r="0" b="1905"/>
+            <wp:docPr id="3" name="Picture 3"/>
+            <wp:cNvGraphicFramePr>
+              <a:graphicFrameLocks xmlns:a="http://schemas.openxmlformats.org/drawingml/2006/main" noChangeAspect="1"/>
+            </wp:cNvGraphicFramePr>
+            <a:graphic xmlns:a="http://schemas.openxmlformats.org/drawingml/2006/main">
+              <a:graphicData uri="http://schemas.openxmlformats.org/drawingml/2006/picture">
+                <pic:pic xmlns:pic="http://schemas.openxmlformats.org/drawingml/2006/picture">
+                  <pic:nvPicPr>
+                    <pic:cNvPr id="1" name=""/>
+                    <pic:cNvPicPr/>
+                  </pic:nvPicPr>
+                  <pic:blipFill>
+                    <a:blip r:embed="rId9"/>
+                    <a:stretch>
+                      <a:fillRect/>
+                    </a:stretch>
+                  </pic:blipFill>
+                  <pic:spPr>
+                    <a:xfrm>
+                      <a:off x="0" y="0"/>
                       <a:ext cx="3169602" cy="2468680"/>
                     </a:xfrm>
                     <a:prstGeom prst="rect">
@@ -1294,15 +1297,1942 @@
     </w:p>
     <w:p>
       <w:pPr>
+        <w:pStyle w:val="pdq2pgselectionanchorcontainer"/>
+        <w:rPr>
+          <w:color w:val="000000" w:themeColor="text1"/>
+        </w:rPr>
+      </w:pPr>
+      <w:r>
+        <w:rPr>
+          <w:b/>
+          <w:bCs/>
+          <w:color w:val="273239"/>
+          <w:sz w:val="32"/>
+          <w:szCs w:val="32"/>
+        </w:rPr>
+        <w:t>Note</w:t>
+      </w:r>
+      <w:r>
+        <w:rPr>
+          <w:color w:val="273239"/>
+          <w:sz w:val="32"/>
+          <w:szCs w:val="32"/>
+        </w:rPr>
+        <w:t xml:space="preserve"> – till now we have </w:t>
+      </w:r>
+      <w:proofErr w:type="gramStart"/>
+      <w:r>
+        <w:rPr>
+          <w:color w:val="273239"/>
+          <w:sz w:val="32"/>
+          <w:szCs w:val="32"/>
+        </w:rPr>
+        <w:t>handle</w:t>
+      </w:r>
+      <w:proofErr w:type="gramEnd"/>
+      <w:r>
+        <w:rPr>
+          <w:color w:val="273239"/>
+          <w:sz w:val="32"/>
+          <w:szCs w:val="32"/>
+        </w:rPr>
+        <w:t xml:space="preserve"> the failure cases also with </w:t>
+      </w:r>
+      <w:r>
+        <w:rPr>
+          <w:b/>
+          <w:bCs/>
+          <w:color w:val="273239"/>
+          <w:sz w:val="32"/>
+          <w:szCs w:val="32"/>
+        </w:rPr>
+        <w:t>load balancer</w:t>
+      </w:r>
+      <w:r>
+        <w:rPr>
+          <w:color w:val="273239"/>
+          <w:sz w:val="32"/>
+          <w:szCs w:val="32"/>
+        </w:rPr>
+        <w:t xml:space="preserve"> and </w:t>
+      </w:r>
+      <w:r>
+        <w:rPr>
+          <w:b/>
+          <w:bCs/>
+          <w:color w:val="273239"/>
+          <w:sz w:val="32"/>
+          <w:szCs w:val="32"/>
+        </w:rPr>
+        <w:t>master and slave database replication</w:t>
+      </w:r>
+      <w:r>
+        <w:rPr>
+          <w:b/>
+          <w:bCs/>
+          <w:color w:val="273239"/>
+          <w:sz w:val="32"/>
+          <w:szCs w:val="32"/>
+        </w:rPr>
+        <w:t xml:space="preserve">. </w:t>
+      </w:r>
+      <w:r>
+        <w:rPr>
+          <w:color w:val="273239"/>
+          <w:sz w:val="32"/>
+          <w:szCs w:val="32"/>
+        </w:rPr>
+        <w:t xml:space="preserve">Like if one fail other one will </w:t>
+      </w:r>
+      <w:proofErr w:type="spellStart"/>
+      <w:r>
+        <w:rPr>
+          <w:color w:val="273239"/>
+          <w:sz w:val="32"/>
+          <w:szCs w:val="32"/>
+        </w:rPr>
+        <w:t>will</w:t>
+      </w:r>
+      <w:proofErr w:type="spellEnd"/>
+      <w:r>
+        <w:rPr>
+          <w:color w:val="273239"/>
+          <w:sz w:val="32"/>
+          <w:szCs w:val="32"/>
+        </w:rPr>
+        <w:t xml:space="preserve"> take place in the pair of </w:t>
+      </w:r>
+      <w:r>
+        <w:rPr>
+          <w:b/>
+          <w:bCs/>
+          <w:color w:val="273239"/>
+          <w:sz w:val="32"/>
+          <w:szCs w:val="32"/>
+        </w:rPr>
+        <w:t xml:space="preserve">application to application </w:t>
+      </w:r>
+      <w:r>
+        <w:rPr>
+          <w:color w:val="273239"/>
+          <w:sz w:val="32"/>
+          <w:szCs w:val="32"/>
+        </w:rPr>
+        <w:t xml:space="preserve">and also in </w:t>
+      </w:r>
+      <w:r>
+        <w:rPr>
+          <w:b/>
+          <w:bCs/>
+          <w:color w:val="273239"/>
+          <w:sz w:val="32"/>
+          <w:szCs w:val="32"/>
+        </w:rPr>
+        <w:t>master to slave</w:t>
+      </w:r>
+      <w:r>
+        <w:rPr>
+          <w:color w:val="273239"/>
+          <w:sz w:val="32"/>
+          <w:szCs w:val="32"/>
+        </w:rPr>
+        <w:t xml:space="preserve"> concept.</w:t>
+      </w:r>
+      <w:r>
+        <w:rPr>
+          <w:color w:val="273239"/>
+          <w:sz w:val="32"/>
+          <w:szCs w:val="32"/>
+        </w:rPr>
+        <w:br/>
+      </w:r>
+      <w:r>
+        <w:rPr>
+          <w:color w:val="273239"/>
+          <w:sz w:val="32"/>
+          <w:szCs w:val="32"/>
+        </w:rPr>
+        <w:br/>
+        <w:t xml:space="preserve">5. </w:t>
+      </w:r>
+      <w:r>
+        <w:rPr>
+          <w:b/>
+          <w:bCs/>
+          <w:color w:val="273239"/>
+          <w:sz w:val="32"/>
+          <w:szCs w:val="32"/>
+        </w:rPr>
+        <w:t>Apply caching</w:t>
+      </w:r>
+      <w:r>
+        <w:rPr>
+          <w:color w:val="273239"/>
+          <w:sz w:val="32"/>
+          <w:szCs w:val="32"/>
+        </w:rPr>
+        <w:t xml:space="preserve"> – if request comes to the application server it first </w:t>
+      </w:r>
+      <w:proofErr w:type="gramStart"/>
+      <w:r>
+        <w:rPr>
+          <w:color w:val="273239"/>
+          <w:sz w:val="32"/>
+          <w:szCs w:val="32"/>
+        </w:rPr>
+        <w:t>go</w:t>
+      </w:r>
+      <w:proofErr w:type="gramEnd"/>
+      <w:r>
+        <w:rPr>
+          <w:color w:val="273239"/>
+          <w:sz w:val="32"/>
+          <w:szCs w:val="32"/>
+        </w:rPr>
+        <w:t xml:space="preserve"> to the cache then if data get found then it will get data. Data base operations are very expensive.</w:t>
+      </w:r>
+      <w:r>
+        <w:rPr>
+          <w:color w:val="273239"/>
+          <w:sz w:val="32"/>
+          <w:szCs w:val="32"/>
+        </w:rPr>
+        <w:t xml:space="preserve"> Cache also </w:t>
+      </w:r>
+      <w:proofErr w:type="gramStart"/>
+      <w:r>
+        <w:rPr>
+          <w:color w:val="273239"/>
+          <w:sz w:val="32"/>
+          <w:szCs w:val="32"/>
+        </w:rPr>
+        <w:t>improve</w:t>
+      </w:r>
+      <w:proofErr w:type="gramEnd"/>
+      <w:r>
+        <w:rPr>
+          <w:color w:val="273239"/>
+          <w:sz w:val="32"/>
+          <w:szCs w:val="32"/>
+        </w:rPr>
+        <w:t xml:space="preserve"> the performance for request to the database.</w:t>
+      </w:r>
+      <w:r>
+        <w:rPr>
+          <w:color w:val="273239"/>
+          <w:sz w:val="32"/>
+          <w:szCs w:val="32"/>
+        </w:rPr>
+        <w:br/>
+      </w:r>
+      <w:r>
+        <w:rPr>
+          <w:color w:val="273239"/>
+          <w:sz w:val="32"/>
+          <w:szCs w:val="32"/>
+        </w:rPr>
+        <w:br/>
+      </w:r>
+      <w:r>
+        <w:rPr>
+          <w:color w:val="273239"/>
+          <w:sz w:val="32"/>
+          <w:szCs w:val="32"/>
+        </w:rPr>
+        <w:br/>
+      </w:r>
+      <w:r>
+        <w:rPr>
+          <w:color w:val="273239"/>
+          <w:sz w:val="32"/>
+          <w:szCs w:val="32"/>
+        </w:rPr>
+        <w:lastRenderedPageBreak/>
+        <w:br/>
+      </w:r>
+      <w:r>
+        <w:rPr>
+          <w:color w:val="273239"/>
+          <w:sz w:val="32"/>
+          <w:szCs w:val="32"/>
+        </w:rPr>
+        <w:br/>
+      </w:r>
+      <w:r>
+        <w:rPr>
+          <w:color w:val="000000" w:themeColor="text1"/>
+        </w:rPr>
+        <w:t>Here's a concise summary you can remember for interviews.</w:t>
+      </w:r>
+    </w:p>
+    <w:p>
+      <w:pPr>
+        <w:rPr>
+          <w:rFonts w:ascii="Times New Roman" w:hAnsi="Times New Roman" w:cs="Times New Roman"/>
+          <w:color w:val="000000" w:themeColor="text1"/>
+        </w:rPr>
+      </w:pPr>
+      <w:r>
+        <w:rPr>
+          <w:rFonts w:ascii="Times New Roman" w:hAnsi="Times New Roman" w:cs="Times New Roman"/>
+          <w:color w:val="000000" w:themeColor="text1"/>
+        </w:rPr>
+        <w:pict w14:anchorId="3D611A5A">
+          <v:rect id="_x0000_i1025" style="width:0;height:1.5pt" o:hralign="center" o:hrstd="t" o:hr="t" fillcolor="#a0a0a0" stroked="f"/>
+        </w:pict>
+      </w:r>
+    </w:p>
+    <w:p>
+      <w:pPr>
+        <w:pStyle w:val="Heading1"/>
+        <w:rPr>
+          <w:rFonts w:ascii="Times New Roman" w:hAnsi="Times New Roman" w:cs="Times New Roman"/>
+          <w:color w:val="000000" w:themeColor="text1"/>
+        </w:rPr>
+      </w:pPr>
+      <w:r>
+        <w:rPr>
+          <w:rFonts w:ascii="Times New Roman" w:hAnsi="Times New Roman" w:cs="Times New Roman"/>
+          <w:color w:val="000000" w:themeColor="text1"/>
+        </w:rPr>
+        <w:t xml:space="preserve">Caching Evolution (0 → 1 </w:t>
+      </w:r>
+      <w:proofErr w:type="gramStart"/>
+      <w:r>
+        <w:rPr>
+          <w:rFonts w:ascii="Times New Roman" w:hAnsi="Times New Roman" w:cs="Times New Roman"/>
+          <w:color w:val="000000" w:themeColor="text1"/>
+        </w:rPr>
+        <w:t>Million</w:t>
+      </w:r>
+      <w:proofErr w:type="gramEnd"/>
+      <w:r>
+        <w:rPr>
+          <w:rFonts w:ascii="Times New Roman" w:hAnsi="Times New Roman" w:cs="Times New Roman"/>
+          <w:color w:val="000000" w:themeColor="text1"/>
+        </w:rPr>
+        <w:t xml:space="preserve"> Users)</w:t>
+      </w:r>
+    </w:p>
+    <w:tbl>
+      <w:tblPr>
+        <w:tblW w:w="0" w:type="auto"/>
+        <w:tblCellSpacing w:w="15" w:type="dxa"/>
+        <w:tblCellMar>
+          <w:top w:w="15" w:type="dxa"/>
+          <w:left w:w="15" w:type="dxa"/>
+          <w:bottom w:w="15" w:type="dxa"/>
+          <w:right w:w="15" w:type="dxa"/>
+        </w:tblCellMar>
+        <w:tblLook w:val="04A0" w:firstRow="1" w:lastRow="0" w:firstColumn="1" w:lastColumn="0" w:noHBand="0" w:noVBand="1"/>
+      </w:tblPr>
+      <w:tblGrid>
+        <w:gridCol w:w="977"/>
+        <w:gridCol w:w="3128"/>
+        <w:gridCol w:w="4921"/>
+      </w:tblGrid>
+      <w:tr>
+        <w:trPr>
+          <w:tblHeader/>
+          <w:tblCellSpacing w:w="15" w:type="dxa"/>
+        </w:trPr>
+        <w:tc>
+          <w:tcPr>
+            <w:tcW w:w="0" w:type="auto"/>
+            <w:vAlign w:val="center"/>
+            <w:hideMark/>
+          </w:tcPr>
+          <w:p>
+            <w:pPr>
+              <w:jc w:val="center"/>
+              <w:rPr>
+                <w:rFonts w:ascii="Times New Roman" w:hAnsi="Times New Roman" w:cs="Times New Roman"/>
+                <w:b/>
+                <w:bCs/>
+                <w:color w:val="000000" w:themeColor="text1"/>
+              </w:rPr>
+            </w:pPr>
+            <w:r>
+              <w:rPr>
+                <w:rFonts w:ascii="Times New Roman" w:hAnsi="Times New Roman" w:cs="Times New Roman"/>
+                <w:b/>
+                <w:bCs/>
+                <w:color w:val="000000" w:themeColor="text1"/>
+              </w:rPr>
+              <w:t>Users</w:t>
+            </w:r>
+          </w:p>
+        </w:tc>
+        <w:tc>
+          <w:tcPr>
+            <w:tcW w:w="0" w:type="auto"/>
+            <w:vAlign w:val="center"/>
+            <w:hideMark/>
+          </w:tcPr>
+          <w:p>
+            <w:pPr>
+              <w:jc w:val="center"/>
+              <w:rPr>
+                <w:rFonts w:ascii="Times New Roman" w:hAnsi="Times New Roman" w:cs="Times New Roman"/>
+                <w:b/>
+                <w:bCs/>
+                <w:color w:val="000000" w:themeColor="text1"/>
+              </w:rPr>
+            </w:pPr>
+            <w:r>
+              <w:rPr>
+                <w:rFonts w:ascii="Times New Roman" w:hAnsi="Times New Roman" w:cs="Times New Roman"/>
+                <w:b/>
+                <w:bCs/>
+                <w:color w:val="000000" w:themeColor="text1"/>
+              </w:rPr>
+              <w:t>Architecture</w:t>
+            </w:r>
+          </w:p>
+        </w:tc>
+        <w:tc>
+          <w:tcPr>
+            <w:tcW w:w="0" w:type="auto"/>
+            <w:vAlign w:val="center"/>
+            <w:hideMark/>
+          </w:tcPr>
+          <w:p>
+            <w:pPr>
+              <w:jc w:val="center"/>
+              <w:rPr>
+                <w:rFonts w:ascii="Times New Roman" w:hAnsi="Times New Roman" w:cs="Times New Roman"/>
+                <w:b/>
+                <w:bCs/>
+                <w:color w:val="000000" w:themeColor="text1"/>
+              </w:rPr>
+            </w:pPr>
+            <w:r>
+              <w:rPr>
+                <w:rFonts w:ascii="Times New Roman" w:hAnsi="Times New Roman" w:cs="Times New Roman"/>
+                <w:b/>
+                <w:bCs/>
+                <w:color w:val="000000" w:themeColor="text1"/>
+              </w:rPr>
+              <w:t>Caching Strategy</w:t>
+            </w:r>
+          </w:p>
+        </w:tc>
+      </w:tr>
+      <w:tr>
+        <w:trPr>
+          <w:tblCellSpacing w:w="15" w:type="dxa"/>
+        </w:trPr>
+        <w:tc>
+          <w:tcPr>
+            <w:tcW w:w="0" w:type="auto"/>
+            <w:vAlign w:val="center"/>
+            <w:hideMark/>
+          </w:tcPr>
+          <w:p>
+            <w:pPr>
+              <w:rPr>
+                <w:rFonts w:ascii="Times New Roman" w:hAnsi="Times New Roman" w:cs="Times New Roman"/>
+                <w:color w:val="000000" w:themeColor="text1"/>
+              </w:rPr>
+            </w:pPr>
+            <w:r>
+              <w:rPr>
+                <w:rFonts w:ascii="Times New Roman" w:hAnsi="Times New Roman" w:cs="Times New Roman"/>
+                <w:color w:val="000000" w:themeColor="text1"/>
+              </w:rPr>
+              <w:t>0–1K</w:t>
+            </w:r>
+          </w:p>
+        </w:tc>
+        <w:tc>
+          <w:tcPr>
+            <w:tcW w:w="0" w:type="auto"/>
+            <w:vAlign w:val="center"/>
+            <w:hideMark/>
+          </w:tcPr>
+          <w:p>
+            <w:pPr>
+              <w:rPr>
+                <w:rFonts w:ascii="Times New Roman" w:hAnsi="Times New Roman" w:cs="Times New Roman"/>
+                <w:color w:val="000000" w:themeColor="text1"/>
+              </w:rPr>
+            </w:pPr>
+            <w:r>
+              <w:rPr>
+                <w:rFonts w:ascii="Times New Roman" w:hAnsi="Times New Roman" w:cs="Times New Roman"/>
+                <w:color w:val="000000" w:themeColor="text1"/>
+              </w:rPr>
+              <w:t>App → Database</w:t>
+            </w:r>
+          </w:p>
+        </w:tc>
+        <w:tc>
+          <w:tcPr>
+            <w:tcW w:w="0" w:type="auto"/>
+            <w:vAlign w:val="center"/>
+            <w:hideMark/>
+          </w:tcPr>
+          <w:p>
+            <w:pPr>
+              <w:rPr>
+                <w:rFonts w:ascii="Times New Roman" w:hAnsi="Times New Roman" w:cs="Times New Roman"/>
+                <w:color w:val="000000" w:themeColor="text1"/>
+              </w:rPr>
+            </w:pPr>
+            <w:r>
+              <w:rPr>
+                <w:rFonts w:ascii="Times New Roman" w:hAnsi="Times New Roman" w:cs="Times New Roman"/>
+                <w:color w:val="000000" w:themeColor="text1"/>
+              </w:rPr>
+              <w:t>No cache. Keep it simple.</w:t>
+            </w:r>
+          </w:p>
+        </w:tc>
+      </w:tr>
+      <w:tr>
+        <w:trPr>
+          <w:tblCellSpacing w:w="15" w:type="dxa"/>
+        </w:trPr>
+        <w:tc>
+          <w:tcPr>
+            <w:tcW w:w="0" w:type="auto"/>
+            <w:vAlign w:val="center"/>
+            <w:hideMark/>
+          </w:tcPr>
+          <w:p>
+            <w:pPr>
+              <w:rPr>
+                <w:rFonts w:ascii="Times New Roman" w:hAnsi="Times New Roman" w:cs="Times New Roman"/>
+                <w:color w:val="000000" w:themeColor="text1"/>
+              </w:rPr>
+            </w:pPr>
+            <w:r>
+              <w:rPr>
+                <w:rFonts w:ascii="Times New Roman" w:hAnsi="Times New Roman" w:cs="Times New Roman"/>
+                <w:color w:val="000000" w:themeColor="text1"/>
+              </w:rPr>
+              <w:t>1K–10K</w:t>
+            </w:r>
+          </w:p>
+        </w:tc>
+        <w:tc>
+          <w:tcPr>
+            <w:tcW w:w="0" w:type="auto"/>
+            <w:vAlign w:val="center"/>
+            <w:hideMark/>
+          </w:tcPr>
+          <w:p>
+            <w:pPr>
+              <w:rPr>
+                <w:rFonts w:ascii="Times New Roman" w:hAnsi="Times New Roman" w:cs="Times New Roman"/>
+                <w:color w:val="000000" w:themeColor="text1"/>
+              </w:rPr>
+            </w:pPr>
+            <w:r>
+              <w:rPr>
+                <w:rFonts w:ascii="Times New Roman" w:hAnsi="Times New Roman" w:cs="Times New Roman"/>
+                <w:color w:val="000000" w:themeColor="text1"/>
+              </w:rPr>
+              <w:t>App → In-Memory Cache → Database</w:t>
+            </w:r>
+          </w:p>
+        </w:tc>
+        <w:tc>
+          <w:tcPr>
+            <w:tcW w:w="0" w:type="auto"/>
+            <w:vAlign w:val="center"/>
+            <w:hideMark/>
+          </w:tcPr>
+          <w:p>
+            <w:pPr>
+              <w:rPr>
+                <w:rFonts w:ascii="Times New Roman" w:hAnsi="Times New Roman" w:cs="Times New Roman"/>
+                <w:color w:val="000000" w:themeColor="text1"/>
+              </w:rPr>
+            </w:pPr>
+            <w:r>
+              <w:rPr>
+                <w:rFonts w:ascii="Times New Roman" w:hAnsi="Times New Roman" w:cs="Times New Roman"/>
+                <w:color w:val="000000" w:themeColor="text1"/>
+              </w:rPr>
+              <w:t xml:space="preserve">Cache frequently read data using </w:t>
+            </w:r>
+            <w:r>
+              <w:rPr>
+                <w:rStyle w:val="HTMLCode"/>
+                <w:rFonts w:ascii="Times New Roman" w:eastAsiaTheme="minorHAnsi" w:hAnsi="Times New Roman" w:cs="Times New Roman"/>
+                <w:color w:val="000000" w:themeColor="text1"/>
+              </w:rPr>
+              <w:t>@Cacheable</w:t>
+            </w:r>
+            <w:r>
+              <w:rPr>
+                <w:rFonts w:ascii="Times New Roman" w:hAnsi="Times New Roman" w:cs="Times New Roman"/>
+                <w:color w:val="000000" w:themeColor="text1"/>
+              </w:rPr>
+              <w:t xml:space="preserve"> or local cache.</w:t>
+            </w:r>
+          </w:p>
+        </w:tc>
+      </w:tr>
+      <w:tr>
+        <w:trPr>
+          <w:tblCellSpacing w:w="15" w:type="dxa"/>
+        </w:trPr>
+        <w:tc>
+          <w:tcPr>
+            <w:tcW w:w="0" w:type="auto"/>
+            <w:vAlign w:val="center"/>
+            <w:hideMark/>
+          </w:tcPr>
+          <w:p>
+            <w:pPr>
+              <w:rPr>
+                <w:rFonts w:ascii="Times New Roman" w:hAnsi="Times New Roman" w:cs="Times New Roman"/>
+                <w:color w:val="000000" w:themeColor="text1"/>
+              </w:rPr>
+            </w:pPr>
+            <w:r>
+              <w:rPr>
+                <w:rFonts w:ascii="Times New Roman" w:hAnsi="Times New Roman" w:cs="Times New Roman"/>
+                <w:color w:val="000000" w:themeColor="text1"/>
+              </w:rPr>
+              <w:t>10K–100K</w:t>
+            </w:r>
+          </w:p>
+        </w:tc>
+        <w:tc>
+          <w:tcPr>
+            <w:tcW w:w="0" w:type="auto"/>
+            <w:vAlign w:val="center"/>
+            <w:hideMark/>
+          </w:tcPr>
+          <w:p>
+            <w:pPr>
+              <w:rPr>
+                <w:rFonts w:ascii="Times New Roman" w:hAnsi="Times New Roman" w:cs="Times New Roman"/>
+                <w:color w:val="000000" w:themeColor="text1"/>
+              </w:rPr>
+            </w:pPr>
+            <w:r>
+              <w:rPr>
+                <w:rFonts w:ascii="Times New Roman" w:hAnsi="Times New Roman" w:cs="Times New Roman"/>
+                <w:color w:val="000000" w:themeColor="text1"/>
+              </w:rPr>
+              <w:t>Multiple App Instances → Redis → Database</w:t>
+            </w:r>
+          </w:p>
+        </w:tc>
+        <w:tc>
+          <w:tcPr>
+            <w:tcW w:w="0" w:type="auto"/>
+            <w:vAlign w:val="center"/>
+            <w:hideMark/>
+          </w:tcPr>
+          <w:p>
+            <w:pPr>
+              <w:rPr>
+                <w:rFonts w:ascii="Times New Roman" w:hAnsi="Times New Roman" w:cs="Times New Roman"/>
+                <w:color w:val="000000" w:themeColor="text1"/>
+              </w:rPr>
+            </w:pPr>
+            <w:r>
+              <w:rPr>
+                <w:rFonts w:ascii="Times New Roman" w:hAnsi="Times New Roman" w:cs="Times New Roman"/>
+                <w:color w:val="000000" w:themeColor="text1"/>
+              </w:rPr>
+              <w:t>Move to a distributed cache (Redis) because local caches become inconsistent.</w:t>
+            </w:r>
+          </w:p>
+        </w:tc>
+      </w:tr>
+      <w:tr>
+        <w:trPr>
+          <w:tblCellSpacing w:w="15" w:type="dxa"/>
+        </w:trPr>
+        <w:tc>
+          <w:tcPr>
+            <w:tcW w:w="0" w:type="auto"/>
+            <w:vAlign w:val="center"/>
+            <w:hideMark/>
+          </w:tcPr>
+          <w:p>
+            <w:pPr>
+              <w:rPr>
+                <w:rFonts w:ascii="Times New Roman" w:hAnsi="Times New Roman" w:cs="Times New Roman"/>
+                <w:color w:val="000000" w:themeColor="text1"/>
+              </w:rPr>
+            </w:pPr>
+            <w:r>
+              <w:rPr>
+                <w:rFonts w:ascii="Times New Roman" w:hAnsi="Times New Roman" w:cs="Times New Roman"/>
+                <w:color w:val="000000" w:themeColor="text1"/>
+              </w:rPr>
+              <w:t>100K–500K</w:t>
+            </w:r>
+          </w:p>
+        </w:tc>
+        <w:tc>
+          <w:tcPr>
+            <w:tcW w:w="0" w:type="auto"/>
+            <w:vAlign w:val="center"/>
+            <w:hideMark/>
+          </w:tcPr>
+          <w:p>
+            <w:pPr>
+              <w:rPr>
+                <w:rFonts w:ascii="Times New Roman" w:hAnsi="Times New Roman" w:cs="Times New Roman"/>
+                <w:color w:val="000000" w:themeColor="text1"/>
+              </w:rPr>
+            </w:pPr>
+            <w:r>
+              <w:rPr>
+                <w:rFonts w:ascii="Times New Roman" w:hAnsi="Times New Roman" w:cs="Times New Roman"/>
+                <w:color w:val="000000" w:themeColor="text1"/>
+              </w:rPr>
+              <w:t>Redis + Database</w:t>
+            </w:r>
+          </w:p>
+        </w:tc>
+        <w:tc>
+          <w:tcPr>
+            <w:tcW w:w="0" w:type="auto"/>
+            <w:vAlign w:val="center"/>
+            <w:hideMark/>
+          </w:tcPr>
+          <w:p>
+            <w:pPr>
+              <w:rPr>
+                <w:rFonts w:ascii="Times New Roman" w:hAnsi="Times New Roman" w:cs="Times New Roman"/>
+                <w:color w:val="000000" w:themeColor="text1"/>
+              </w:rPr>
+            </w:pPr>
+            <w:r>
+              <w:rPr>
+                <w:rFonts w:ascii="Times New Roman" w:hAnsi="Times New Roman" w:cs="Times New Roman"/>
+                <w:color w:val="000000" w:themeColor="text1"/>
+              </w:rPr>
+              <w:t>Cache read-heavy APIs with appropriate TTLs to reduce database load.</w:t>
+            </w:r>
+          </w:p>
+        </w:tc>
+      </w:tr>
+      <w:tr>
+        <w:trPr>
+          <w:tblCellSpacing w:w="15" w:type="dxa"/>
+        </w:trPr>
+        <w:tc>
+          <w:tcPr>
+            <w:tcW w:w="0" w:type="auto"/>
+            <w:vAlign w:val="center"/>
+            <w:hideMark/>
+          </w:tcPr>
+          <w:p>
+            <w:pPr>
+              <w:rPr>
+                <w:rFonts w:ascii="Times New Roman" w:hAnsi="Times New Roman" w:cs="Times New Roman"/>
+                <w:color w:val="000000" w:themeColor="text1"/>
+              </w:rPr>
+            </w:pPr>
+            <w:r>
+              <w:rPr>
+                <w:rFonts w:ascii="Times New Roman" w:hAnsi="Times New Roman" w:cs="Times New Roman"/>
+                <w:color w:val="000000" w:themeColor="text1"/>
+              </w:rPr>
+              <w:t>500K–1M</w:t>
+            </w:r>
+          </w:p>
+        </w:tc>
+        <w:tc>
+          <w:tcPr>
+            <w:tcW w:w="0" w:type="auto"/>
+            <w:vAlign w:val="center"/>
+            <w:hideMark/>
+          </w:tcPr>
+          <w:p>
+            <w:pPr>
+              <w:rPr>
+                <w:rFonts w:ascii="Times New Roman" w:hAnsi="Times New Roman" w:cs="Times New Roman"/>
+                <w:color w:val="000000" w:themeColor="text1"/>
+              </w:rPr>
+            </w:pPr>
+            <w:r>
+              <w:rPr>
+                <w:rFonts w:ascii="Times New Roman" w:hAnsi="Times New Roman" w:cs="Times New Roman"/>
+                <w:color w:val="000000" w:themeColor="text1"/>
+              </w:rPr>
+              <w:t>Redis + Sessions + Multiple Cache Types</w:t>
+            </w:r>
+          </w:p>
+        </w:tc>
+        <w:tc>
+          <w:tcPr>
+            <w:tcW w:w="0" w:type="auto"/>
+            <w:vAlign w:val="center"/>
+            <w:hideMark/>
+          </w:tcPr>
+          <w:p>
+            <w:pPr>
+              <w:rPr>
+                <w:rFonts w:ascii="Times New Roman" w:hAnsi="Times New Roman" w:cs="Times New Roman"/>
+                <w:color w:val="000000" w:themeColor="text1"/>
+              </w:rPr>
+            </w:pPr>
+            <w:r>
+              <w:rPr>
+                <w:rFonts w:ascii="Times New Roman" w:hAnsi="Times New Roman" w:cs="Times New Roman"/>
+                <w:color w:val="000000" w:themeColor="text1"/>
+              </w:rPr>
+              <w:t>Cache products, user profiles, configurations, and sessions with different TTLs.</w:t>
+            </w:r>
+          </w:p>
+        </w:tc>
+      </w:tr>
+      <w:tr>
+        <w:trPr>
+          <w:tblCellSpacing w:w="15" w:type="dxa"/>
+        </w:trPr>
+        <w:tc>
+          <w:tcPr>
+            <w:tcW w:w="0" w:type="auto"/>
+            <w:vAlign w:val="center"/>
+            <w:hideMark/>
+          </w:tcPr>
+          <w:p>
+            <w:pPr>
+              <w:rPr>
+                <w:rFonts w:ascii="Times New Roman" w:hAnsi="Times New Roman" w:cs="Times New Roman"/>
+                <w:color w:val="000000" w:themeColor="text1"/>
+              </w:rPr>
+            </w:pPr>
+            <w:r>
+              <w:rPr>
+                <w:rFonts w:ascii="Times New Roman" w:hAnsi="Times New Roman" w:cs="Times New Roman"/>
+                <w:color w:val="000000" w:themeColor="text1"/>
+              </w:rPr>
+              <w:t>1M+</w:t>
+            </w:r>
+          </w:p>
+        </w:tc>
+        <w:tc>
+          <w:tcPr>
+            <w:tcW w:w="0" w:type="auto"/>
+            <w:vAlign w:val="center"/>
+            <w:hideMark/>
+          </w:tcPr>
+          <w:p>
+            <w:pPr>
+              <w:rPr>
+                <w:rFonts w:ascii="Times New Roman" w:hAnsi="Times New Roman" w:cs="Times New Roman"/>
+                <w:color w:val="000000" w:themeColor="text1"/>
+              </w:rPr>
+            </w:pPr>
+            <w:r>
+              <w:rPr>
+                <w:rFonts w:ascii="Times New Roman" w:hAnsi="Times New Roman" w:cs="Times New Roman"/>
+                <w:color w:val="000000" w:themeColor="text1"/>
+              </w:rPr>
+              <w:t>Browser → CDN → App → Redis → Database</w:t>
+            </w:r>
+          </w:p>
+        </w:tc>
+        <w:tc>
+          <w:tcPr>
+            <w:tcW w:w="0" w:type="auto"/>
+            <w:vAlign w:val="center"/>
+            <w:hideMark/>
+          </w:tcPr>
+          <w:p>
+            <w:pPr>
+              <w:rPr>
+                <w:rFonts w:ascii="Times New Roman" w:hAnsi="Times New Roman" w:cs="Times New Roman"/>
+                <w:color w:val="000000" w:themeColor="text1"/>
+              </w:rPr>
+            </w:pPr>
+            <w:r>
+              <w:rPr>
+                <w:rFonts w:ascii="Times New Roman" w:hAnsi="Times New Roman" w:cs="Times New Roman"/>
+                <w:color w:val="000000" w:themeColor="text1"/>
+              </w:rPr>
+              <w:t>Introduce multi-level caching for maximum scalability.</w:t>
+            </w:r>
+          </w:p>
+        </w:tc>
+      </w:tr>
+    </w:tbl>
+    <w:p>
+      <w:pPr>
+        <w:rPr>
+          <w:rFonts w:ascii="Times New Roman" w:hAnsi="Times New Roman" w:cs="Times New Roman"/>
+          <w:color w:val="000000" w:themeColor="text1"/>
+        </w:rPr>
+      </w:pPr>
+      <w:r>
+        <w:rPr>
+          <w:rFonts w:ascii="Times New Roman" w:hAnsi="Times New Roman" w:cs="Times New Roman"/>
+          <w:color w:val="000000" w:themeColor="text1"/>
+        </w:rPr>
+        <w:pict w14:anchorId="513CB62D">
+          <v:rect id="_x0000_i1026" style="width:0;height:1.5pt" o:hralign="center" o:hrstd="t" o:hr="t" fillcolor="#a0a0a0" stroked="f"/>
+        </w:pict>
+      </w:r>
+    </w:p>
+    <w:p>
+      <w:pPr>
+        <w:pStyle w:val="Heading1"/>
+        <w:rPr>
+          <w:rFonts w:ascii="Times New Roman" w:hAnsi="Times New Roman" w:cs="Times New Roman"/>
+          <w:color w:val="000000" w:themeColor="text1"/>
+        </w:rPr>
+      </w:pPr>
+      <w:r>
+        <w:rPr>
+          <w:rFonts w:ascii="Times New Roman" w:hAnsi="Times New Roman" w:cs="Times New Roman"/>
+          <w:color w:val="000000" w:themeColor="text1"/>
+        </w:rPr>
+        <w:t>What to Cache</w:t>
+      </w:r>
+    </w:p>
+    <w:p>
+      <w:pPr>
+        <w:pStyle w:val="NormalWeb"/>
+        <w:rPr>
+          <w:color w:val="000000" w:themeColor="text1"/>
+        </w:rPr>
+      </w:pPr>
+      <w:r>
+        <w:rPr>
+          <w:rFonts w:ascii="Segoe UI Emoji" w:hAnsi="Segoe UI Emoji" w:cs="Segoe UI Emoji"/>
+          <w:color w:val="000000" w:themeColor="text1"/>
+        </w:rPr>
+        <w:t>✅</w:t>
+      </w:r>
+      <w:r>
+        <w:rPr>
+          <w:color w:val="000000" w:themeColor="text1"/>
+        </w:rPr>
+        <w:t xml:space="preserve"> Good candidates:</w:t>
+      </w:r>
+    </w:p>
+    <w:p>
+      <w:pPr>
+        <w:numPr>
+          <w:ilvl w:val="0"/>
+          <w:numId w:val="5"/>
+        </w:numPr>
+        <w:spacing w:before="100" w:beforeAutospacing="1" w:after="100" w:afterAutospacing="1" w:line="240" w:lineRule="auto"/>
+        <w:rPr>
+          <w:rFonts w:ascii="Times New Roman" w:hAnsi="Times New Roman" w:cs="Times New Roman"/>
+          <w:color w:val="000000" w:themeColor="text1"/>
+        </w:rPr>
+      </w:pPr>
+      <w:r>
+        <w:rPr>
+          <w:rFonts w:ascii="Times New Roman" w:hAnsi="Times New Roman" w:cs="Times New Roman"/>
+          <w:color w:val="000000" w:themeColor="text1"/>
+        </w:rPr>
+        <w:t xml:space="preserve">Product </w:t>
+      </w:r>
+      <w:proofErr w:type="spellStart"/>
+      <w:r>
+        <w:rPr>
+          <w:rFonts w:ascii="Times New Roman" w:hAnsi="Times New Roman" w:cs="Times New Roman"/>
+          <w:color w:val="000000" w:themeColor="text1"/>
+        </w:rPr>
+        <w:t>catalog</w:t>
+      </w:r>
+      <w:proofErr w:type="spellEnd"/>
+      <w:r>
+        <w:rPr>
+          <w:rFonts w:ascii="Times New Roman" w:hAnsi="Times New Roman" w:cs="Times New Roman"/>
+          <w:color w:val="000000" w:themeColor="text1"/>
+        </w:rPr>
+        <w:t xml:space="preserve"> </w:t>
+      </w:r>
+    </w:p>
+    <w:p>
+      <w:pPr>
+        <w:numPr>
+          <w:ilvl w:val="0"/>
+          <w:numId w:val="5"/>
+        </w:numPr>
+        <w:spacing w:before="100" w:beforeAutospacing="1" w:after="100" w:afterAutospacing="1" w:line="240" w:lineRule="auto"/>
+        <w:rPr>
+          <w:rFonts w:ascii="Times New Roman" w:hAnsi="Times New Roman" w:cs="Times New Roman"/>
+          <w:color w:val="000000" w:themeColor="text1"/>
+        </w:rPr>
+      </w:pPr>
+      <w:r>
+        <w:rPr>
+          <w:rFonts w:ascii="Times New Roman" w:hAnsi="Times New Roman" w:cs="Times New Roman"/>
+          <w:color w:val="000000" w:themeColor="text1"/>
+        </w:rPr>
+        <w:t xml:space="preserve">Categories </w:t>
+      </w:r>
+    </w:p>
+    <w:p>
+      <w:pPr>
+        <w:numPr>
+          <w:ilvl w:val="0"/>
+          <w:numId w:val="5"/>
+        </w:numPr>
+        <w:spacing w:before="100" w:beforeAutospacing="1" w:after="100" w:afterAutospacing="1" w:line="240" w:lineRule="auto"/>
+        <w:rPr>
+          <w:rFonts w:ascii="Times New Roman" w:hAnsi="Times New Roman" w:cs="Times New Roman"/>
+          <w:color w:val="000000" w:themeColor="text1"/>
+        </w:rPr>
+      </w:pPr>
+      <w:r>
+        <w:rPr>
+          <w:rFonts w:ascii="Times New Roman" w:hAnsi="Times New Roman" w:cs="Times New Roman"/>
+          <w:color w:val="000000" w:themeColor="text1"/>
+        </w:rPr>
+        <w:t xml:space="preserve">Configuration </w:t>
+      </w:r>
+    </w:p>
+    <w:p>
+      <w:pPr>
+        <w:numPr>
+          <w:ilvl w:val="0"/>
+          <w:numId w:val="5"/>
+        </w:numPr>
+        <w:spacing w:before="100" w:beforeAutospacing="1" w:after="100" w:afterAutospacing="1" w:line="240" w:lineRule="auto"/>
+        <w:rPr>
+          <w:rFonts w:ascii="Times New Roman" w:hAnsi="Times New Roman" w:cs="Times New Roman"/>
+          <w:color w:val="000000" w:themeColor="text1"/>
+        </w:rPr>
+      </w:pPr>
+      <w:r>
+        <w:rPr>
+          <w:rFonts w:ascii="Times New Roman" w:hAnsi="Times New Roman" w:cs="Times New Roman"/>
+          <w:color w:val="000000" w:themeColor="text1"/>
+        </w:rPr>
+        <w:t xml:space="preserve">Country/State lists </w:t>
+      </w:r>
+    </w:p>
+    <w:p>
+      <w:pPr>
+        <w:numPr>
+          <w:ilvl w:val="0"/>
+          <w:numId w:val="5"/>
+        </w:numPr>
+        <w:spacing w:before="100" w:beforeAutospacing="1" w:after="100" w:afterAutospacing="1" w:line="240" w:lineRule="auto"/>
+        <w:rPr>
+          <w:rFonts w:ascii="Times New Roman" w:hAnsi="Times New Roman" w:cs="Times New Roman"/>
+          <w:color w:val="000000" w:themeColor="text1"/>
+        </w:rPr>
+      </w:pPr>
+      <w:r>
+        <w:rPr>
+          <w:rFonts w:ascii="Times New Roman" w:hAnsi="Times New Roman" w:cs="Times New Roman"/>
+          <w:color w:val="000000" w:themeColor="text1"/>
+        </w:rPr>
+        <w:t xml:space="preserve">Public user profiles </w:t>
+      </w:r>
+    </w:p>
+    <w:p>
+      <w:pPr>
+        <w:numPr>
+          <w:ilvl w:val="0"/>
+          <w:numId w:val="5"/>
+        </w:numPr>
+        <w:spacing w:before="100" w:beforeAutospacing="1" w:after="100" w:afterAutospacing="1" w:line="240" w:lineRule="auto"/>
+        <w:rPr>
+          <w:rFonts w:ascii="Times New Roman" w:hAnsi="Times New Roman" w:cs="Times New Roman"/>
+          <w:color w:val="000000" w:themeColor="text1"/>
+        </w:rPr>
+      </w:pPr>
+      <w:r>
+        <w:rPr>
+          <w:rFonts w:ascii="Times New Roman" w:hAnsi="Times New Roman" w:cs="Times New Roman"/>
+          <w:color w:val="000000" w:themeColor="text1"/>
+        </w:rPr>
+        <w:t xml:space="preserve">Frequently accessed APIs </w:t>
+      </w:r>
+    </w:p>
+    <w:p>
+      <w:pPr>
+        <w:pStyle w:val="NormalWeb"/>
+        <w:rPr>
+          <w:color w:val="000000" w:themeColor="text1"/>
+        </w:rPr>
+      </w:pPr>
+      <w:r>
+        <w:rPr>
+          <w:rFonts w:ascii="Segoe UI Emoji" w:hAnsi="Segoe UI Emoji" w:cs="Segoe UI Emoji"/>
+          <w:color w:val="000000" w:themeColor="text1"/>
+        </w:rPr>
+        <w:t>❌</w:t>
+      </w:r>
+      <w:r>
+        <w:rPr>
+          <w:color w:val="000000" w:themeColor="text1"/>
+        </w:rPr>
+        <w:t xml:space="preserve"> Avoid caching:</w:t>
+      </w:r>
+    </w:p>
+    <w:p>
+      <w:pPr>
+        <w:numPr>
+          <w:ilvl w:val="0"/>
+          <w:numId w:val="6"/>
+        </w:numPr>
+        <w:spacing w:before="100" w:beforeAutospacing="1" w:after="100" w:afterAutospacing="1" w:line="240" w:lineRule="auto"/>
+        <w:rPr>
+          <w:rFonts w:ascii="Times New Roman" w:hAnsi="Times New Roman" w:cs="Times New Roman"/>
+          <w:color w:val="000000" w:themeColor="text1"/>
+        </w:rPr>
+      </w:pPr>
+      <w:r>
+        <w:rPr>
+          <w:rFonts w:ascii="Times New Roman" w:hAnsi="Times New Roman" w:cs="Times New Roman"/>
+          <w:color w:val="000000" w:themeColor="text1"/>
+        </w:rPr>
+        <w:t xml:space="preserve">Payment transactions </w:t>
+      </w:r>
+    </w:p>
+    <w:p>
+      <w:pPr>
+        <w:numPr>
+          <w:ilvl w:val="0"/>
+          <w:numId w:val="6"/>
+        </w:numPr>
+        <w:spacing w:before="100" w:beforeAutospacing="1" w:after="100" w:afterAutospacing="1" w:line="240" w:lineRule="auto"/>
+        <w:rPr>
+          <w:rFonts w:ascii="Times New Roman" w:hAnsi="Times New Roman" w:cs="Times New Roman"/>
+          <w:color w:val="000000" w:themeColor="text1"/>
+        </w:rPr>
+      </w:pPr>
+      <w:r>
+        <w:rPr>
+          <w:rFonts w:ascii="Times New Roman" w:hAnsi="Times New Roman" w:cs="Times New Roman"/>
+          <w:color w:val="000000" w:themeColor="text1"/>
+        </w:rPr>
+        <w:t xml:space="preserve">Bank balances </w:t>
+      </w:r>
+    </w:p>
+    <w:p>
+      <w:pPr>
+        <w:numPr>
+          <w:ilvl w:val="0"/>
+          <w:numId w:val="6"/>
+        </w:numPr>
+        <w:spacing w:before="100" w:beforeAutospacing="1" w:after="100" w:afterAutospacing="1" w:line="240" w:lineRule="auto"/>
+        <w:rPr>
+          <w:rFonts w:ascii="Times New Roman" w:hAnsi="Times New Roman" w:cs="Times New Roman"/>
+          <w:color w:val="000000" w:themeColor="text1"/>
+        </w:rPr>
+      </w:pPr>
+      <w:r>
+        <w:rPr>
+          <w:rFonts w:ascii="Times New Roman" w:hAnsi="Times New Roman" w:cs="Times New Roman"/>
+          <w:color w:val="000000" w:themeColor="text1"/>
+        </w:rPr>
+        <w:t xml:space="preserve">Critical inventory (unless carefully managed) </w:t>
+      </w:r>
+    </w:p>
+    <w:p>
+      <w:pPr>
+        <w:numPr>
+          <w:ilvl w:val="0"/>
+          <w:numId w:val="6"/>
+        </w:numPr>
+        <w:spacing w:before="100" w:beforeAutospacing="1" w:after="100" w:afterAutospacing="1" w:line="240" w:lineRule="auto"/>
+        <w:rPr>
+          <w:rFonts w:ascii="Times New Roman" w:hAnsi="Times New Roman" w:cs="Times New Roman"/>
+          <w:color w:val="000000" w:themeColor="text1"/>
+        </w:rPr>
+      </w:pPr>
+      <w:r>
+        <w:rPr>
+          <w:rFonts w:ascii="Times New Roman" w:hAnsi="Times New Roman" w:cs="Times New Roman"/>
+          <w:color w:val="000000" w:themeColor="text1"/>
+        </w:rPr>
+        <w:t xml:space="preserve">Real-time financial data </w:t>
+      </w:r>
+    </w:p>
+    <w:p>
+      <w:pPr>
+        <w:numPr>
+          <w:ilvl w:val="0"/>
+          <w:numId w:val="6"/>
+        </w:numPr>
+        <w:spacing w:before="100" w:beforeAutospacing="1" w:after="100" w:afterAutospacing="1" w:line="240" w:lineRule="auto"/>
+        <w:rPr>
+          <w:rFonts w:ascii="Times New Roman" w:hAnsi="Times New Roman" w:cs="Times New Roman"/>
+          <w:color w:val="000000" w:themeColor="text1"/>
+        </w:rPr>
+      </w:pPr>
+      <w:r>
+        <w:rPr>
+          <w:rFonts w:ascii="Times New Roman" w:hAnsi="Times New Roman" w:cs="Times New Roman"/>
+          <w:color w:val="000000" w:themeColor="text1"/>
+        </w:rPr>
+        <w:t xml:space="preserve">Anything that must always be 100% up to date </w:t>
+      </w:r>
+    </w:p>
+    <w:p>
+      <w:pPr>
+        <w:spacing w:after="0"/>
+        <w:rPr>
+          <w:rFonts w:ascii="Times New Roman" w:hAnsi="Times New Roman" w:cs="Times New Roman"/>
+          <w:color w:val="000000" w:themeColor="text1"/>
+        </w:rPr>
+      </w:pPr>
+      <w:r>
+        <w:rPr>
+          <w:rFonts w:ascii="Times New Roman" w:hAnsi="Times New Roman" w:cs="Times New Roman"/>
+          <w:color w:val="000000" w:themeColor="text1"/>
+        </w:rPr>
+        <w:pict w14:anchorId="2125C121">
+          <v:rect id="_x0000_i1027" style="width:0;height:1.5pt" o:hralign="center" o:hrstd="t" o:hr="t" fillcolor="#a0a0a0" stroked="f"/>
+        </w:pict>
+      </w:r>
+    </w:p>
+    <w:p>
+      <w:pPr>
+        <w:pStyle w:val="Heading1"/>
+        <w:rPr>
+          <w:rFonts w:ascii="Times New Roman" w:hAnsi="Times New Roman" w:cs="Times New Roman"/>
+          <w:color w:val="000000" w:themeColor="text1"/>
+        </w:rPr>
+      </w:pPr>
+      <w:r>
+        <w:rPr>
+          <w:rFonts w:ascii="Times New Roman" w:hAnsi="Times New Roman" w:cs="Times New Roman"/>
+          <w:color w:val="000000" w:themeColor="text1"/>
+        </w:rPr>
+        <w:t>Most Common Cache Flow (Cache-Aside)</w:t>
+      </w:r>
+    </w:p>
+    <w:p>
+      <w:pPr>
+        <w:pStyle w:val="HTMLPreformatted"/>
+        <w:rPr>
+          <w:rStyle w:val="HTMLCode"/>
+          <w:rFonts w:ascii="Times New Roman" w:hAnsi="Times New Roman" w:cs="Times New Roman"/>
+          <w:color w:val="000000" w:themeColor="text1"/>
+        </w:rPr>
+      </w:pPr>
+      <w:r>
+        <w:rPr>
+          <w:rStyle w:val="HTMLCode"/>
+          <w:rFonts w:ascii="Times New Roman" w:hAnsi="Times New Roman" w:cs="Times New Roman"/>
+          <w:color w:val="000000" w:themeColor="text1"/>
+        </w:rPr>
+        <w:t>Request</w:t>
+      </w:r>
+    </w:p>
+    <w:p>
+      <w:pPr>
+        <w:pStyle w:val="HTMLPreformatted"/>
+        <w:rPr>
+          <w:rStyle w:val="HTMLCode"/>
+          <w:rFonts w:ascii="Times New Roman" w:hAnsi="Times New Roman" w:cs="Times New Roman"/>
+          <w:color w:val="000000" w:themeColor="text1"/>
+        </w:rPr>
+      </w:pPr>
+      <w:r>
+        <w:rPr>
+          <w:rStyle w:val="HTMLCode"/>
+          <w:rFonts w:ascii="Times New Roman" w:hAnsi="Times New Roman" w:cs="Times New Roman"/>
+          <w:color w:val="000000" w:themeColor="text1"/>
+        </w:rPr>
+        <w:lastRenderedPageBreak/>
+        <w:t xml:space="preserve">   ↓</w:t>
+      </w:r>
+    </w:p>
+    <w:p>
+      <w:pPr>
+        <w:pStyle w:val="HTMLPreformatted"/>
+        <w:rPr>
+          <w:rStyle w:val="HTMLCode"/>
+          <w:rFonts w:ascii="Times New Roman" w:hAnsi="Times New Roman" w:cs="Times New Roman"/>
+          <w:color w:val="000000" w:themeColor="text1"/>
+        </w:rPr>
+      </w:pPr>
+      <w:r>
+        <w:rPr>
+          <w:rStyle w:val="HTMLCode"/>
+          <w:rFonts w:ascii="Times New Roman" w:hAnsi="Times New Roman" w:cs="Times New Roman"/>
+          <w:color w:val="000000" w:themeColor="text1"/>
+        </w:rPr>
+        <w:t>Cache</w:t>
+      </w:r>
+    </w:p>
+    <w:p>
+      <w:pPr>
+        <w:pStyle w:val="HTMLPreformatted"/>
+        <w:rPr>
+          <w:rStyle w:val="HTMLCode"/>
+          <w:rFonts w:ascii="Times New Roman" w:hAnsi="Times New Roman" w:cs="Times New Roman"/>
+          <w:color w:val="000000" w:themeColor="text1"/>
+        </w:rPr>
+      </w:pPr>
+      <w:r>
+        <w:rPr>
+          <w:rStyle w:val="HTMLCode"/>
+          <w:rFonts w:ascii="Times New Roman" w:hAnsi="Times New Roman" w:cs="Times New Roman"/>
+          <w:color w:val="000000" w:themeColor="text1"/>
+        </w:rPr>
+        <w:t xml:space="preserve">   ↓</w:t>
+      </w:r>
+    </w:p>
+    <w:p>
+      <w:pPr>
+        <w:pStyle w:val="HTMLPreformatted"/>
+        <w:rPr>
+          <w:rStyle w:val="HTMLCode"/>
+          <w:rFonts w:ascii="Times New Roman" w:hAnsi="Times New Roman" w:cs="Times New Roman"/>
+          <w:color w:val="000000" w:themeColor="text1"/>
+        </w:rPr>
+      </w:pPr>
+      <w:r>
+        <w:rPr>
+          <w:rStyle w:val="HTMLCode"/>
+          <w:rFonts w:ascii="Times New Roman" w:hAnsi="Times New Roman" w:cs="Times New Roman"/>
+          <w:color w:val="000000" w:themeColor="text1"/>
+        </w:rPr>
+        <w:t>Hit? → Return Data</w:t>
+      </w:r>
+    </w:p>
+    <w:p>
+      <w:pPr>
+        <w:pStyle w:val="HTMLPreformatted"/>
+        <w:rPr>
+          <w:rStyle w:val="HTMLCode"/>
+          <w:rFonts w:ascii="Times New Roman" w:hAnsi="Times New Roman" w:cs="Times New Roman"/>
+          <w:color w:val="000000" w:themeColor="text1"/>
+        </w:rPr>
+      </w:pPr>
+      <w:r>
+        <w:rPr>
+          <w:rStyle w:val="HTMLCode"/>
+          <w:rFonts w:ascii="Times New Roman" w:hAnsi="Times New Roman" w:cs="Times New Roman"/>
+          <w:color w:val="000000" w:themeColor="text1"/>
+        </w:rPr>
+        <w:t xml:space="preserve">   ↓</w:t>
+      </w:r>
+    </w:p>
+    <w:p>
+      <w:pPr>
+        <w:pStyle w:val="HTMLPreformatted"/>
+        <w:rPr>
+          <w:rStyle w:val="HTMLCode"/>
+          <w:rFonts w:ascii="Times New Roman" w:hAnsi="Times New Roman" w:cs="Times New Roman"/>
+          <w:color w:val="000000" w:themeColor="text1"/>
+        </w:rPr>
+      </w:pPr>
+      <w:r>
+        <w:rPr>
+          <w:rStyle w:val="HTMLCode"/>
+          <w:rFonts w:ascii="Times New Roman" w:hAnsi="Times New Roman" w:cs="Times New Roman"/>
+          <w:color w:val="000000" w:themeColor="text1"/>
+        </w:rPr>
+        <w:t>Miss</w:t>
+      </w:r>
+    </w:p>
+    <w:p>
+      <w:pPr>
+        <w:pStyle w:val="HTMLPreformatted"/>
+        <w:rPr>
+          <w:rStyle w:val="HTMLCode"/>
+          <w:rFonts w:ascii="Times New Roman" w:hAnsi="Times New Roman" w:cs="Times New Roman"/>
+          <w:color w:val="000000" w:themeColor="text1"/>
+        </w:rPr>
+      </w:pPr>
+      <w:r>
+        <w:rPr>
+          <w:rStyle w:val="HTMLCode"/>
+          <w:rFonts w:ascii="Times New Roman" w:hAnsi="Times New Roman" w:cs="Times New Roman"/>
+          <w:color w:val="000000" w:themeColor="text1"/>
+        </w:rPr>
+        <w:t xml:space="preserve">   ↓</w:t>
+      </w:r>
+    </w:p>
+    <w:p>
+      <w:pPr>
+        <w:pStyle w:val="HTMLPreformatted"/>
+        <w:rPr>
+          <w:rStyle w:val="HTMLCode"/>
+          <w:rFonts w:ascii="Times New Roman" w:hAnsi="Times New Roman" w:cs="Times New Roman"/>
+          <w:color w:val="000000" w:themeColor="text1"/>
+        </w:rPr>
+      </w:pPr>
+      <w:r>
+        <w:rPr>
+          <w:rStyle w:val="HTMLCode"/>
+          <w:rFonts w:ascii="Times New Roman" w:hAnsi="Times New Roman" w:cs="Times New Roman"/>
+          <w:color w:val="000000" w:themeColor="text1"/>
+        </w:rPr>
+        <w:t>Database</w:t>
+      </w:r>
+    </w:p>
+    <w:p>
+      <w:pPr>
+        <w:pStyle w:val="HTMLPreformatted"/>
+        <w:rPr>
+          <w:rStyle w:val="HTMLCode"/>
+          <w:rFonts w:ascii="Times New Roman" w:hAnsi="Times New Roman" w:cs="Times New Roman"/>
+          <w:color w:val="000000" w:themeColor="text1"/>
+        </w:rPr>
+      </w:pPr>
+      <w:r>
+        <w:rPr>
+          <w:rStyle w:val="HTMLCode"/>
+          <w:rFonts w:ascii="Times New Roman" w:hAnsi="Times New Roman" w:cs="Times New Roman"/>
+          <w:color w:val="000000" w:themeColor="text1"/>
+        </w:rPr>
+        <w:t xml:space="preserve">   ↓</w:t>
+      </w:r>
+    </w:p>
+    <w:p>
+      <w:pPr>
+        <w:pStyle w:val="HTMLPreformatted"/>
+        <w:rPr>
+          <w:rStyle w:val="HTMLCode"/>
+          <w:rFonts w:ascii="Times New Roman" w:hAnsi="Times New Roman" w:cs="Times New Roman"/>
+          <w:color w:val="000000" w:themeColor="text1"/>
+        </w:rPr>
+      </w:pPr>
+      <w:r>
+        <w:rPr>
+          <w:rStyle w:val="HTMLCode"/>
+          <w:rFonts w:ascii="Times New Roman" w:hAnsi="Times New Roman" w:cs="Times New Roman"/>
+          <w:color w:val="000000" w:themeColor="text1"/>
+        </w:rPr>
+        <w:t>Store in Cache</w:t>
+      </w:r>
+    </w:p>
+    <w:p>
+      <w:pPr>
+        <w:pStyle w:val="HTMLPreformatted"/>
+        <w:rPr>
+          <w:rStyle w:val="HTMLCode"/>
+          <w:rFonts w:ascii="Times New Roman" w:hAnsi="Times New Roman" w:cs="Times New Roman"/>
+          <w:color w:val="000000" w:themeColor="text1"/>
+        </w:rPr>
+      </w:pPr>
+      <w:r>
+        <w:rPr>
+          <w:rStyle w:val="HTMLCode"/>
+          <w:rFonts w:ascii="Times New Roman" w:hAnsi="Times New Roman" w:cs="Times New Roman"/>
+          <w:color w:val="000000" w:themeColor="text1"/>
+        </w:rPr>
+        <w:t xml:space="preserve">   ↓</w:t>
+      </w:r>
+    </w:p>
+    <w:p>
+      <w:pPr>
+        <w:pStyle w:val="HTMLPreformatted"/>
+        <w:rPr>
+          <w:rFonts w:ascii="Times New Roman" w:hAnsi="Times New Roman" w:cs="Times New Roman"/>
+          <w:color w:val="000000" w:themeColor="text1"/>
+        </w:rPr>
+      </w:pPr>
+      <w:r>
+        <w:rPr>
+          <w:rStyle w:val="HTMLCode"/>
+          <w:rFonts w:ascii="Times New Roman" w:hAnsi="Times New Roman" w:cs="Times New Roman"/>
+          <w:color w:val="000000" w:themeColor="text1"/>
+        </w:rPr>
+        <w:t>Return Data</w:t>
+      </w:r>
+    </w:p>
+    <w:p>
+      <w:pPr>
+        <w:pStyle w:val="NormalWeb"/>
+        <w:rPr>
+          <w:color w:val="000000" w:themeColor="text1"/>
+        </w:rPr>
+      </w:pPr>
+      <w:r>
+        <w:rPr>
+          <w:color w:val="000000" w:themeColor="text1"/>
+        </w:rPr>
+        <w:t xml:space="preserve">This is the pattern used by Spring's </w:t>
+      </w:r>
+      <w:r>
+        <w:rPr>
+          <w:rStyle w:val="HTMLCode"/>
+          <w:rFonts w:ascii="Times New Roman" w:hAnsi="Times New Roman" w:cs="Times New Roman"/>
+          <w:color w:val="000000" w:themeColor="text1"/>
+        </w:rPr>
+        <w:t>@Cacheable</w:t>
+      </w:r>
+      <w:r>
+        <w:rPr>
+          <w:color w:val="000000" w:themeColor="text1"/>
+        </w:rPr>
+        <w:t>.</w:t>
+      </w:r>
+    </w:p>
+    <w:p>
+      <w:pPr>
+        <w:rPr>
+          <w:rFonts w:ascii="Times New Roman" w:hAnsi="Times New Roman" w:cs="Times New Roman"/>
+          <w:color w:val="000000" w:themeColor="text1"/>
+        </w:rPr>
+      </w:pPr>
+      <w:r>
+        <w:rPr>
+          <w:rFonts w:ascii="Times New Roman" w:hAnsi="Times New Roman" w:cs="Times New Roman"/>
+          <w:color w:val="000000" w:themeColor="text1"/>
+        </w:rPr>
+        <w:pict w14:anchorId="406ECE3A">
+          <v:rect id="_x0000_i1028" style="width:0;height:1.5pt" o:hralign="center" o:hrstd="t" o:hr="t" fillcolor="#a0a0a0" stroked="f"/>
+        </w:pict>
+      </w:r>
+    </w:p>
+    <w:p>
+      <w:pPr>
+        <w:pStyle w:val="Heading1"/>
+        <w:rPr>
+          <w:rFonts w:ascii="Times New Roman" w:hAnsi="Times New Roman" w:cs="Times New Roman"/>
+          <w:color w:val="000000" w:themeColor="text1"/>
+        </w:rPr>
+      </w:pPr>
+      <w:r>
+        <w:rPr>
+          <w:rFonts w:ascii="Times New Roman" w:hAnsi="Times New Roman" w:cs="Times New Roman"/>
+          <w:color w:val="000000" w:themeColor="text1"/>
+        </w:rPr>
+        <w:t>Cache Update Flow (Cache Invalidation)</w:t>
+      </w:r>
+    </w:p>
+    <w:p>
+      <w:pPr>
+        <w:pStyle w:val="NormalWeb"/>
+        <w:rPr>
+          <w:color w:val="000000" w:themeColor="text1"/>
+        </w:rPr>
+      </w:pPr>
+      <w:r>
+        <w:rPr>
+          <w:color w:val="000000" w:themeColor="text1"/>
+        </w:rPr>
+        <w:t>When data changes:</w:t>
+      </w:r>
+    </w:p>
+    <w:p>
+      <w:pPr>
+        <w:pStyle w:val="HTMLPreformatted"/>
+        <w:rPr>
+          <w:rStyle w:val="HTMLCode"/>
+          <w:rFonts w:ascii="Times New Roman" w:hAnsi="Times New Roman" w:cs="Times New Roman"/>
+          <w:color w:val="000000" w:themeColor="text1"/>
+        </w:rPr>
+      </w:pPr>
+      <w:r>
+        <w:rPr>
+          <w:rStyle w:val="HTMLCode"/>
+          <w:rFonts w:ascii="Times New Roman" w:hAnsi="Times New Roman" w:cs="Times New Roman"/>
+          <w:color w:val="000000" w:themeColor="text1"/>
+        </w:rPr>
+        <w:t>Update Database</w:t>
+      </w:r>
+    </w:p>
+    <w:p>
+      <w:pPr>
+        <w:pStyle w:val="HTMLPreformatted"/>
+        <w:rPr>
+          <w:rStyle w:val="HTMLCode"/>
+          <w:rFonts w:ascii="Times New Roman" w:hAnsi="Times New Roman" w:cs="Times New Roman"/>
+          <w:color w:val="000000" w:themeColor="text1"/>
+        </w:rPr>
+      </w:pPr>
+      <w:r>
+        <w:rPr>
+          <w:rStyle w:val="HTMLCode"/>
+          <w:rFonts w:ascii="Times New Roman" w:hAnsi="Times New Roman" w:cs="Times New Roman"/>
+          <w:color w:val="000000" w:themeColor="text1"/>
+        </w:rPr>
+        <w:t xml:space="preserve">      ↓</w:t>
+      </w:r>
+    </w:p>
+    <w:p>
+      <w:pPr>
+        <w:pStyle w:val="HTMLPreformatted"/>
+        <w:rPr>
+          <w:rStyle w:val="HTMLCode"/>
+          <w:rFonts w:ascii="Times New Roman" w:hAnsi="Times New Roman" w:cs="Times New Roman"/>
+          <w:color w:val="000000" w:themeColor="text1"/>
+        </w:rPr>
+      </w:pPr>
+      <w:r>
+        <w:rPr>
+          <w:rStyle w:val="HTMLCode"/>
+          <w:rFonts w:ascii="Times New Roman" w:hAnsi="Times New Roman" w:cs="Times New Roman"/>
+          <w:color w:val="000000" w:themeColor="text1"/>
+        </w:rPr>
+        <w:t>Delete Cache</w:t>
+      </w:r>
+    </w:p>
+    <w:p>
+      <w:pPr>
+        <w:pStyle w:val="HTMLPreformatted"/>
+        <w:rPr>
+          <w:rStyle w:val="HTMLCode"/>
+          <w:rFonts w:ascii="Times New Roman" w:hAnsi="Times New Roman" w:cs="Times New Roman"/>
+          <w:color w:val="000000" w:themeColor="text1"/>
+        </w:rPr>
+      </w:pPr>
+      <w:r>
+        <w:rPr>
+          <w:rStyle w:val="HTMLCode"/>
+          <w:rFonts w:ascii="Times New Roman" w:hAnsi="Times New Roman" w:cs="Times New Roman"/>
+          <w:color w:val="000000" w:themeColor="text1"/>
+        </w:rPr>
+        <w:t xml:space="preserve">      ↓</w:t>
+      </w:r>
+    </w:p>
+    <w:p>
+      <w:pPr>
+        <w:pStyle w:val="HTMLPreformatted"/>
+        <w:rPr>
+          <w:rStyle w:val="HTMLCode"/>
+          <w:rFonts w:ascii="Times New Roman" w:hAnsi="Times New Roman" w:cs="Times New Roman"/>
+          <w:color w:val="000000" w:themeColor="text1"/>
+        </w:rPr>
+      </w:pPr>
+      <w:r>
+        <w:rPr>
+          <w:rStyle w:val="HTMLCode"/>
+          <w:rFonts w:ascii="Times New Roman" w:hAnsi="Times New Roman" w:cs="Times New Roman"/>
+          <w:color w:val="000000" w:themeColor="text1"/>
+        </w:rPr>
+        <w:t>Next Read</w:t>
+      </w:r>
+    </w:p>
+    <w:p>
+      <w:pPr>
+        <w:pStyle w:val="HTMLPreformatted"/>
+        <w:rPr>
+          <w:rStyle w:val="HTMLCode"/>
+          <w:rFonts w:ascii="Times New Roman" w:hAnsi="Times New Roman" w:cs="Times New Roman"/>
+          <w:color w:val="000000" w:themeColor="text1"/>
+        </w:rPr>
+      </w:pPr>
+      <w:r>
+        <w:rPr>
+          <w:rStyle w:val="HTMLCode"/>
+          <w:rFonts w:ascii="Times New Roman" w:hAnsi="Times New Roman" w:cs="Times New Roman"/>
+          <w:color w:val="000000" w:themeColor="text1"/>
+        </w:rPr>
+        <w:t xml:space="preserve">      ↓</w:t>
+      </w:r>
+    </w:p>
+    <w:p>
+      <w:pPr>
+        <w:pStyle w:val="HTMLPreformatted"/>
+        <w:rPr>
+          <w:rStyle w:val="HTMLCode"/>
+          <w:rFonts w:ascii="Times New Roman" w:hAnsi="Times New Roman" w:cs="Times New Roman"/>
+          <w:color w:val="000000" w:themeColor="text1"/>
+        </w:rPr>
+      </w:pPr>
+      <w:r>
+        <w:rPr>
+          <w:rStyle w:val="HTMLCode"/>
+          <w:rFonts w:ascii="Times New Roman" w:hAnsi="Times New Roman" w:cs="Times New Roman"/>
+          <w:color w:val="000000" w:themeColor="text1"/>
+        </w:rPr>
+        <w:t>Database</w:t>
+      </w:r>
+    </w:p>
+    <w:p>
+      <w:pPr>
+        <w:pStyle w:val="HTMLPreformatted"/>
+        <w:rPr>
+          <w:rStyle w:val="HTMLCode"/>
+          <w:rFonts w:ascii="Times New Roman" w:hAnsi="Times New Roman" w:cs="Times New Roman"/>
+          <w:color w:val="000000" w:themeColor="text1"/>
+        </w:rPr>
+      </w:pPr>
+      <w:r>
+        <w:rPr>
+          <w:rStyle w:val="HTMLCode"/>
+          <w:rFonts w:ascii="Times New Roman" w:hAnsi="Times New Roman" w:cs="Times New Roman"/>
+          <w:color w:val="000000" w:themeColor="text1"/>
+        </w:rPr>
+        <w:t xml:space="preserve">      ↓</w:t>
+      </w:r>
+    </w:p>
+    <w:p>
+      <w:pPr>
+        <w:pStyle w:val="HTMLPreformatted"/>
+        <w:rPr>
+          <w:rFonts w:ascii="Times New Roman" w:hAnsi="Times New Roman" w:cs="Times New Roman"/>
+          <w:color w:val="000000" w:themeColor="text1"/>
+        </w:rPr>
+      </w:pPr>
+      <w:r>
+        <w:rPr>
+          <w:rStyle w:val="HTMLCode"/>
+          <w:rFonts w:ascii="Times New Roman" w:hAnsi="Times New Roman" w:cs="Times New Roman"/>
+          <w:color w:val="000000" w:themeColor="text1"/>
+        </w:rPr>
+        <w:t>Cache New Value</w:t>
+      </w:r>
+    </w:p>
+    <w:p>
+      <w:pPr>
+        <w:pStyle w:val="NormalWeb"/>
+        <w:rPr>
+          <w:color w:val="000000" w:themeColor="text1"/>
+        </w:rPr>
+      </w:pPr>
+      <w:r>
+        <w:rPr>
+          <w:color w:val="000000" w:themeColor="text1"/>
+        </w:rPr>
+        <w:t xml:space="preserve">Never update only the cache—the </w:t>
+      </w:r>
+      <w:r>
+        <w:rPr>
+          <w:rStyle w:val="Strong"/>
+          <w:color w:val="000000" w:themeColor="text1"/>
+        </w:rPr>
+        <w:t>database remains the source of truth</w:t>
+      </w:r>
+      <w:r>
+        <w:rPr>
+          <w:color w:val="000000" w:themeColor="text1"/>
+        </w:rPr>
+        <w:t>.</w:t>
+      </w:r>
+    </w:p>
+    <w:p>
+      <w:pPr>
+        <w:rPr>
+          <w:rFonts w:ascii="Times New Roman" w:hAnsi="Times New Roman" w:cs="Times New Roman"/>
+          <w:color w:val="000000" w:themeColor="text1"/>
+        </w:rPr>
+      </w:pPr>
+      <w:r>
+        <w:rPr>
+          <w:rFonts w:ascii="Times New Roman" w:hAnsi="Times New Roman" w:cs="Times New Roman"/>
+          <w:color w:val="000000" w:themeColor="text1"/>
+        </w:rPr>
+        <w:pict w14:anchorId="75EA6C98">
+          <v:rect id="_x0000_i1029" style="width:0;height:1.5pt" o:hralign="center" o:hrstd="t" o:hr="t" fillcolor="#a0a0a0" stroked="f"/>
+        </w:pict>
+      </w:r>
+    </w:p>
+    <w:p>
+      <w:pPr>
+        <w:pStyle w:val="Heading1"/>
+        <w:rPr>
+          <w:rFonts w:ascii="Times New Roman" w:hAnsi="Times New Roman" w:cs="Times New Roman"/>
+          <w:color w:val="000000" w:themeColor="text1"/>
+        </w:rPr>
+      </w:pPr>
+      <w:r>
+        <w:rPr>
+          <w:rFonts w:ascii="Times New Roman" w:hAnsi="Times New Roman" w:cs="Times New Roman"/>
+          <w:color w:val="000000" w:themeColor="text1"/>
+        </w:rPr>
+        <w:t>Types of Caches</w:t>
+      </w:r>
+    </w:p>
+    <w:p>
+      <w:pPr>
+        <w:numPr>
+          <w:ilvl w:val="0"/>
+          <w:numId w:val="7"/>
+        </w:numPr>
+        <w:spacing w:before="100" w:beforeAutospacing="1" w:after="100" w:afterAutospacing="1" w:line="240" w:lineRule="auto"/>
+        <w:rPr>
+          <w:rFonts w:ascii="Times New Roman" w:hAnsi="Times New Roman" w:cs="Times New Roman"/>
+          <w:color w:val="000000" w:themeColor="text1"/>
+        </w:rPr>
+      </w:pPr>
+      <w:r>
+        <w:rPr>
+          <w:rStyle w:val="Strong"/>
+          <w:rFonts w:ascii="Times New Roman" w:hAnsi="Times New Roman" w:cs="Times New Roman"/>
+          <w:color w:val="000000" w:themeColor="text1"/>
+        </w:rPr>
+        <w:t>Browser Cache</w:t>
+      </w:r>
+      <w:r>
+        <w:rPr>
+          <w:rFonts w:ascii="Times New Roman" w:hAnsi="Times New Roman" w:cs="Times New Roman"/>
+          <w:color w:val="000000" w:themeColor="text1"/>
+        </w:rPr>
+        <w:t xml:space="preserve"> → Images, CSS, JavaScript </w:t>
+      </w:r>
+    </w:p>
+    <w:p>
+      <w:pPr>
+        <w:numPr>
+          <w:ilvl w:val="0"/>
+          <w:numId w:val="7"/>
+        </w:numPr>
+        <w:spacing w:before="100" w:beforeAutospacing="1" w:after="100" w:afterAutospacing="1" w:line="240" w:lineRule="auto"/>
+        <w:rPr>
+          <w:rFonts w:ascii="Times New Roman" w:hAnsi="Times New Roman" w:cs="Times New Roman"/>
+          <w:color w:val="000000" w:themeColor="text1"/>
+        </w:rPr>
+      </w:pPr>
+      <w:r>
+        <w:rPr>
+          <w:rStyle w:val="Strong"/>
+          <w:rFonts w:ascii="Times New Roman" w:hAnsi="Times New Roman" w:cs="Times New Roman"/>
+          <w:color w:val="000000" w:themeColor="text1"/>
+        </w:rPr>
+        <w:t>CDN Cache</w:t>
+      </w:r>
+      <w:r>
+        <w:rPr>
+          <w:rFonts w:ascii="Times New Roman" w:hAnsi="Times New Roman" w:cs="Times New Roman"/>
+          <w:color w:val="000000" w:themeColor="text1"/>
+        </w:rPr>
+        <w:t xml:space="preserve"> → Static content served close to users </w:t>
+      </w:r>
+    </w:p>
+    <w:p>
+      <w:pPr>
+        <w:numPr>
+          <w:ilvl w:val="0"/>
+          <w:numId w:val="7"/>
+        </w:numPr>
+        <w:spacing w:before="100" w:beforeAutospacing="1" w:after="100" w:afterAutospacing="1" w:line="240" w:lineRule="auto"/>
+        <w:rPr>
+          <w:rFonts w:ascii="Times New Roman" w:hAnsi="Times New Roman" w:cs="Times New Roman"/>
+          <w:color w:val="000000" w:themeColor="text1"/>
+        </w:rPr>
+      </w:pPr>
+      <w:r>
+        <w:rPr>
+          <w:rStyle w:val="Strong"/>
+          <w:rFonts w:ascii="Times New Roman" w:hAnsi="Times New Roman" w:cs="Times New Roman"/>
+          <w:color w:val="000000" w:themeColor="text1"/>
+        </w:rPr>
+        <w:t>Application Cache</w:t>
+      </w:r>
+      <w:r>
+        <w:rPr>
+          <w:rFonts w:ascii="Times New Roman" w:hAnsi="Times New Roman" w:cs="Times New Roman"/>
+          <w:color w:val="000000" w:themeColor="text1"/>
+        </w:rPr>
+        <w:t xml:space="preserve"> → Local in-memory cache (single server) </w:t>
+      </w:r>
+    </w:p>
+    <w:p>
+      <w:pPr>
+        <w:numPr>
+          <w:ilvl w:val="0"/>
+          <w:numId w:val="7"/>
+        </w:numPr>
+        <w:spacing w:before="100" w:beforeAutospacing="1" w:after="100" w:afterAutospacing="1" w:line="240" w:lineRule="auto"/>
+        <w:rPr>
+          <w:rFonts w:ascii="Times New Roman" w:hAnsi="Times New Roman" w:cs="Times New Roman"/>
+          <w:color w:val="000000" w:themeColor="text1"/>
+        </w:rPr>
+      </w:pPr>
+      <w:r>
+        <w:rPr>
+          <w:rStyle w:val="Strong"/>
+          <w:rFonts w:ascii="Times New Roman" w:hAnsi="Times New Roman" w:cs="Times New Roman"/>
+          <w:color w:val="000000" w:themeColor="text1"/>
+        </w:rPr>
+        <w:t>Redis Cache</w:t>
+      </w:r>
+      <w:r>
+        <w:rPr>
+          <w:rFonts w:ascii="Times New Roman" w:hAnsi="Times New Roman" w:cs="Times New Roman"/>
+          <w:color w:val="000000" w:themeColor="text1"/>
+        </w:rPr>
+        <w:t xml:space="preserve"> → Shared cache across multiple application instances </w:t>
+      </w:r>
+    </w:p>
+    <w:p>
+      <w:pPr>
+        <w:numPr>
+          <w:ilvl w:val="0"/>
+          <w:numId w:val="7"/>
+        </w:numPr>
+        <w:spacing w:before="100" w:beforeAutospacing="1" w:after="100" w:afterAutospacing="1" w:line="240" w:lineRule="auto"/>
+        <w:rPr>
+          <w:rFonts w:ascii="Times New Roman" w:hAnsi="Times New Roman" w:cs="Times New Roman"/>
+          <w:color w:val="000000" w:themeColor="text1"/>
+        </w:rPr>
+      </w:pPr>
+      <w:r>
+        <w:rPr>
+          <w:rStyle w:val="Strong"/>
+          <w:rFonts w:ascii="Times New Roman" w:hAnsi="Times New Roman" w:cs="Times New Roman"/>
+          <w:color w:val="000000" w:themeColor="text1"/>
+        </w:rPr>
+        <w:t>Database</w:t>
+      </w:r>
+      <w:r>
+        <w:rPr>
+          <w:rFonts w:ascii="Times New Roman" w:hAnsi="Times New Roman" w:cs="Times New Roman"/>
+          <w:color w:val="000000" w:themeColor="text1"/>
+        </w:rPr>
+        <w:t xml:space="preserve"> → Permanent source of truth </w:t>
+      </w:r>
+    </w:p>
+    <w:p>
+      <w:pPr>
+        <w:spacing w:after="0"/>
+        <w:rPr>
+          <w:rFonts w:ascii="Times New Roman" w:hAnsi="Times New Roman" w:cs="Times New Roman"/>
+          <w:color w:val="000000" w:themeColor="text1"/>
+        </w:rPr>
+      </w:pPr>
+      <w:r>
+        <w:rPr>
+          <w:rFonts w:ascii="Times New Roman" w:hAnsi="Times New Roman" w:cs="Times New Roman"/>
+          <w:color w:val="000000" w:themeColor="text1"/>
+        </w:rPr>
+        <w:pict w14:anchorId="3D550824">
+          <v:rect id="_x0000_i1030" style="width:0;height:1.5pt" o:hralign="center" o:hrstd="t" o:hr="t" fillcolor="#a0a0a0" stroked="f"/>
+        </w:pict>
+      </w:r>
+    </w:p>
+    <w:p>
+      <w:pPr>
+        <w:pStyle w:val="Heading1"/>
+        <w:rPr>
+          <w:rFonts w:ascii="Times New Roman" w:hAnsi="Times New Roman" w:cs="Times New Roman"/>
+          <w:color w:val="000000" w:themeColor="text1"/>
+        </w:rPr>
+      </w:pPr>
+      <w:r>
+        <w:rPr>
+          <w:rFonts w:ascii="Times New Roman" w:hAnsi="Times New Roman" w:cs="Times New Roman"/>
+          <w:color w:val="000000" w:themeColor="text1"/>
+        </w:rPr>
+        <w:t>One-Liner</w:t>
+      </w:r>
+    </w:p>
+    <w:p>
+      <w:pPr>
+        <w:pStyle w:val="NormalWeb"/>
+        <w:rPr>
+          <w:color w:val="000000" w:themeColor="text1"/>
+        </w:rPr>
+      </w:pPr>
+      <w:r>
+        <w:rPr>
+          <w:color w:val="000000" w:themeColor="text1"/>
+        </w:rPr>
+        <w:t>"I start without caching, introduce local caching for frequently read data, move to Redis when scaling horizontally, cache only read-heavy and less frequently changing data, invalidate cache after database updates, and finally add browser/CDN caching for large-scale systems."</w:t>
+      </w:r>
+    </w:p>
+    <w:p>
+      <w:pPr>
         <w:shd w:val="clear" w:color="auto" w:fill="FFFFFF"/>
         <w:spacing w:after="0" w:line="240" w:lineRule="auto"/>
         <w:textAlignment w:val="baseline"/>
         <w:rPr>
-          <w:rFonts w:ascii="Times New Roman" w:eastAsia="Times New Roman" w:hAnsi="Times New Roman" w:cs="Times New Roman"/>
-          <w:color w:val="273239"/>
-          <w:sz w:val="32"/>
-          <w:szCs w:val="32"/>
-          <w:lang w:eastAsia="en-IN"/>
+          <w:rStyle w:val="svelte-1fz0gqk"/>
+          <w:rFonts w:ascii="Helvetica" w:hAnsi="Helvetica"/>
+          <w:color w:val="C9C9CA"/>
+          <w:shd w:val="clear" w:color="auto" w:fill="1C1C1D"/>
         </w:rPr>
       </w:pPr>
       <w:r>
@@ -1315,39 +3245,7 @@
           <w:szCs w:val="32"/>
           <w:lang w:eastAsia="en-IN"/>
         </w:rPr>
-        <w:t>Note</w:t>
-      </w:r>
-      <w:r>
-        <w:rPr>
-          <w:rFonts w:ascii="Times New Roman" w:eastAsia="Times New Roman" w:hAnsi="Times New Roman" w:cs="Times New Roman"/>
-          <w:color w:val="273239"/>
-          <w:sz w:val="32"/>
-          <w:szCs w:val="32"/>
-          <w:lang w:eastAsia="en-IN"/>
-        </w:rPr>
-        <w:t xml:space="preserve"> – till now we have </w:t>
-      </w:r>
-      <w:proofErr w:type="gramStart"/>
-      <w:r>
-        <w:rPr>
-          <w:rFonts w:ascii="Times New Roman" w:eastAsia="Times New Roman" w:hAnsi="Times New Roman" w:cs="Times New Roman"/>
-          <w:color w:val="273239"/>
-          <w:sz w:val="32"/>
-          <w:szCs w:val="32"/>
-          <w:lang w:eastAsia="en-IN"/>
-        </w:rPr>
-        <w:t>handle</w:t>
-      </w:r>
-      <w:proofErr w:type="gramEnd"/>
-      <w:r>
-        <w:rPr>
-          <w:rFonts w:ascii="Times New Roman" w:eastAsia="Times New Roman" w:hAnsi="Times New Roman" w:cs="Times New Roman"/>
-          <w:color w:val="273239"/>
-          <w:sz w:val="32"/>
-          <w:szCs w:val="32"/>
-          <w:lang w:eastAsia="en-IN"/>
-        </w:rPr>
-        <w:t xml:space="preserve"> the failure cases also with </w:t>
+        <w:t xml:space="preserve">6. Apply CDN </w:t>
       </w:r>
       <w:r>
         <w:rPr>
@@ -1359,7 +3257,7 @@
           <w:szCs w:val="32"/>
           <w:lang w:eastAsia="en-IN"/>
         </w:rPr>
-        <w:t>load balancer</w:t>
+        <w:t>– (</w:t>
       </w:r>
       <w:r>
         <w:rPr>
@@ -1369,7 +3267,7 @@
           <w:szCs w:val="32"/>
           <w:lang w:eastAsia="en-IN"/>
         </w:rPr>
-        <w:t xml:space="preserve"> and </w:t>
+        <w:t>Content delivery network</w:t>
       </w:r>
       <w:r>
         <w:rPr>
@@ -1381,9 +3279,386 @@
           <w:szCs w:val="32"/>
           <w:lang w:eastAsia="en-IN"/>
         </w:rPr>
-        <w:t>master and slave database replication</w:t>
-      </w:r>
-      <w:r>
+        <w:t xml:space="preserve">) – CDN </w:t>
+      </w:r>
+      <w:r>
+        <w:rPr>
+          <w:rFonts w:ascii="Times New Roman" w:eastAsia="Times New Roman" w:hAnsi="Times New Roman" w:cs="Times New Roman"/>
+          <w:color w:val="273239"/>
+          <w:sz w:val="32"/>
+          <w:szCs w:val="32"/>
+          <w:lang w:eastAsia="en-IN"/>
+        </w:rPr>
+        <w:t xml:space="preserve">does </w:t>
+      </w:r>
+      <w:proofErr w:type="gramStart"/>
+      <w:r>
+        <w:rPr>
+          <w:rFonts w:ascii="Times New Roman" w:eastAsia="Times New Roman" w:hAnsi="Times New Roman" w:cs="Times New Roman"/>
+          <w:color w:val="273239"/>
+          <w:sz w:val="32"/>
+          <w:szCs w:val="32"/>
+          <w:lang w:eastAsia="en-IN"/>
+        </w:rPr>
+        <w:t>caching ,</w:t>
+      </w:r>
+      <w:proofErr w:type="gramEnd"/>
+      <w:r>
+        <w:rPr>
+          <w:rFonts w:ascii="Times New Roman" w:eastAsia="Times New Roman" w:hAnsi="Times New Roman" w:cs="Times New Roman"/>
+          <w:color w:val="273239"/>
+          <w:sz w:val="32"/>
+          <w:szCs w:val="32"/>
+          <w:lang w:eastAsia="en-IN"/>
+        </w:rPr>
+        <w:br/>
+      </w:r>
+      <w:r>
+        <w:rPr>
+          <w:rStyle w:val="svelte-1fz0gqk"/>
+          <w:rFonts w:ascii="Helvetica" w:hAnsi="Helvetica"/>
+          <w:color w:val="C9C9CA"/>
+          <w:shd w:val="clear" w:color="auto" w:fill="1C1C1D"/>
+        </w:rPr>
+        <w:t>A </w:t>
+      </w:r>
+      <w:r>
+        <w:rPr>
+          <w:rStyle w:val="svelte-1fz0gqk"/>
+          <w:rFonts w:ascii="Helvetica" w:hAnsi="Helvetica"/>
+          <w:b/>
+          <w:bCs/>
+          <w:color w:val="C9C9CA"/>
+          <w:shd w:val="clear" w:color="auto" w:fill="1C1C1D"/>
+        </w:rPr>
+        <w:t>Content Delivery Network (CDN)</w:t>
+      </w:r>
+      <w:r>
+        <w:rPr>
+          <w:rStyle w:val="svelte-1fz0gqk"/>
+          <w:rFonts w:ascii="Helvetica" w:hAnsi="Helvetica"/>
+          <w:color w:val="C9C9CA"/>
+          <w:shd w:val="clear" w:color="auto" w:fill="1C1C1D"/>
+        </w:rPr>
+        <w:t xml:space="preserve"> is a geographically distributed network of servers that </w:t>
+      </w:r>
+      <w:r>
+        <w:rPr>
+          <w:rStyle w:val="svelte-1fz0gqk"/>
+          <w:rFonts w:ascii="Helvetica" w:hAnsi="Helvetica"/>
+          <w:color w:val="C9C9CA"/>
+          <w:shd w:val="clear" w:color="auto" w:fill="1C1C1D"/>
+        </w:rPr>
+        <w:lastRenderedPageBreak/>
+        <w:t>delivers web content to users based on their location.  By caching static and dynamic content—such as HTML pages, JavaScript, images, and videos—on </w:t>
+      </w:r>
+      <w:r>
+        <w:rPr>
+          <w:rStyle w:val="svelte-1fz0gqk"/>
+          <w:rFonts w:ascii="Helvetica" w:hAnsi="Helvetica"/>
+          <w:b/>
+          <w:bCs/>
+          <w:color w:val="C9C9CA"/>
+          <w:shd w:val="clear" w:color="auto" w:fill="1C1C1D"/>
+        </w:rPr>
+        <w:t>edge servers</w:t>
+      </w:r>
+      <w:r>
+        <w:rPr>
+          <w:rStyle w:val="svelte-1fz0gqk"/>
+          <w:rFonts w:ascii="Helvetica" w:hAnsi="Helvetica"/>
+          <w:color w:val="C9C9CA"/>
+          <w:shd w:val="clear" w:color="auto" w:fill="1C1C1D"/>
+        </w:rPr>
+        <w:t> closer to the user, CDNs significantly reduce latency and improve load times.</w:t>
+      </w:r>
+      <w:r>
+        <w:rPr>
+          <w:rStyle w:val="svelte-1fz0gqk"/>
+          <w:rFonts w:ascii="Helvetica" w:hAnsi="Helvetica"/>
+          <w:color w:val="C9C9CA"/>
+          <w:shd w:val="clear" w:color="auto" w:fill="1C1C1D"/>
+        </w:rPr>
+        <w:br/>
+      </w:r>
+    </w:p>
+    <w:p>
+      <w:pPr>
+        <w:shd w:val="clear" w:color="auto" w:fill="1C1C1D"/>
+        <w:spacing w:before="360" w:after="0" w:line="240" w:lineRule="auto"/>
+        <w:rPr>
+          <w:rFonts w:ascii="Helvetica" w:eastAsia="Times New Roman" w:hAnsi="Helvetica" w:cs="Times New Roman"/>
+          <w:color w:val="C9C9CA"/>
+          <w:sz w:val="24"/>
+          <w:szCs w:val="24"/>
+          <w:lang w:eastAsia="en-IN"/>
+        </w:rPr>
+      </w:pPr>
+      <w:r>
+        <w:rPr>
+          <w:rFonts w:ascii="Helvetica" w:eastAsia="Times New Roman" w:hAnsi="Helvetica" w:cs="Times New Roman"/>
+          <w:color w:val="C9C9CA"/>
+          <w:sz w:val="24"/>
+          <w:szCs w:val="24"/>
+          <w:lang w:eastAsia="en-IN"/>
+        </w:rPr>
+        <w:t>Key benefits include:</w:t>
+      </w:r>
+    </w:p>
+    <w:p>
+      <w:pPr>
+        <w:numPr>
+          <w:ilvl w:val="0"/>
+          <w:numId w:val="8"/>
+        </w:numPr>
+        <w:shd w:val="clear" w:color="auto" w:fill="1C1C1D"/>
+        <w:spacing w:before="360" w:after="0" w:line="240" w:lineRule="auto"/>
+        <w:ind w:left="990"/>
+        <w:rPr>
+          <w:rFonts w:ascii="Helvetica" w:eastAsia="Times New Roman" w:hAnsi="Helvetica" w:cs="Times New Roman"/>
+          <w:color w:val="C9C9CA"/>
+          <w:sz w:val="24"/>
+          <w:szCs w:val="24"/>
+          <w:lang w:eastAsia="en-IN"/>
+        </w:rPr>
+      </w:pPr>
+      <w:r>
+        <w:rPr>
+          <w:rFonts w:ascii="Helvetica" w:eastAsia="Times New Roman" w:hAnsi="Helvetica" w:cs="Times New Roman"/>
+          <w:b/>
+          <w:bCs/>
+          <w:color w:val="C9C9CA"/>
+          <w:sz w:val="24"/>
+          <w:szCs w:val="24"/>
+          <w:lang w:eastAsia="en-IN"/>
+        </w:rPr>
+        <w:t>Speed</w:t>
+      </w:r>
+      <w:r>
+        <w:rPr>
+          <w:rFonts w:ascii="Helvetica" w:eastAsia="Times New Roman" w:hAnsi="Helvetica" w:cs="Times New Roman"/>
+          <w:color w:val="C9C9CA"/>
+          <w:sz w:val="24"/>
+          <w:szCs w:val="24"/>
+          <w:lang w:eastAsia="en-IN"/>
+        </w:rPr>
+        <w:t>: Delivering content from the nearest server minimizes data travel distance. </w:t>
+      </w:r>
+    </w:p>
+    <w:p>
+      <w:pPr>
+        <w:numPr>
+          <w:ilvl w:val="0"/>
+          <w:numId w:val="8"/>
+        </w:numPr>
+        <w:shd w:val="clear" w:color="auto" w:fill="1C1C1D"/>
+        <w:spacing w:before="360" w:after="0" w:line="240" w:lineRule="auto"/>
+        <w:ind w:left="990"/>
+        <w:rPr>
+          <w:rFonts w:ascii="Helvetica" w:eastAsia="Times New Roman" w:hAnsi="Helvetica" w:cs="Times New Roman"/>
+          <w:color w:val="C9C9CA"/>
+          <w:sz w:val="24"/>
+          <w:szCs w:val="24"/>
+          <w:lang w:eastAsia="en-IN"/>
+        </w:rPr>
+      </w:pPr>
+      <w:r>
+        <w:rPr>
+          <w:rFonts w:ascii="Helvetica" w:eastAsia="Times New Roman" w:hAnsi="Helvetica" w:cs="Times New Roman"/>
+          <w:b/>
+          <w:bCs/>
+          <w:color w:val="C9C9CA"/>
+          <w:sz w:val="24"/>
+          <w:szCs w:val="24"/>
+          <w:lang w:eastAsia="en-IN"/>
+        </w:rPr>
+        <w:t>Reliability</w:t>
+      </w:r>
+      <w:r>
+        <w:rPr>
+          <w:rFonts w:ascii="Helvetica" w:eastAsia="Times New Roman" w:hAnsi="Helvetica" w:cs="Times New Roman"/>
+          <w:color w:val="C9C9CA"/>
+          <w:sz w:val="24"/>
+          <w:szCs w:val="24"/>
+          <w:lang w:eastAsia="en-IN"/>
+        </w:rPr>
+        <w:t>: Distributing traffic across multiple servers prevents overload during spikes. </w:t>
+      </w:r>
+    </w:p>
+    <w:p>
+      <w:pPr>
+        <w:numPr>
+          <w:ilvl w:val="0"/>
+          <w:numId w:val="8"/>
+        </w:numPr>
+        <w:shd w:val="clear" w:color="auto" w:fill="1C1C1D"/>
+        <w:spacing w:before="360" w:after="0" w:line="240" w:lineRule="auto"/>
+        <w:ind w:left="990"/>
+        <w:rPr>
+          <w:rFonts w:ascii="Helvetica" w:eastAsia="Times New Roman" w:hAnsi="Helvetica" w:cs="Times New Roman"/>
+          <w:color w:val="C9C9CA"/>
+          <w:sz w:val="24"/>
+          <w:szCs w:val="24"/>
+          <w:lang w:eastAsia="en-IN"/>
+        </w:rPr>
+      </w:pPr>
+      <w:r>
+        <w:rPr>
+          <w:rFonts w:ascii="Helvetica" w:eastAsia="Times New Roman" w:hAnsi="Helvetica" w:cs="Times New Roman"/>
+          <w:b/>
+          <w:bCs/>
+          <w:color w:val="C9C9CA"/>
+          <w:sz w:val="24"/>
+          <w:szCs w:val="24"/>
+          <w:lang w:eastAsia="en-IN"/>
+        </w:rPr>
+        <w:t>Security</w:t>
+      </w:r>
+      <w:r>
+        <w:rPr>
+          <w:rFonts w:ascii="Helvetica" w:eastAsia="Times New Roman" w:hAnsi="Helvetica" w:cs="Times New Roman"/>
+          <w:color w:val="C9C9CA"/>
+          <w:sz w:val="24"/>
+          <w:szCs w:val="24"/>
+          <w:lang w:eastAsia="en-IN"/>
+        </w:rPr>
+        <w:t>: CDNs provide protection against DDoS attacks and malicious traffic at the network edge. </w:t>
+      </w:r>
+    </w:p>
+    <w:p>
+      <w:pPr>
+        <w:numPr>
+          <w:ilvl w:val="0"/>
+          <w:numId w:val="8"/>
+        </w:numPr>
+        <w:shd w:val="clear" w:color="auto" w:fill="1C1C1D"/>
+        <w:spacing w:before="360" w:after="100" w:afterAutospacing="1" w:line="240" w:lineRule="auto"/>
+        <w:ind w:left="990"/>
+        <w:rPr>
+          <w:rFonts w:ascii="Helvetica" w:eastAsia="Times New Roman" w:hAnsi="Helvetica" w:cs="Times New Roman"/>
+          <w:color w:val="C9C9CA"/>
+          <w:sz w:val="24"/>
+          <w:szCs w:val="24"/>
+          <w:lang w:eastAsia="en-IN"/>
+        </w:rPr>
+      </w:pPr>
+      <w:r>
+        <w:rPr>
+          <w:rFonts w:ascii="Helvetica" w:eastAsia="Times New Roman" w:hAnsi="Helvetica" w:cs="Times New Roman"/>
+          <w:b/>
+          <w:bCs/>
+          <w:color w:val="C9C9CA"/>
+          <w:sz w:val="24"/>
+          <w:szCs w:val="24"/>
+          <w:lang w:eastAsia="en-IN"/>
+        </w:rPr>
+        <w:t>Cost Efficiency</w:t>
+      </w:r>
+      <w:r>
+        <w:rPr>
+          <w:rFonts w:ascii="Helvetica" w:eastAsia="Times New Roman" w:hAnsi="Helvetica" w:cs="Times New Roman"/>
+          <w:color w:val="C9C9CA"/>
+          <w:sz w:val="24"/>
+          <w:szCs w:val="24"/>
+          <w:lang w:eastAsia="en-IN"/>
+        </w:rPr>
+        <w:t>: Reducing bandwidth consumption by serving cached content from the edge. </w:t>
+      </w:r>
+    </w:p>
+    <w:p>
+      <w:pPr>
+        <w:shd w:val="clear" w:color="auto" w:fill="1C1C1D"/>
+        <w:spacing w:before="360" w:after="100" w:afterAutospacing="1" w:line="240" w:lineRule="auto"/>
+        <w:rPr>
+          <w:rFonts w:ascii="Helvetica" w:eastAsia="Times New Roman" w:hAnsi="Helvetica" w:cs="Times New Roman"/>
+          <w:color w:val="C9C9CA"/>
+          <w:sz w:val="24"/>
+          <w:szCs w:val="24"/>
+          <w:lang w:eastAsia="en-IN"/>
+        </w:rPr>
+      </w:pPr>
+      <w:r>
+        <w:rPr>
+          <w:rFonts w:ascii="Helvetica" w:eastAsia="Times New Roman" w:hAnsi="Helvetica" w:cs="Times New Roman"/>
+          <w:color w:val="C9C9CA"/>
+          <w:sz w:val="24"/>
+          <w:szCs w:val="24"/>
+          <w:lang w:eastAsia="en-IN"/>
+        </w:rPr>
+        <w:t>Popular CDN providers include </w:t>
+      </w:r>
+      <w:r>
+        <w:rPr>
+          <w:rFonts w:ascii="Helvetica" w:eastAsia="Times New Roman" w:hAnsi="Helvetica" w:cs="Times New Roman"/>
+          <w:b/>
+          <w:bCs/>
+          <w:color w:val="C9C9CA"/>
+          <w:sz w:val="24"/>
+          <w:szCs w:val="24"/>
+          <w:lang w:eastAsia="en-IN"/>
+        </w:rPr>
+        <w:t>Cloudflare</w:t>
+      </w:r>
+      <w:r>
+        <w:rPr>
+          <w:rFonts w:ascii="Helvetica" w:eastAsia="Times New Roman" w:hAnsi="Helvetica" w:cs="Times New Roman"/>
+          <w:color w:val="C9C9CA"/>
+          <w:sz w:val="24"/>
+          <w:szCs w:val="24"/>
+          <w:lang w:eastAsia="en-IN"/>
+        </w:rPr>
+        <w:t>, </w:t>
+      </w:r>
+      <w:r>
+        <w:rPr>
+          <w:rFonts w:ascii="Helvetica" w:eastAsia="Times New Roman" w:hAnsi="Helvetica" w:cs="Times New Roman"/>
+          <w:b/>
+          <w:bCs/>
+          <w:color w:val="C9C9CA"/>
+          <w:sz w:val="24"/>
+          <w:szCs w:val="24"/>
+          <w:lang w:eastAsia="en-IN"/>
+        </w:rPr>
+        <w:t>Akamai</w:t>
+      </w:r>
+      <w:r>
+        <w:rPr>
+          <w:rFonts w:ascii="Helvetica" w:eastAsia="Times New Roman" w:hAnsi="Helvetica" w:cs="Times New Roman"/>
+          <w:color w:val="C9C9CA"/>
+          <w:sz w:val="24"/>
+          <w:szCs w:val="24"/>
+          <w:lang w:eastAsia="en-IN"/>
+        </w:rPr>
+        <w:t>, and </w:t>
+      </w:r>
+      <w:r>
+        <w:rPr>
+          <w:rFonts w:ascii="Helvetica" w:eastAsia="Times New Roman" w:hAnsi="Helvetica" w:cs="Times New Roman"/>
+          <w:b/>
+          <w:bCs/>
+          <w:color w:val="C9C9CA"/>
+          <w:sz w:val="24"/>
+          <w:szCs w:val="24"/>
+          <w:lang w:eastAsia="en-IN"/>
+        </w:rPr>
+        <w:t>Amazon CloudFront</w:t>
+      </w:r>
+      <w:r>
+        <w:rPr>
+          <w:rFonts w:ascii="Helvetica" w:eastAsia="Times New Roman" w:hAnsi="Helvetica" w:cs="Times New Roman"/>
+          <w:color w:val="C9C9CA"/>
+          <w:sz w:val="24"/>
+          <w:szCs w:val="24"/>
+          <w:lang w:eastAsia="en-IN"/>
+        </w:rPr>
+        <w:t>.</w:t>
+      </w:r>
+    </w:p>
+    <w:p>
+      <w:pPr>
+        <w:shd w:val="clear" w:color="auto" w:fill="FFFFFF"/>
+        <w:spacing w:after="0" w:line="240" w:lineRule="auto"/>
+        <w:textAlignment w:val="baseline"/>
         <w:rPr>
           <w:rFonts w:ascii="Times New Roman" w:eastAsia="Times New Roman" w:hAnsi="Times New Roman" w:cs="Times New Roman"/>
           <w:b/>
@@ -1393,40 +3668,7 @@
           <w:szCs w:val="32"/>
           <w:lang w:eastAsia="en-IN"/>
         </w:rPr>
-        <w:t xml:space="preserve">. </w:t>
-      </w:r>
-      <w:r>
-        <w:rPr>
-          <w:rFonts w:ascii="Times New Roman" w:eastAsia="Times New Roman" w:hAnsi="Times New Roman" w:cs="Times New Roman"/>
-          <w:color w:val="273239"/>
-          <w:sz w:val="32"/>
-          <w:szCs w:val="32"/>
-          <w:lang w:eastAsia="en-IN"/>
-        </w:rPr>
-        <w:t xml:space="preserve">Like if one fail other one will </w:t>
-      </w:r>
-      <w:proofErr w:type="spellStart"/>
-      <w:r>
-        <w:rPr>
-          <w:rFonts w:ascii="Times New Roman" w:eastAsia="Times New Roman" w:hAnsi="Times New Roman" w:cs="Times New Roman"/>
-          <w:color w:val="273239"/>
-          <w:sz w:val="32"/>
-          <w:szCs w:val="32"/>
-          <w:lang w:eastAsia="en-IN"/>
-        </w:rPr>
-        <w:t>will</w:t>
-      </w:r>
-      <w:proofErr w:type="spellEnd"/>
-      <w:r>
-        <w:rPr>
-          <w:rFonts w:ascii="Times New Roman" w:eastAsia="Times New Roman" w:hAnsi="Times New Roman" w:cs="Times New Roman"/>
-          <w:color w:val="273239"/>
-          <w:sz w:val="32"/>
-          <w:szCs w:val="32"/>
-          <w:lang w:eastAsia="en-IN"/>
-        </w:rPr>
-        <w:t xml:space="preserve"> take place in the pair of </w:t>
-      </w:r>
+      </w:pPr>
       <w:r>
         <w:rPr>
           <w:rFonts w:ascii="Times New Roman" w:eastAsia="Times New Roman" w:hAnsi="Times New Roman" w:cs="Times New Roman"/>
@@ -1437,17 +3679,7 @@
           <w:szCs w:val="32"/>
           <w:lang w:eastAsia="en-IN"/>
         </w:rPr>
-        <w:t xml:space="preserve">application to application </w:t>
-      </w:r>
-      <w:r>
-        <w:rPr>
-          <w:rFonts w:ascii="Times New Roman" w:eastAsia="Times New Roman" w:hAnsi="Times New Roman" w:cs="Times New Roman"/>
-          <w:color w:val="273239"/>
-          <w:sz w:val="32"/>
-          <w:szCs w:val="32"/>
-          <w:lang w:eastAsia="en-IN"/>
-        </w:rPr>
-        <w:t xml:space="preserve">and also in </w:t>
+        <w:br/>
       </w:r>
       <w:r>
         <w:rPr>
@@ -1459,34 +3691,2489 @@
           <w:szCs w:val="32"/>
           <w:lang w:eastAsia="en-IN"/>
         </w:rPr>
-        <w:t>master to slave</w:t>
+        <w:drawing>
+          <wp:inline distT="0" distB="0" distL="0" distR="0" wp14:anchorId="73429909" wp14:editId="222350FD">
+            <wp:extent cx="5731510" cy="3230880"/>
+            <wp:effectExtent l="0" t="0" r="2540" b="7620"/>
+            <wp:docPr id="4" name="Picture 4"/>
+            <wp:cNvGraphicFramePr>
+              <a:graphicFrameLocks xmlns:a="http://schemas.openxmlformats.org/drawingml/2006/main" noChangeAspect="1"/>
+            </wp:cNvGraphicFramePr>
+            <a:graphic xmlns:a="http://schemas.openxmlformats.org/drawingml/2006/main">
+              <a:graphicData uri="http://schemas.openxmlformats.org/drawingml/2006/picture">
+                <pic:pic xmlns:pic="http://schemas.openxmlformats.org/drawingml/2006/picture">
+                  <pic:nvPicPr>
+                    <pic:cNvPr id="1" name=""/>
+                    <pic:cNvPicPr/>
+                  </pic:nvPicPr>
+                  <pic:blipFill>
+                    <a:blip r:embed="rId10"/>
+                    <a:stretch>
+                      <a:fillRect/>
+                    </a:stretch>
+                  </pic:blipFill>
+                  <pic:spPr>
+                    <a:xfrm>
+                      <a:off x="0" y="0"/>
+                      <a:ext cx="5731510" cy="3230880"/>
+                    </a:xfrm>
+                    <a:prstGeom prst="rect">
+                      <a:avLst/>
+                    </a:prstGeom>
+                  </pic:spPr>
+                </pic:pic>
+              </a:graphicData>
+            </a:graphic>
+          </wp:inline>
+        </w:drawing>
       </w:r>
       <w:r>
         <w:rPr>
           <w:rFonts w:ascii="Times New Roman" w:eastAsia="Times New Roman" w:hAnsi="Times New Roman" w:cs="Times New Roman"/>
+          <w:b/>
+          <w:bCs/>
           <w:color w:val="273239"/>
           <w:sz w:val="32"/>
           <w:szCs w:val="32"/>
           <w:lang w:eastAsia="en-IN"/>
         </w:rPr>
-        <w:t xml:space="preserve"> concept.</w:t>
-      </w:r>
-    </w:p>
-    <w:p>
-      <w:pPr>
-        <w:rPr>
-          <w:rFonts w:ascii="Times New Roman" w:hAnsi="Times New Roman" w:cs="Times New Roman"/>
-          <w:sz w:val="32"/>
-          <w:szCs w:val="32"/>
-        </w:rPr>
-      </w:pPr>
-      <w:r>
-        <w:rPr>
-          <w:rFonts w:ascii="Times New Roman" w:hAnsi="Times New Roman" w:cs="Times New Roman"/>
-          <w:sz w:val="32"/>
-          <w:szCs w:val="32"/>
-        </w:rPr>
         <w:br/>
+      </w:r>
+      <w:r>
+        <w:rPr>
+          <w:rFonts w:ascii="Times New Roman" w:eastAsia="Times New Roman" w:hAnsi="Times New Roman" w:cs="Times New Roman"/>
+          <w:b/>
+          <w:bCs/>
+          <w:color w:val="273239"/>
+          <w:sz w:val="32"/>
+          <w:szCs w:val="32"/>
+          <w:lang w:eastAsia="en-IN"/>
+        </w:rPr>
+        <w:br/>
+      </w:r>
+      <w:r>
+        <w:rPr>
+          <w:rFonts w:ascii="Times New Roman" w:eastAsia="Times New Roman" w:hAnsi="Times New Roman" w:cs="Times New Roman"/>
+          <w:b/>
+          <w:bCs/>
+          <w:color w:val="273239"/>
+          <w:sz w:val="32"/>
+          <w:szCs w:val="32"/>
+          <w:lang w:eastAsia="en-IN"/>
+        </w:rPr>
+        <w:t xml:space="preserve">information that is being changed very less and frequently being used is stored in the </w:t>
+      </w:r>
+      <w:proofErr w:type="spellStart"/>
+      <w:r>
+        <w:rPr>
+          <w:rFonts w:ascii="Times New Roman" w:eastAsia="Times New Roman" w:hAnsi="Times New Roman" w:cs="Times New Roman"/>
+          <w:b/>
+          <w:bCs/>
+          <w:color w:val="273239"/>
+          <w:sz w:val="32"/>
+          <w:szCs w:val="32"/>
+          <w:lang w:eastAsia="en-IN"/>
+        </w:rPr>
+        <w:t>cdn</w:t>
+      </w:r>
+      <w:proofErr w:type="spellEnd"/>
+      <w:r>
+        <w:rPr>
+          <w:rFonts w:ascii="Times New Roman" w:eastAsia="Times New Roman" w:hAnsi="Times New Roman" w:cs="Times New Roman"/>
+          <w:b/>
+          <w:bCs/>
+          <w:color w:val="273239"/>
+          <w:sz w:val="32"/>
+          <w:szCs w:val="32"/>
+          <w:lang w:eastAsia="en-IN"/>
+        </w:rPr>
+        <w:t xml:space="preserve"> cache.</w:t>
+      </w:r>
+      <w:r>
+        <w:rPr>
+          <w:rFonts w:ascii="Times New Roman" w:eastAsia="Times New Roman" w:hAnsi="Times New Roman" w:cs="Times New Roman"/>
+          <w:b/>
+          <w:bCs/>
+          <w:color w:val="273239"/>
+          <w:sz w:val="32"/>
+          <w:szCs w:val="32"/>
+          <w:lang w:eastAsia="en-IN"/>
+        </w:rPr>
+        <w:br/>
+      </w:r>
+      <w:r>
+        <w:rPr>
+          <w:rFonts w:ascii="Times New Roman" w:eastAsia="Times New Roman" w:hAnsi="Times New Roman" w:cs="Times New Roman"/>
+          <w:b/>
+          <w:bCs/>
+          <w:color w:val="273239"/>
+          <w:sz w:val="32"/>
+          <w:szCs w:val="32"/>
+          <w:lang w:eastAsia="en-IN"/>
+        </w:rPr>
+        <w:br/>
+      </w:r>
+    </w:p>
+    <w:p>
+      <w:pPr>
+        <w:shd w:val="clear" w:color="auto" w:fill="FFFFFF"/>
+        <w:spacing w:after="0" w:line="240" w:lineRule="auto"/>
+        <w:textAlignment w:val="baseline"/>
+        <w:rPr>
+          <w:rFonts w:ascii="Times New Roman" w:eastAsia="Times New Roman" w:hAnsi="Times New Roman" w:cs="Times New Roman"/>
+          <w:b/>
+          <w:bCs/>
+          <w:color w:val="273239"/>
+          <w:sz w:val="32"/>
+          <w:szCs w:val="32"/>
+          <w:lang w:eastAsia="en-IN"/>
+        </w:rPr>
+      </w:pPr>
+      <w:r>
+        <w:rPr>
+          <w:rFonts w:ascii="Times New Roman" w:eastAsia="Times New Roman" w:hAnsi="Times New Roman" w:cs="Times New Roman"/>
+          <w:b/>
+          <w:bCs/>
+          <w:color w:val="273239"/>
+          <w:sz w:val="32"/>
+          <w:szCs w:val="32"/>
+          <w:lang w:eastAsia="en-IN"/>
+        </w:rPr>
+        <w:lastRenderedPageBreak/>
+        <w:drawing>
+          <wp:inline distT="0" distB="0" distL="0" distR="0" wp14:anchorId="3B646835" wp14:editId="012CC2C7">
+            <wp:extent cx="5731510" cy="3036570"/>
+            <wp:effectExtent l="0" t="0" r="2540" b="0"/>
+            <wp:docPr id="5" name="Picture 5"/>
+            <wp:cNvGraphicFramePr>
+              <a:graphicFrameLocks xmlns:a="http://schemas.openxmlformats.org/drawingml/2006/main" noChangeAspect="1"/>
+            </wp:cNvGraphicFramePr>
+            <a:graphic xmlns:a="http://schemas.openxmlformats.org/drawingml/2006/main">
+              <a:graphicData uri="http://schemas.openxmlformats.org/drawingml/2006/picture">
+                <pic:pic xmlns:pic="http://schemas.openxmlformats.org/drawingml/2006/picture">
+                  <pic:nvPicPr>
+                    <pic:cNvPr id="1" name=""/>
+                    <pic:cNvPicPr/>
+                  </pic:nvPicPr>
+                  <pic:blipFill>
+                    <a:blip r:embed="rId11"/>
+                    <a:stretch>
+                      <a:fillRect/>
+                    </a:stretch>
+                  </pic:blipFill>
+                  <pic:spPr>
+                    <a:xfrm>
+                      <a:off x="0" y="0"/>
+                      <a:ext cx="5731510" cy="3036570"/>
+                    </a:xfrm>
+                    <a:prstGeom prst="rect">
+                      <a:avLst/>
+                    </a:prstGeom>
+                  </pic:spPr>
+                </pic:pic>
+              </a:graphicData>
+            </a:graphic>
+          </wp:inline>
+        </w:drawing>
+      </w:r>
+    </w:p>
+    <w:p>
+      <w:pPr>
+        <w:rPr>
+          <w:rFonts w:ascii="Times New Roman" w:hAnsi="Times New Roman" w:cs="Times New Roman"/>
+          <w:sz w:val="32"/>
+          <w:szCs w:val="32"/>
+        </w:rPr>
+      </w:pPr>
+      <w:r>
+        <w:rPr>
+          <w:rFonts w:ascii="Times New Roman" w:hAnsi="Times New Roman" w:cs="Times New Roman"/>
+          <w:sz w:val="32"/>
+          <w:szCs w:val="32"/>
+        </w:rPr>
+        <w:br/>
+      </w:r>
+      <w:r>
+        <w:rPr>
+          <w:rFonts w:ascii="Times New Roman" w:hAnsi="Times New Roman" w:cs="Times New Roman"/>
+          <w:sz w:val="32"/>
+          <w:szCs w:val="32"/>
+        </w:rPr>
+        <w:t xml:space="preserve">if request comes to the </w:t>
+      </w:r>
+      <w:proofErr w:type="spellStart"/>
+      <w:r>
+        <w:rPr>
+          <w:rFonts w:ascii="Times New Roman" w:hAnsi="Times New Roman" w:cs="Times New Roman"/>
+          <w:sz w:val="32"/>
+          <w:szCs w:val="32"/>
+        </w:rPr>
+        <w:t>cdn</w:t>
+      </w:r>
+      <w:proofErr w:type="spellEnd"/>
+      <w:r>
+        <w:rPr>
+          <w:rFonts w:ascii="Times New Roman" w:hAnsi="Times New Roman" w:cs="Times New Roman"/>
+          <w:sz w:val="32"/>
+          <w:szCs w:val="32"/>
+        </w:rPr>
+        <w:t xml:space="preserve"> and data is being present in the </w:t>
+      </w:r>
+      <w:proofErr w:type="spellStart"/>
+      <w:r>
+        <w:rPr>
+          <w:rFonts w:ascii="Times New Roman" w:hAnsi="Times New Roman" w:cs="Times New Roman"/>
+          <w:sz w:val="32"/>
+          <w:szCs w:val="32"/>
+        </w:rPr>
+        <w:t>cdn</w:t>
+      </w:r>
+      <w:proofErr w:type="spellEnd"/>
+      <w:r>
+        <w:rPr>
+          <w:rFonts w:ascii="Times New Roman" w:hAnsi="Times New Roman" w:cs="Times New Roman"/>
+          <w:sz w:val="32"/>
+          <w:szCs w:val="32"/>
+        </w:rPr>
+        <w:t xml:space="preserve"> cache then that data will return as response if </w:t>
+      </w:r>
+      <w:proofErr w:type="spellStart"/>
+      <w:r>
+        <w:rPr>
+          <w:rFonts w:ascii="Times New Roman" w:hAnsi="Times New Roman" w:cs="Times New Roman"/>
+          <w:sz w:val="32"/>
+          <w:szCs w:val="32"/>
+        </w:rPr>
+        <w:t>its</w:t>
+      </w:r>
+      <w:proofErr w:type="spellEnd"/>
+      <w:r>
+        <w:rPr>
+          <w:rFonts w:ascii="Times New Roman" w:hAnsi="Times New Roman" w:cs="Times New Roman"/>
+          <w:sz w:val="32"/>
+          <w:szCs w:val="32"/>
+        </w:rPr>
+        <w:t xml:space="preserve"> not present in the respective </w:t>
+      </w:r>
+      <w:proofErr w:type="spellStart"/>
+      <w:r>
+        <w:rPr>
+          <w:rFonts w:ascii="Times New Roman" w:hAnsi="Times New Roman" w:cs="Times New Roman"/>
+          <w:sz w:val="32"/>
+          <w:szCs w:val="32"/>
+        </w:rPr>
+        <w:t>cdn</w:t>
+      </w:r>
+      <w:proofErr w:type="spellEnd"/>
+      <w:r>
+        <w:rPr>
+          <w:rFonts w:ascii="Times New Roman" w:hAnsi="Times New Roman" w:cs="Times New Roman"/>
+          <w:sz w:val="32"/>
+          <w:szCs w:val="32"/>
+        </w:rPr>
+        <w:t xml:space="preserve"> then it will retrieve it from near about </w:t>
+      </w:r>
+      <w:proofErr w:type="spellStart"/>
+      <w:r>
+        <w:rPr>
+          <w:rFonts w:ascii="Times New Roman" w:hAnsi="Times New Roman" w:cs="Times New Roman"/>
+          <w:sz w:val="32"/>
+          <w:szCs w:val="32"/>
+        </w:rPr>
+        <w:t>cdn</w:t>
+      </w:r>
+      <w:proofErr w:type="spellEnd"/>
+      <w:r>
+        <w:rPr>
+          <w:rFonts w:ascii="Times New Roman" w:hAnsi="Times New Roman" w:cs="Times New Roman"/>
+          <w:sz w:val="32"/>
+          <w:szCs w:val="32"/>
+        </w:rPr>
+        <w:t xml:space="preserve"> and return it, even it all near about </w:t>
+      </w:r>
+      <w:proofErr w:type="spellStart"/>
+      <w:r>
+        <w:rPr>
+          <w:rFonts w:ascii="Times New Roman" w:hAnsi="Times New Roman" w:cs="Times New Roman"/>
+          <w:sz w:val="32"/>
+          <w:szCs w:val="32"/>
+        </w:rPr>
+        <w:t>cdn</w:t>
+      </w:r>
+      <w:proofErr w:type="spellEnd"/>
+      <w:r>
+        <w:rPr>
+          <w:rFonts w:ascii="Times New Roman" w:hAnsi="Times New Roman" w:cs="Times New Roman"/>
+          <w:sz w:val="32"/>
+          <w:szCs w:val="32"/>
+        </w:rPr>
+        <w:t xml:space="preserve"> don’t have data then finally it will go to the </w:t>
+      </w:r>
+      <w:proofErr w:type="spellStart"/>
+      <w:r>
+        <w:rPr>
+          <w:rFonts w:ascii="Times New Roman" w:hAnsi="Times New Roman" w:cs="Times New Roman"/>
+          <w:sz w:val="32"/>
+          <w:szCs w:val="32"/>
+        </w:rPr>
+        <w:t>orginal</w:t>
+      </w:r>
+      <w:proofErr w:type="spellEnd"/>
+      <w:r>
+        <w:rPr>
+          <w:rFonts w:ascii="Times New Roman" w:hAnsi="Times New Roman" w:cs="Times New Roman"/>
+          <w:sz w:val="32"/>
+          <w:szCs w:val="32"/>
+        </w:rPr>
+        <w:t xml:space="preserve"> server and then database.</w:t>
+      </w:r>
+    </w:p>
+    <w:p>
+      <w:pPr>
+        <w:rPr>
+          <w:rFonts w:ascii="Times New Roman" w:hAnsi="Times New Roman" w:cs="Times New Roman"/>
+          <w:sz w:val="32"/>
+          <w:szCs w:val="32"/>
+        </w:rPr>
+      </w:pPr>
+      <w:r>
+        <w:rPr>
+          <w:rFonts w:ascii="Times New Roman" w:hAnsi="Times New Roman" w:cs="Times New Roman"/>
+          <w:sz w:val="32"/>
+          <w:szCs w:val="32"/>
+        </w:rPr>
+        <w:drawing>
+          <wp:inline distT="0" distB="0" distL="0" distR="0" wp14:anchorId="537CF8A5" wp14:editId="70889046">
+            <wp:extent cx="5731510" cy="3315335"/>
+            <wp:effectExtent l="0" t="0" r="2540" b="0"/>
+            <wp:docPr id="6" name="Picture 6"/>
+            <wp:cNvGraphicFramePr>
+              <a:graphicFrameLocks xmlns:a="http://schemas.openxmlformats.org/drawingml/2006/main" noChangeAspect="1"/>
+            </wp:cNvGraphicFramePr>
+            <a:graphic xmlns:a="http://schemas.openxmlformats.org/drawingml/2006/main">
+              <a:graphicData uri="http://schemas.openxmlformats.org/drawingml/2006/picture">
+                <pic:pic xmlns:pic="http://schemas.openxmlformats.org/drawingml/2006/picture">
+                  <pic:nvPicPr>
+                    <pic:cNvPr id="1" name=""/>
+                    <pic:cNvPicPr/>
+                  </pic:nvPicPr>
+                  <pic:blipFill>
+                    <a:blip r:embed="rId12"/>
+                    <a:stretch>
+                      <a:fillRect/>
+                    </a:stretch>
+                  </pic:blipFill>
+                  <pic:spPr>
+                    <a:xfrm>
+                      <a:off x="0" y="0"/>
+                      <a:ext cx="5731510" cy="3315335"/>
+                    </a:xfrm>
+                    <a:prstGeom prst="rect">
+                      <a:avLst/>
+                    </a:prstGeom>
+                  </pic:spPr>
+                </pic:pic>
+              </a:graphicData>
+            </a:graphic>
+          </wp:inline>
+        </w:drawing>
+      </w:r>
+    </w:p>
+    <w:p>
+      <w:pPr>
+        <w:rPr>
+          <w:rFonts w:ascii="Times New Roman" w:hAnsi="Times New Roman" w:cs="Times New Roman"/>
+          <w:sz w:val="32"/>
+          <w:szCs w:val="32"/>
+        </w:rPr>
+      </w:pPr>
+    </w:p>
+    <w:p>
+      <w:pPr>
+        <w:rPr>
+          <w:rFonts w:ascii="Times New Roman" w:hAnsi="Times New Roman" w:cs="Times New Roman"/>
+          <w:sz w:val="32"/>
+          <w:szCs w:val="32"/>
+        </w:rPr>
+      </w:pPr>
+      <w:r>
+        <w:rPr>
+          <w:rFonts w:ascii="Times New Roman" w:hAnsi="Times New Roman" w:cs="Times New Roman"/>
+          <w:sz w:val="32"/>
+          <w:szCs w:val="32"/>
+        </w:rPr>
+        <w:lastRenderedPageBreak/>
+        <w:t xml:space="preserve">8. Data </w:t>
+      </w:r>
+      <w:proofErr w:type="spellStart"/>
+      <w:r>
+        <w:rPr>
+          <w:rFonts w:ascii="Times New Roman" w:hAnsi="Times New Roman" w:cs="Times New Roman"/>
+          <w:sz w:val="32"/>
+          <w:szCs w:val="32"/>
+        </w:rPr>
+        <w:t>center</w:t>
+      </w:r>
+      <w:proofErr w:type="spellEnd"/>
+      <w:r>
+        <w:rPr>
+          <w:rFonts w:ascii="Times New Roman" w:hAnsi="Times New Roman" w:cs="Times New Roman"/>
+          <w:sz w:val="32"/>
+          <w:szCs w:val="32"/>
+        </w:rPr>
+        <w:t xml:space="preserve"> – </w:t>
+      </w:r>
+      <w:proofErr w:type="spellStart"/>
+      <w:r>
+        <w:rPr>
+          <w:rFonts w:ascii="Times New Roman" w:hAnsi="Times New Roman" w:cs="Times New Roman"/>
+          <w:sz w:val="32"/>
+          <w:szCs w:val="32"/>
+        </w:rPr>
+        <w:t>appplications</w:t>
+      </w:r>
+      <w:proofErr w:type="spellEnd"/>
+      <w:r>
+        <w:rPr>
+          <w:rFonts w:ascii="Times New Roman" w:hAnsi="Times New Roman" w:cs="Times New Roman"/>
+          <w:sz w:val="32"/>
+          <w:szCs w:val="32"/>
+        </w:rPr>
+        <w:t xml:space="preserve"> server and databases are </w:t>
+      </w:r>
+      <w:proofErr w:type="spellStart"/>
+      <w:r>
+        <w:rPr>
+          <w:rFonts w:ascii="Times New Roman" w:hAnsi="Times New Roman" w:cs="Times New Roman"/>
+          <w:sz w:val="32"/>
+          <w:szCs w:val="32"/>
+        </w:rPr>
+        <w:t>conjusted</w:t>
+      </w:r>
+      <w:proofErr w:type="spellEnd"/>
+      <w:r>
+        <w:rPr>
+          <w:rFonts w:ascii="Times New Roman" w:hAnsi="Times New Roman" w:cs="Times New Roman"/>
+          <w:sz w:val="32"/>
+          <w:szCs w:val="32"/>
+        </w:rPr>
+        <w:t xml:space="preserve"> to the data </w:t>
+      </w:r>
+      <w:proofErr w:type="spellStart"/>
+      <w:r>
+        <w:rPr>
+          <w:rFonts w:ascii="Times New Roman" w:hAnsi="Times New Roman" w:cs="Times New Roman"/>
+          <w:sz w:val="32"/>
+          <w:szCs w:val="32"/>
+        </w:rPr>
+        <w:t>centers</w:t>
+      </w:r>
+      <w:proofErr w:type="spellEnd"/>
+      <w:r>
+        <w:rPr>
+          <w:rFonts w:ascii="Times New Roman" w:hAnsi="Times New Roman" w:cs="Times New Roman"/>
+          <w:sz w:val="32"/>
+          <w:szCs w:val="32"/>
+        </w:rPr>
+        <w:t>.</w:t>
+      </w:r>
+    </w:p>
+    <w:p>
+      <w:pPr>
+        <w:rPr>
+          <w:rFonts w:ascii="Times New Roman" w:hAnsi="Times New Roman" w:cs="Times New Roman"/>
+          <w:sz w:val="32"/>
+          <w:szCs w:val="32"/>
+        </w:rPr>
+      </w:pPr>
+      <w:r>
+        <w:rPr>
+          <w:rFonts w:ascii="Times New Roman" w:hAnsi="Times New Roman" w:cs="Times New Roman"/>
+          <w:sz w:val="32"/>
+          <w:szCs w:val="32"/>
+        </w:rPr>
+        <w:t xml:space="preserve">Like Indian data </w:t>
+      </w:r>
+      <w:proofErr w:type="spellStart"/>
+      <w:r>
+        <w:rPr>
+          <w:rFonts w:ascii="Times New Roman" w:hAnsi="Times New Roman" w:cs="Times New Roman"/>
+          <w:sz w:val="32"/>
+          <w:szCs w:val="32"/>
+        </w:rPr>
+        <w:t>center</w:t>
+      </w:r>
+      <w:proofErr w:type="spellEnd"/>
+      <w:r>
+        <w:rPr>
+          <w:rFonts w:ascii="Times New Roman" w:hAnsi="Times New Roman" w:cs="Times New Roman"/>
+          <w:sz w:val="32"/>
+          <w:szCs w:val="32"/>
+        </w:rPr>
+        <w:t xml:space="preserve"> and us data </w:t>
+      </w:r>
+      <w:proofErr w:type="spellStart"/>
+      <w:r>
+        <w:rPr>
+          <w:rFonts w:ascii="Times New Roman" w:hAnsi="Times New Roman" w:cs="Times New Roman"/>
+          <w:sz w:val="32"/>
+          <w:szCs w:val="32"/>
+        </w:rPr>
+        <w:t>center</w:t>
+      </w:r>
+      <w:proofErr w:type="spellEnd"/>
+      <w:r>
+        <w:rPr>
+          <w:rFonts w:ascii="Times New Roman" w:hAnsi="Times New Roman" w:cs="Times New Roman"/>
+          <w:sz w:val="32"/>
+          <w:szCs w:val="32"/>
+        </w:rPr>
+        <w:t xml:space="preserve">. If Indian data </w:t>
+      </w:r>
+      <w:proofErr w:type="spellStart"/>
+      <w:r>
+        <w:rPr>
+          <w:rFonts w:ascii="Times New Roman" w:hAnsi="Times New Roman" w:cs="Times New Roman"/>
+          <w:sz w:val="32"/>
+          <w:szCs w:val="32"/>
+        </w:rPr>
+        <w:t>center</w:t>
+      </w:r>
+      <w:proofErr w:type="spellEnd"/>
+      <w:r>
+        <w:rPr>
+          <w:rFonts w:ascii="Times New Roman" w:hAnsi="Times New Roman" w:cs="Times New Roman"/>
+          <w:sz w:val="32"/>
+          <w:szCs w:val="32"/>
+        </w:rPr>
+        <w:t xml:space="preserve"> get failed then it will go to the us </w:t>
+      </w:r>
+      <w:proofErr w:type="spellStart"/>
+      <w:r>
+        <w:rPr>
+          <w:rFonts w:ascii="Times New Roman" w:hAnsi="Times New Roman" w:cs="Times New Roman"/>
+          <w:sz w:val="32"/>
+          <w:szCs w:val="32"/>
+        </w:rPr>
+        <w:t>datacenter</w:t>
+      </w:r>
+      <w:proofErr w:type="spellEnd"/>
+      <w:r>
+        <w:rPr>
+          <w:rFonts w:ascii="Times New Roman" w:hAnsi="Times New Roman" w:cs="Times New Roman"/>
+          <w:sz w:val="32"/>
+          <w:szCs w:val="32"/>
+        </w:rPr>
+        <w:t xml:space="preserve"> and also question is us data </w:t>
+      </w:r>
+      <w:proofErr w:type="spellStart"/>
+      <w:r>
+        <w:rPr>
+          <w:rFonts w:ascii="Times New Roman" w:hAnsi="Times New Roman" w:cs="Times New Roman"/>
+          <w:sz w:val="32"/>
+          <w:szCs w:val="32"/>
+        </w:rPr>
+        <w:t>center</w:t>
+      </w:r>
+      <w:proofErr w:type="spellEnd"/>
+      <w:r>
+        <w:rPr>
+          <w:rFonts w:ascii="Times New Roman" w:hAnsi="Times New Roman" w:cs="Times New Roman"/>
+          <w:sz w:val="32"/>
+          <w:szCs w:val="32"/>
+        </w:rPr>
+        <w:t xml:space="preserve"> will have Indian </w:t>
+      </w:r>
+      <w:proofErr w:type="spellStart"/>
+      <w:r>
+        <w:rPr>
+          <w:rFonts w:ascii="Times New Roman" w:hAnsi="Times New Roman" w:cs="Times New Roman"/>
+          <w:sz w:val="32"/>
+          <w:szCs w:val="32"/>
+        </w:rPr>
+        <w:t>datacenter’s</w:t>
+      </w:r>
+      <w:proofErr w:type="spellEnd"/>
+      <w:r>
+        <w:rPr>
+          <w:rFonts w:ascii="Times New Roman" w:hAnsi="Times New Roman" w:cs="Times New Roman"/>
+          <w:sz w:val="32"/>
+          <w:szCs w:val="32"/>
+        </w:rPr>
+        <w:t xml:space="preserve"> database? </w:t>
+      </w:r>
+      <w:r>
+        <w:rPr>
+          <w:rFonts w:ascii="Times New Roman" w:hAnsi="Times New Roman" w:cs="Times New Roman"/>
+          <w:sz w:val="32"/>
+          <w:szCs w:val="32"/>
+        </w:rPr>
+        <w:br/>
+      </w:r>
+      <w:proofErr w:type="gramStart"/>
+      <w:r>
+        <w:rPr>
+          <w:rFonts w:ascii="Times New Roman" w:hAnsi="Times New Roman" w:cs="Times New Roman"/>
+          <w:sz w:val="32"/>
+          <w:szCs w:val="32"/>
+        </w:rPr>
+        <w:t>yes</w:t>
+      </w:r>
+      <w:proofErr w:type="gramEnd"/>
+      <w:r>
+        <w:rPr>
+          <w:rFonts w:ascii="Times New Roman" w:hAnsi="Times New Roman" w:cs="Times New Roman"/>
+          <w:sz w:val="32"/>
+          <w:szCs w:val="32"/>
+        </w:rPr>
+        <w:t xml:space="preserve"> this can possible with the help of data base replication</w:t>
+      </w:r>
+    </w:p>
+    <w:p>
+      <w:pPr>
+        <w:pStyle w:val="pdq2pgselectionanchorcontainer"/>
+      </w:pPr>
+      <w:r>
+        <w:rPr>
+          <w:sz w:val="32"/>
+          <w:szCs w:val="32"/>
+        </w:rPr>
+        <w:br/>
+      </w:r>
+      <w:r>
+        <w:rPr>
+          <w:sz w:val="32"/>
+          <w:szCs w:val="32"/>
+        </w:rPr>
+        <w:drawing>
+          <wp:inline distT="0" distB="0" distL="0" distR="0" wp14:anchorId="3C263FCB" wp14:editId="0C86782D">
+            <wp:extent cx="5731510" cy="3126105"/>
+            <wp:effectExtent l="0" t="0" r="2540" b="0"/>
+            <wp:docPr id="8" name="Picture 8"/>
+            <wp:cNvGraphicFramePr>
+              <a:graphicFrameLocks xmlns:a="http://schemas.openxmlformats.org/drawingml/2006/main" noChangeAspect="1"/>
+            </wp:cNvGraphicFramePr>
+            <a:graphic xmlns:a="http://schemas.openxmlformats.org/drawingml/2006/main">
+              <a:graphicData uri="http://schemas.openxmlformats.org/drawingml/2006/picture">
+                <pic:pic xmlns:pic="http://schemas.openxmlformats.org/drawingml/2006/picture">
+                  <pic:nvPicPr>
+                    <pic:cNvPr id="1" name=""/>
+                    <pic:cNvPicPr/>
+                  </pic:nvPicPr>
+                  <pic:blipFill>
+                    <a:blip r:embed="rId13"/>
+                    <a:stretch>
+                      <a:fillRect/>
+                    </a:stretch>
+                  </pic:blipFill>
+                  <pic:spPr>
+                    <a:xfrm>
+                      <a:off x="0" y="0"/>
+                      <a:ext cx="5731510" cy="3126105"/>
+                    </a:xfrm>
+                    <a:prstGeom prst="rect">
+                      <a:avLst/>
+                    </a:prstGeom>
+                  </pic:spPr>
+                </pic:pic>
+              </a:graphicData>
+            </a:graphic>
+          </wp:inline>
+        </w:drawing>
+      </w:r>
+      <w:r>
+        <w:rPr>
+          <w:sz w:val="32"/>
+          <w:szCs w:val="32"/>
+        </w:rPr>
+        <w:drawing>
+          <wp:inline distT="0" distB="0" distL="0" distR="0" wp14:anchorId="0D7B1F28" wp14:editId="6EC870F3">
+            <wp:extent cx="5731510" cy="3056255"/>
+            <wp:effectExtent l="0" t="0" r="2540" b="0"/>
+            <wp:docPr id="9" name="Picture 9"/>
+            <wp:cNvGraphicFramePr>
+              <a:graphicFrameLocks xmlns:a="http://schemas.openxmlformats.org/drawingml/2006/main" noChangeAspect="1"/>
+            </wp:cNvGraphicFramePr>
+            <a:graphic xmlns:a="http://schemas.openxmlformats.org/drawingml/2006/main">
+              <a:graphicData uri="http://schemas.openxmlformats.org/drawingml/2006/picture">
+                <pic:pic xmlns:pic="http://schemas.openxmlformats.org/drawingml/2006/picture">
+                  <pic:nvPicPr>
+                    <pic:cNvPr id="1" name=""/>
+                    <pic:cNvPicPr/>
+                  </pic:nvPicPr>
+                  <pic:blipFill>
+                    <a:blip r:embed="rId14"/>
+                    <a:stretch>
+                      <a:fillRect/>
+                    </a:stretch>
+                  </pic:blipFill>
+                  <pic:spPr>
+                    <a:xfrm>
+                      <a:off x="0" y="0"/>
+                      <a:ext cx="5731510" cy="3056255"/>
+                    </a:xfrm>
+                    <a:prstGeom prst="rect">
+                      <a:avLst/>
+                    </a:prstGeom>
+                  </pic:spPr>
+                </pic:pic>
+              </a:graphicData>
+            </a:graphic>
+          </wp:inline>
+        </w:drawing>
+      </w:r>
+      <w:r>
+        <w:rPr>
+          <w:sz w:val="32"/>
+          <w:szCs w:val="32"/>
+        </w:rPr>
+        <w:br/>
+      </w:r>
+      <w:r>
+        <w:rPr>
+          <w:sz w:val="32"/>
+          <w:szCs w:val="32"/>
+        </w:rPr>
+        <w:br/>
+      </w:r>
+      <w:r>
+        <w:rPr>
+          <w:sz w:val="32"/>
+          <w:szCs w:val="32"/>
+        </w:rPr>
+        <w:br/>
+      </w:r>
+      <w:r>
+        <w:lastRenderedPageBreak/>
+        <w:t xml:space="preserve">Yes. The idea is </w:t>
+      </w:r>
+      <w:r>
+        <w:rPr>
+          <w:rStyle w:val="Strong"/>
+        </w:rPr>
+        <w:t>Disaster Recovery (DR)</w:t>
+      </w:r>
+      <w:r>
+        <w:t xml:space="preserve"> or </w:t>
+      </w:r>
+      <w:r>
+        <w:rPr>
+          <w:rStyle w:val="Strong"/>
+        </w:rPr>
+        <w:t>Multi-Region Deployment</w:t>
+      </w:r>
+      <w:r>
+        <w:t>. Here's an easy way to understand it.</w:t>
+      </w:r>
+    </w:p>
+    <w:p>
+      <w:r>
+        <w:pict w14:anchorId="70655B97">
+          <v:rect id="_x0000_i1049" style="width:0;height:1.5pt" o:hralign="center" o:hrstd="t" o:hr="t" fillcolor="#a0a0a0" stroked="f"/>
+        </w:pict>
+      </w:r>
+    </w:p>
+    <w:p>
+      <w:pPr>
+        <w:pStyle w:val="Heading1"/>
+      </w:pPr>
+      <w:r>
+        <w:t>Step 1: Normal Situation</w:t>
+      </w:r>
+    </w:p>
+    <w:p>
+      <w:pPr>
+        <w:pStyle w:val="NormalWeb"/>
+      </w:pPr>
+      <w:r>
+        <w:t>Suppose your company has users in India.</w:t>
+      </w:r>
+    </w:p>
+    <w:p>
+      <w:pPr>
+        <w:pStyle w:val="HTMLPreformatted"/>
+        <w:rPr>
+          <w:rStyle w:val="HTMLCode"/>
+        </w:rPr>
+      </w:pPr>
+      <w:r>
+        <w:rPr>
+          <w:rStyle w:val="HTMLCode"/>
+        </w:rPr>
+        <w:t xml:space="preserve">        Indian Users</w:t>
+      </w:r>
+    </w:p>
+    <w:p>
+      <w:pPr>
+        <w:pStyle w:val="HTMLPreformatted"/>
+        <w:rPr>
+          <w:rStyle w:val="HTMLCode"/>
+        </w:rPr>
+      </w:pPr>
+      <w:r>
+        <w:rPr>
+          <w:rStyle w:val="HTMLCode"/>
+        </w:rPr>
+        <w:t xml:space="preserve">             │</w:t>
+      </w:r>
+    </w:p>
+    <w:p>
+      <w:pPr>
+        <w:pStyle w:val="HTMLPreformatted"/>
+        <w:rPr>
+          <w:rStyle w:val="HTMLCode"/>
+        </w:rPr>
+      </w:pPr>
+      <w:r>
+        <w:rPr>
+          <w:rStyle w:val="HTMLCode"/>
+        </w:rPr>
+        <w:t xml:space="preserve">             ▼</w:t>
+      </w:r>
+    </w:p>
+    <w:p>
+      <w:pPr>
+        <w:pStyle w:val="HTMLPreformatted"/>
+        <w:rPr>
+          <w:rStyle w:val="HTMLCode"/>
+        </w:rPr>
+      </w:pPr>
+      <w:r>
+        <w:rPr>
+          <w:rStyle w:val="HTMLCode"/>
+        </w:rPr>
+        <w:t xml:space="preserve">     India Data </w:t>
+      </w:r>
+      <w:proofErr w:type="spellStart"/>
+      <w:r>
+        <w:rPr>
+          <w:rStyle w:val="HTMLCode"/>
+        </w:rPr>
+        <w:t>Center</w:t>
+      </w:r>
+      <w:proofErr w:type="spellEnd"/>
+    </w:p>
+    <w:p>
+      <w:pPr>
+        <w:pStyle w:val="HTMLPreformatted"/>
+        <w:rPr>
+          <w:rStyle w:val="HTMLCode"/>
+        </w:rPr>
+      </w:pPr>
+      <w:r>
+        <w:rPr>
+          <w:rStyle w:val="HTMLCode"/>
+        </w:rPr>
+        <w:t xml:space="preserve">    ┌─────────────────┐</w:t>
+      </w:r>
+    </w:p>
+    <w:p>
+      <w:pPr>
+        <w:pStyle w:val="HTMLPreformatted"/>
+        <w:rPr>
+          <w:rStyle w:val="HTMLCode"/>
+        </w:rPr>
+      </w:pPr>
+      <w:r>
+        <w:rPr>
+          <w:rStyle w:val="HTMLCode"/>
+        </w:rPr>
+        <w:t xml:space="preserve">    │ App Servers     │</w:t>
+      </w:r>
+    </w:p>
+    <w:p>
+      <w:pPr>
+        <w:pStyle w:val="HTMLPreformatted"/>
+        <w:rPr>
+          <w:rStyle w:val="HTMLCode"/>
+        </w:rPr>
+      </w:pPr>
+      <w:r>
+        <w:rPr>
+          <w:rStyle w:val="HTMLCode"/>
+        </w:rPr>
+        <w:t xml:space="preserve">    │ Database        │</w:t>
+      </w:r>
+    </w:p>
+    <w:p>
+      <w:pPr>
+        <w:pStyle w:val="HTMLPreformatted"/>
+      </w:pPr>
+      <w:r>
+        <w:rPr>
+          <w:rStyle w:val="HTMLCode"/>
+        </w:rPr>
+        <w:t xml:space="preserve">    └─────────────────┘</w:t>
+      </w:r>
+    </w:p>
+    <w:p>
+      <w:pPr>
+        <w:pStyle w:val="NormalWeb"/>
+      </w:pPr>
+      <w:r>
+        <w:t xml:space="preserve">Everything works from the India data </w:t>
+      </w:r>
+      <w:proofErr w:type="spellStart"/>
+      <w:r>
+        <w:t>center</w:t>
+      </w:r>
+      <w:proofErr w:type="spellEnd"/>
+      <w:r>
+        <w:t>.</w:t>
+      </w:r>
+    </w:p>
+    <w:p>
+      <w:r>
+        <w:pict w14:anchorId="7B77AD95">
+          <v:rect id="_x0000_i1050" style="width:0;height:1.5pt" o:hralign="center" o:hrstd="t" o:hr="t" fillcolor="#a0a0a0" stroked="f"/>
+        </w:pict>
+      </w:r>
+    </w:p>
+    <w:p>
+      <w:pPr>
+        <w:pStyle w:val="Heading1"/>
+      </w:pPr>
+      <w:r>
+        <w:t xml:space="preserve">Step 2: What if the India Data </w:t>
+      </w:r>
+      <w:proofErr w:type="spellStart"/>
+      <w:r>
+        <w:t>Center</w:t>
+      </w:r>
+      <w:proofErr w:type="spellEnd"/>
+      <w:r>
+        <w:t xml:space="preserve"> Fails?</w:t>
+      </w:r>
+    </w:p>
+    <w:p>
+      <w:pPr>
+        <w:pStyle w:val="NormalWeb"/>
+      </w:pPr>
+      <w:r>
+        <w:t>Imagine:</w:t>
+      </w:r>
+    </w:p>
+    <w:p>
+      <w:pPr>
+        <w:numPr>
+          <w:ilvl w:val="0"/>
+          <w:numId w:val="9"/>
+        </w:numPr>
+        <w:spacing w:before="100" w:beforeAutospacing="1" w:after="100" w:afterAutospacing="1" w:line="240" w:lineRule="auto"/>
+      </w:pPr>
+      <w:r>
+        <w:t xml:space="preserve">Power outage </w:t>
+      </w:r>
+    </w:p>
+    <w:p>
+      <w:pPr>
+        <w:numPr>
+          <w:ilvl w:val="0"/>
+          <w:numId w:val="9"/>
+        </w:numPr>
+        <w:spacing w:before="100" w:beforeAutospacing="1" w:after="100" w:afterAutospacing="1" w:line="240" w:lineRule="auto"/>
+      </w:pPr>
+      <w:r>
+        <w:t xml:space="preserve">Fire </w:t>
+      </w:r>
+    </w:p>
+    <w:p>
+      <w:pPr>
+        <w:numPr>
+          <w:ilvl w:val="0"/>
+          <w:numId w:val="9"/>
+        </w:numPr>
+        <w:spacing w:before="100" w:beforeAutospacing="1" w:after="100" w:afterAutospacing="1" w:line="240" w:lineRule="auto"/>
+      </w:pPr>
+      <w:r>
+        <w:t xml:space="preserve">Flood </w:t>
+      </w:r>
+    </w:p>
+    <w:p>
+      <w:pPr>
+        <w:numPr>
+          <w:ilvl w:val="0"/>
+          <w:numId w:val="9"/>
+        </w:numPr>
+        <w:spacing w:before="100" w:beforeAutospacing="1" w:after="100" w:afterAutospacing="1" w:line="240" w:lineRule="auto"/>
+      </w:pPr>
+      <w:r>
+        <w:t xml:space="preserve">Network failure </w:t>
+      </w:r>
+    </w:p>
+    <w:p>
+      <w:pPr>
+        <w:numPr>
+          <w:ilvl w:val="0"/>
+          <w:numId w:val="9"/>
+        </w:numPr>
+        <w:spacing w:before="100" w:beforeAutospacing="1" w:after="100" w:afterAutospacing="1" w:line="240" w:lineRule="auto"/>
+      </w:pPr>
+      <w:r>
+        <w:t xml:space="preserve">Cloud region outage </w:t>
+      </w:r>
+    </w:p>
+    <w:p>
+      <w:pPr>
+        <w:pStyle w:val="NormalWeb"/>
+      </w:pPr>
+      <w:r>
+        <w:t xml:space="preserve">Now the India data </w:t>
+      </w:r>
+      <w:proofErr w:type="spellStart"/>
+      <w:r>
+        <w:t>center</w:t>
+      </w:r>
+      <w:proofErr w:type="spellEnd"/>
+      <w:r>
+        <w:t xml:space="preserve"> is completely unavailable.</w:t>
+      </w:r>
+    </w:p>
+    <w:p>
+      <w:pPr>
+        <w:pStyle w:val="NormalWeb"/>
+      </w:pPr>
+      <w:r>
+        <w:t>Without a backup:</w:t>
+      </w:r>
+    </w:p>
+    <w:p>
+      <w:pPr>
+        <w:pStyle w:val="HTMLPreformatted"/>
+        <w:rPr>
+          <w:rStyle w:val="HTMLCode"/>
+        </w:rPr>
+      </w:pPr>
+      <w:r>
+        <w:rPr>
+          <w:rStyle w:val="HTMLCode"/>
+        </w:rPr>
+        <w:t>India Users</w:t>
+      </w:r>
+    </w:p>
+    <w:p>
+      <w:pPr>
+        <w:pStyle w:val="HTMLPreformatted"/>
+        <w:rPr>
+          <w:rStyle w:val="HTMLCode"/>
+        </w:rPr>
+      </w:pPr>
+      <w:r>
+        <w:rPr>
+          <w:rStyle w:val="HTMLCode"/>
+        </w:rPr>
+        <w:t xml:space="preserve">     │</w:t>
+      </w:r>
+    </w:p>
+    <w:p>
+      <w:pPr>
+        <w:pStyle w:val="HTMLPreformatted"/>
+        <w:rPr>
+          <w:rStyle w:val="HTMLCode"/>
+        </w:rPr>
+      </w:pPr>
+      <w:r>
+        <w:rPr>
+          <w:rStyle w:val="HTMLCode"/>
+        </w:rPr>
+        <w:t xml:space="preserve">     ▼</w:t>
+      </w:r>
+    </w:p>
+    <w:p>
+      <w:pPr>
+        <w:pStyle w:val="HTMLPreformatted"/>
+        <w:rPr>
+          <w:rStyle w:val="HTMLCode"/>
+        </w:rPr>
+      </w:pPr>
+      <w:r>
+        <w:rPr>
+          <w:rStyle w:val="HTMLCode"/>
+        </w:rPr>
+        <w:t xml:space="preserve">India Data </w:t>
+      </w:r>
+      <w:proofErr w:type="spellStart"/>
+      <w:r>
+        <w:rPr>
+          <w:rStyle w:val="HTMLCode"/>
+        </w:rPr>
+        <w:t>Center</w:t>
+      </w:r>
+      <w:proofErr w:type="spellEnd"/>
+      <w:r>
+        <w:rPr>
+          <w:rStyle w:val="HTMLCode"/>
+        </w:rPr>
+        <w:t xml:space="preserve"> </w:t>
+      </w:r>
+      <w:r>
+        <w:rPr>
+          <w:rStyle w:val="HTMLCode"/>
+          <w:rFonts w:ascii="Segoe UI Emoji" w:hAnsi="Segoe UI Emoji" w:cs="Segoe UI Emoji"/>
+        </w:rPr>
+        <w:t>❌</w:t>
+      </w:r>
+    </w:p>
+    <w:p>
+      <w:pPr>
+        <w:pStyle w:val="HTMLPreformatted"/>
+        <w:rPr>
+          <w:rStyle w:val="HTMLCode"/>
+        </w:rPr>
+      </w:pPr>
+    </w:p>
+    <w:p>
+      <w:pPr>
+        <w:pStyle w:val="HTMLPreformatted"/>
+      </w:pPr>
+      <w:r>
+        <w:rPr>
+          <w:rStyle w:val="HTMLCode"/>
+        </w:rPr>
+        <w:t>Application Down</w:t>
+      </w:r>
+    </w:p>
+    <w:p>
+      <w:pPr>
+        <w:pStyle w:val="NormalWeb"/>
+      </w:pPr>
+      <w:r>
+        <w:t>All users lose access.</w:t>
+      </w:r>
+    </w:p>
+    <w:p>
+      <w:r>
+        <w:pict w14:anchorId="394B258A">
+          <v:rect id="_x0000_i1051" style="width:0;height:1.5pt" o:hralign="center" o:hrstd="t" o:hr="t" fillcolor="#a0a0a0" stroked="f"/>
+        </w:pict>
+      </w:r>
+    </w:p>
+    <w:p>
+      <w:pPr>
+        <w:pStyle w:val="Heading1"/>
+      </w:pPr>
+      <w:r>
+        <w:t xml:space="preserve">Step 3: Add a US Data </w:t>
+      </w:r>
+      <w:proofErr w:type="spellStart"/>
+      <w:r>
+        <w:t>Center</w:t>
+      </w:r>
+      <w:proofErr w:type="spellEnd"/>
+    </w:p>
+    <w:p>
+      <w:pPr>
+        <w:pStyle w:val="NormalWeb"/>
+      </w:pPr>
+      <w:r>
+        <w:t>Create another deployment in the US.</w:t>
+      </w:r>
+    </w:p>
+    <w:p>
+      <w:pPr>
+        <w:pStyle w:val="HTMLPreformatted"/>
+        <w:rPr>
+          <w:rStyle w:val="HTMLCode"/>
+        </w:rPr>
+      </w:pPr>
+      <w:r>
+        <w:rPr>
+          <w:rStyle w:val="HTMLCode"/>
+        </w:rPr>
+        <w:lastRenderedPageBreak/>
+        <w:t xml:space="preserve">             India Users</w:t>
+      </w:r>
+    </w:p>
+    <w:p>
+      <w:pPr>
+        <w:pStyle w:val="HTMLPreformatted"/>
+        <w:rPr>
+          <w:rStyle w:val="HTMLCode"/>
+        </w:rPr>
+      </w:pPr>
+      <w:r>
+        <w:rPr>
+          <w:rStyle w:val="HTMLCode"/>
+        </w:rPr>
+        <w:t xml:space="preserve">                  │</w:t>
+      </w:r>
+    </w:p>
+    <w:p>
+      <w:pPr>
+        <w:pStyle w:val="HTMLPreformatted"/>
+        <w:rPr>
+          <w:rStyle w:val="HTMLCode"/>
+        </w:rPr>
+      </w:pPr>
+      <w:r>
+        <w:rPr>
+          <w:rStyle w:val="HTMLCode"/>
+        </w:rPr>
+        <w:t xml:space="preserve">                  ▼</w:t>
+      </w:r>
+    </w:p>
+    <w:p>
+      <w:pPr>
+        <w:pStyle w:val="HTMLPreformatted"/>
+        <w:rPr>
+          <w:rStyle w:val="HTMLCode"/>
+        </w:rPr>
+      </w:pPr>
+      <w:r>
+        <w:rPr>
+          <w:rStyle w:val="HTMLCode"/>
+        </w:rPr>
+        <w:t xml:space="preserve">           Load Balancer / DNS</w:t>
+      </w:r>
+    </w:p>
+    <w:p>
+      <w:pPr>
+        <w:pStyle w:val="HTMLPreformatted"/>
+        <w:rPr>
+          <w:rStyle w:val="HTMLCode"/>
+        </w:rPr>
+      </w:pPr>
+      <w:r>
+        <w:rPr>
+          <w:rStyle w:val="HTMLCode"/>
+        </w:rPr>
+        <w:t xml:space="preserve">            │              │</w:t>
+      </w:r>
+    </w:p>
+    <w:p>
+      <w:pPr>
+        <w:pStyle w:val="HTMLPreformatted"/>
+        <w:rPr>
+          <w:rStyle w:val="HTMLCode"/>
+        </w:rPr>
+      </w:pPr>
+      <w:r>
+        <w:rPr>
+          <w:rStyle w:val="HTMLCode"/>
+        </w:rPr>
+        <w:t xml:space="preserve">            ▼              ▼</w:t>
+      </w:r>
+    </w:p>
+    <w:p>
+      <w:pPr>
+        <w:pStyle w:val="HTMLPreformatted"/>
+        <w:rPr>
+          <w:rStyle w:val="HTMLCode"/>
+        </w:rPr>
+      </w:pPr>
+      <w:r>
+        <w:rPr>
+          <w:rStyle w:val="HTMLCode"/>
+        </w:rPr>
+        <w:t xml:space="preserve">   India Data </w:t>
+      </w:r>
+      <w:proofErr w:type="spellStart"/>
+      <w:r>
+        <w:rPr>
+          <w:rStyle w:val="HTMLCode"/>
+        </w:rPr>
+        <w:t>Center</w:t>
+      </w:r>
+      <w:proofErr w:type="spellEnd"/>
+      <w:r>
+        <w:rPr>
+          <w:rStyle w:val="HTMLCode"/>
+        </w:rPr>
+        <w:t xml:space="preserve">   US Data </w:t>
+      </w:r>
+      <w:proofErr w:type="spellStart"/>
+      <w:r>
+        <w:rPr>
+          <w:rStyle w:val="HTMLCode"/>
+        </w:rPr>
+        <w:t>Center</w:t>
+      </w:r>
+      <w:proofErr w:type="spellEnd"/>
+    </w:p>
+    <w:p>
+      <w:pPr>
+        <w:pStyle w:val="HTMLPreformatted"/>
+      </w:pPr>
+      <w:r>
+        <w:rPr>
+          <w:rStyle w:val="HTMLCode"/>
+        </w:rPr>
+        <w:t xml:space="preserve">      (</w:t>
+      </w:r>
+      <w:proofErr w:type="gramStart"/>
+      <w:r>
+        <w:rPr>
+          <w:rStyle w:val="HTMLCode"/>
+        </w:rPr>
+        <w:t xml:space="preserve">Primary)   </w:t>
+      </w:r>
+      <w:proofErr w:type="gramEnd"/>
+      <w:r>
+        <w:rPr>
+          <w:rStyle w:val="HTMLCode"/>
+        </w:rPr>
+        <w:t xml:space="preserve">       (Backup)</w:t>
+      </w:r>
+    </w:p>
+    <w:p>
+      <w:pPr>
+        <w:pStyle w:val="NormalWeb"/>
+      </w:pPr>
+      <w:r>
+        <w:t xml:space="preserve">Normally, traffic goes to </w:t>
+      </w:r>
+      <w:r>
+        <w:rPr>
+          <w:rStyle w:val="Strong"/>
+        </w:rPr>
+        <w:t>India</w:t>
+      </w:r>
+      <w:r>
+        <w:t>.</w:t>
+      </w:r>
+    </w:p>
+    <w:p>
+      <w:pPr>
+        <w:pStyle w:val="NormalWeb"/>
+      </w:pPr>
+      <w:r>
+        <w:t xml:space="preserve">The </w:t>
+      </w:r>
+      <w:r>
+        <w:rPr>
+          <w:rStyle w:val="Strong"/>
+        </w:rPr>
+        <w:t>US</w:t>
+      </w:r>
+      <w:r>
+        <w:t xml:space="preserve"> data </w:t>
+      </w:r>
+      <w:proofErr w:type="spellStart"/>
+      <w:r>
+        <w:t>center</w:t>
+      </w:r>
+      <w:proofErr w:type="spellEnd"/>
+      <w:r>
+        <w:t xml:space="preserve"> is ready as a backup.</w:t>
+      </w:r>
+    </w:p>
+    <w:p>
+      <w:r>
+        <w:pict w14:anchorId="12EBF514">
+          <v:rect id="_x0000_i1052" style="width:0;height:1.5pt" o:hralign="center" o:hrstd="t" o:hr="t" fillcolor="#a0a0a0" stroked="f"/>
+        </w:pict>
+      </w:r>
+    </w:p>
+    <w:p>
+      <w:pPr>
+        <w:pStyle w:val="Heading1"/>
+      </w:pPr>
+      <w:r>
+        <w:t>Step 4: But What About the Database?</w:t>
+      </w:r>
+    </w:p>
+    <w:p>
+      <w:pPr>
+        <w:pStyle w:val="NormalWeb"/>
+      </w:pPr>
+      <w:r>
+        <w:t>This is the important question.</w:t>
+      </w:r>
+    </w:p>
+    <w:p>
+      <w:pPr>
+        <w:pStyle w:val="NormalWeb"/>
+      </w:pPr>
+      <w:r>
+        <w:t xml:space="preserve">The US application </w:t>
+      </w:r>
+      <w:r>
+        <w:rPr>
+          <w:rStyle w:val="Strong"/>
+        </w:rPr>
+        <w:t>also needs the data</w:t>
+      </w:r>
+      <w:r>
+        <w:t>.</w:t>
+      </w:r>
+    </w:p>
+    <w:p>
+      <w:pPr>
+        <w:pStyle w:val="NormalWeb"/>
+      </w:pPr>
+      <w:r>
+        <w:t>If India has:</w:t>
+      </w:r>
+    </w:p>
+    <w:p>
+      <w:pPr>
+        <w:pStyle w:val="HTMLPreformatted"/>
+        <w:rPr>
+          <w:rStyle w:val="HTMLCode"/>
+        </w:rPr>
+      </w:pPr>
+      <w:r>
+        <w:rPr>
+          <w:rStyle w:val="HTMLCode"/>
+        </w:rPr>
+        <w:t>Customer</w:t>
+      </w:r>
+    </w:p>
+    <w:p>
+      <w:pPr>
+        <w:pStyle w:val="HTMLPreformatted"/>
+        <w:rPr>
+          <w:rStyle w:val="HTMLCode"/>
+        </w:rPr>
+      </w:pPr>
+      <w:r>
+        <w:rPr>
+          <w:rStyle w:val="HTMLCode"/>
+        </w:rPr>
+        <w:t>Order</w:t>
+      </w:r>
+    </w:p>
+    <w:p>
+      <w:pPr>
+        <w:pStyle w:val="HTMLPreformatted"/>
+        <w:rPr>
+          <w:rStyle w:val="HTMLCode"/>
+        </w:rPr>
+      </w:pPr>
+      <w:r>
+        <w:rPr>
+          <w:rStyle w:val="HTMLCode"/>
+        </w:rPr>
+        <w:t>Product</w:t>
+      </w:r>
+    </w:p>
+    <w:p>
+      <w:pPr>
+        <w:pStyle w:val="HTMLPreformatted"/>
+      </w:pPr>
+      <w:r>
+        <w:rPr>
+          <w:rStyle w:val="HTMLCode"/>
+        </w:rPr>
+        <w:t>Payment</w:t>
+      </w:r>
+    </w:p>
+    <w:p>
+      <w:pPr>
+        <w:pStyle w:val="NormalWeb"/>
+      </w:pPr>
+      <w:r>
+        <w:t>then the US database must have the same information.</w:t>
+      </w:r>
+    </w:p>
+    <w:p>
+      <w:pPr>
+        <w:pStyle w:val="NormalWeb"/>
+      </w:pPr>
+      <w:r>
+        <w:t xml:space="preserve">This is done using </w:t>
+      </w:r>
+      <w:r>
+        <w:rPr>
+          <w:rStyle w:val="Strong"/>
+        </w:rPr>
+        <w:t>Database Replication</w:t>
+      </w:r>
+      <w:r>
+        <w:t>.</w:t>
+      </w:r>
+    </w:p>
+    <w:p>
+      <w:pPr>
+        <w:pStyle w:val="HTMLPreformatted"/>
+        <w:rPr>
+          <w:rStyle w:val="HTMLCode"/>
+        </w:rPr>
+      </w:pPr>
+      <w:r>
+        <w:rPr>
+          <w:rStyle w:val="HTMLCode"/>
+        </w:rPr>
+        <w:t>India Database</w:t>
+      </w:r>
+    </w:p>
+    <w:p>
+      <w:pPr>
+        <w:pStyle w:val="HTMLPreformatted"/>
+        <w:rPr>
+          <w:rStyle w:val="HTMLCode"/>
+        </w:rPr>
+      </w:pPr>
+      <w:r>
+        <w:rPr>
+          <w:rStyle w:val="HTMLCode"/>
+        </w:rPr>
+        <w:t xml:space="preserve">       │</w:t>
+      </w:r>
+    </w:p>
+    <w:p>
+      <w:pPr>
+        <w:pStyle w:val="HTMLPreformatted"/>
+        <w:rPr>
+          <w:rStyle w:val="HTMLCode"/>
+        </w:rPr>
+      </w:pPr>
+      <w:r>
+        <w:rPr>
+          <w:rStyle w:val="HTMLCode"/>
+        </w:rPr>
+        <w:t xml:space="preserve">       │ Replication</w:t>
+      </w:r>
+    </w:p>
+    <w:p>
+      <w:pPr>
+        <w:pStyle w:val="HTMLPreformatted"/>
+        <w:rPr>
+          <w:rStyle w:val="HTMLCode"/>
+        </w:rPr>
+      </w:pPr>
+      <w:r>
+        <w:rPr>
+          <w:rStyle w:val="HTMLCode"/>
+        </w:rPr>
+        <w:t xml:space="preserve">       ▼</w:t>
+      </w:r>
+    </w:p>
+    <w:p>
+      <w:pPr>
+        <w:pStyle w:val="HTMLPreformatted"/>
+      </w:pPr>
+      <w:r>
+        <w:rPr>
+          <w:rStyle w:val="HTMLCode"/>
+        </w:rPr>
+        <w:t>US Database</w:t>
+      </w:r>
+    </w:p>
+    <w:p>
+      <w:pPr>
+        <w:pStyle w:val="NormalWeb"/>
+      </w:pPr>
+      <w:r>
+        <w:t>Whenever new data is written in India, it is copied to the US database.</w:t>
+      </w:r>
+    </w:p>
+    <w:p>
+      <w:pPr>
+        <w:pStyle w:val="NormalWeb"/>
+      </w:pPr>
+      <w:r>
+        <w:t>Example:</w:t>
+      </w:r>
+    </w:p>
+    <w:p>
+      <w:pPr>
+        <w:pStyle w:val="HTMLPreformatted"/>
+        <w:rPr>
+          <w:rStyle w:val="HTMLCode"/>
+        </w:rPr>
+      </w:pPr>
+      <w:r>
+        <w:rPr>
+          <w:rStyle w:val="HTMLCode"/>
+        </w:rPr>
+        <w:t>India DB</w:t>
+      </w:r>
+    </w:p>
+    <w:p>
+      <w:pPr>
+        <w:pStyle w:val="HTMLPreformatted"/>
+        <w:rPr>
+          <w:rStyle w:val="HTMLCode"/>
+        </w:rPr>
+      </w:pPr>
+    </w:p>
+    <w:p>
+      <w:pPr>
+        <w:pStyle w:val="HTMLPreformatted"/>
+        <w:rPr>
+          <w:rStyle w:val="HTMLCode"/>
+        </w:rPr>
+      </w:pPr>
+      <w:r>
+        <w:rPr>
+          <w:rStyle w:val="HTMLCode"/>
+        </w:rPr>
+        <w:t>User = Rahul</w:t>
+      </w:r>
+    </w:p>
+    <w:p>
+      <w:pPr>
+        <w:pStyle w:val="HTMLPreformatted"/>
+      </w:pPr>
+      <w:r>
+        <w:rPr>
+          <w:rStyle w:val="HTMLCode"/>
+        </w:rPr>
+        <w:t>Order = #1001</w:t>
+      </w:r>
+    </w:p>
+    <w:p>
+      <w:pPr>
+        <w:pStyle w:val="NormalWeb"/>
+      </w:pPr>
+      <w:r>
+        <w:t>A few moments later:</w:t>
+      </w:r>
+    </w:p>
+    <w:p>
+      <w:pPr>
+        <w:pStyle w:val="HTMLPreformatted"/>
+        <w:rPr>
+          <w:rStyle w:val="HTMLCode"/>
+        </w:rPr>
+      </w:pPr>
+      <w:r>
+        <w:rPr>
+          <w:rStyle w:val="HTMLCode"/>
+        </w:rPr>
+        <w:t>US DB</w:t>
+      </w:r>
+    </w:p>
+    <w:p>
+      <w:pPr>
+        <w:pStyle w:val="HTMLPreformatted"/>
+        <w:rPr>
+          <w:rStyle w:val="HTMLCode"/>
+        </w:rPr>
+      </w:pPr>
+    </w:p>
+    <w:p>
+      <w:pPr>
+        <w:pStyle w:val="HTMLPreformatted"/>
+        <w:rPr>
+          <w:rStyle w:val="HTMLCode"/>
+        </w:rPr>
+      </w:pPr>
+      <w:r>
+        <w:rPr>
+          <w:rStyle w:val="HTMLCode"/>
+        </w:rPr>
+        <w:t>User = Rahul</w:t>
+      </w:r>
+    </w:p>
+    <w:p>
+      <w:pPr>
+        <w:pStyle w:val="HTMLPreformatted"/>
+      </w:pPr>
+      <w:r>
+        <w:rPr>
+          <w:rStyle w:val="HTMLCode"/>
+        </w:rPr>
+        <w:t>Order = #1001</w:t>
+      </w:r>
+    </w:p>
+    <w:p>
+      <w:pPr>
+        <w:pStyle w:val="NormalWeb"/>
+      </w:pPr>
+      <w:r>
+        <w:lastRenderedPageBreak/>
+        <w:t>Now both databases contain (almost) the same data.</w:t>
+      </w:r>
+    </w:p>
+    <w:p>
+      <w:r>
+        <w:pict w14:anchorId="0125C0DC">
+          <v:rect id="_x0000_i1053" style="width:0;height:1.5pt" o:hralign="center" o:hrstd="t" o:hr="t" fillcolor="#a0a0a0" stroked="f"/>
+        </w:pict>
+      </w:r>
+    </w:p>
+    <w:p>
+      <w:pPr>
+        <w:pStyle w:val="Heading1"/>
+      </w:pPr>
+      <w:r>
+        <w:t>Step 5: India Fails</w:t>
+      </w:r>
+    </w:p>
+    <w:p>
+      <w:pPr>
+        <w:pStyle w:val="HTMLPreformatted"/>
+      </w:pPr>
+      <w:r>
+        <w:rPr>
+          <w:rStyle w:val="HTMLCode"/>
+        </w:rPr>
+        <w:t xml:space="preserve">India Data </w:t>
+      </w:r>
+      <w:proofErr w:type="spellStart"/>
+      <w:r>
+        <w:rPr>
+          <w:rStyle w:val="HTMLCode"/>
+        </w:rPr>
+        <w:t>Center</w:t>
+      </w:r>
+      <w:proofErr w:type="spellEnd"/>
+      <w:r>
+        <w:rPr>
+          <w:rStyle w:val="HTMLCode"/>
+        </w:rPr>
+        <w:t xml:space="preserve"> </w:t>
+      </w:r>
+      <w:r>
+        <w:rPr>
+          <w:rStyle w:val="HTMLCode"/>
+          <w:rFonts w:ascii="Segoe UI Emoji" w:hAnsi="Segoe UI Emoji" w:cs="Segoe UI Emoji"/>
+        </w:rPr>
+        <w:t>❌</w:t>
+      </w:r>
+    </w:p>
+    <w:p>
+      <w:pPr>
+        <w:pStyle w:val="NormalWeb"/>
+      </w:pPr>
+      <w:r>
+        <w:t>Traffic automatically moves to the US.</w:t>
+      </w:r>
+    </w:p>
+    <w:p>
+      <w:pPr>
+        <w:pStyle w:val="HTMLPreformatted"/>
+        <w:rPr>
+          <w:rStyle w:val="HTMLCode"/>
+        </w:rPr>
+      </w:pPr>
+      <w:r>
+        <w:rPr>
+          <w:rStyle w:val="HTMLCode"/>
+        </w:rPr>
+        <w:t>Users</w:t>
+      </w:r>
+    </w:p>
+    <w:p>
+      <w:pPr>
+        <w:pStyle w:val="HTMLPreformatted"/>
+        <w:rPr>
+          <w:rStyle w:val="HTMLCode"/>
+        </w:rPr>
+      </w:pPr>
+      <w:r>
+        <w:rPr>
+          <w:rStyle w:val="HTMLCode"/>
+        </w:rPr>
+        <w:t xml:space="preserve">   │</w:t>
+      </w:r>
+    </w:p>
+    <w:p>
+      <w:pPr>
+        <w:pStyle w:val="HTMLPreformatted"/>
+        <w:rPr>
+          <w:rStyle w:val="HTMLCode"/>
+        </w:rPr>
+      </w:pPr>
+      <w:r>
+        <w:rPr>
+          <w:rStyle w:val="HTMLCode"/>
+        </w:rPr>
+        <w:t xml:space="preserve">   ▼</w:t>
+      </w:r>
+    </w:p>
+    <w:p>
+      <w:pPr>
+        <w:pStyle w:val="HTMLPreformatted"/>
+        <w:rPr>
+          <w:rStyle w:val="HTMLCode"/>
+        </w:rPr>
+      </w:pPr>
+      <w:r>
+        <w:rPr>
+          <w:rStyle w:val="HTMLCode"/>
+        </w:rPr>
+        <w:t xml:space="preserve">US Data </w:t>
+      </w:r>
+      <w:proofErr w:type="spellStart"/>
+      <w:r>
+        <w:rPr>
+          <w:rStyle w:val="HTMLCode"/>
+        </w:rPr>
+        <w:t>Center</w:t>
+      </w:r>
+      <w:proofErr w:type="spellEnd"/>
+    </w:p>
+    <w:p>
+      <w:pPr>
+        <w:pStyle w:val="HTMLPreformatted"/>
+        <w:rPr>
+          <w:rStyle w:val="HTMLCode"/>
+        </w:rPr>
+      </w:pPr>
+      <w:r>
+        <w:rPr>
+          <w:rStyle w:val="HTMLCode"/>
+        </w:rPr>
+        <w:t xml:space="preserve">      │</w:t>
+      </w:r>
+    </w:p>
+    <w:p>
+      <w:pPr>
+        <w:pStyle w:val="HTMLPreformatted"/>
+        <w:rPr>
+          <w:rStyle w:val="HTMLCode"/>
+        </w:rPr>
+      </w:pPr>
+      <w:r>
+        <w:rPr>
+          <w:rStyle w:val="HTMLCode"/>
+        </w:rPr>
+        <w:t xml:space="preserve">      ▼</w:t>
+      </w:r>
+    </w:p>
+    <w:p>
+      <w:pPr>
+        <w:pStyle w:val="HTMLPreformatted"/>
+      </w:pPr>
+      <w:r>
+        <w:rPr>
+          <w:rStyle w:val="HTMLCode"/>
+        </w:rPr>
+        <w:t>US Database</w:t>
+      </w:r>
+    </w:p>
+    <w:p>
+      <w:pPr>
+        <w:pStyle w:val="NormalWeb"/>
+      </w:pPr>
+      <w:r>
+        <w:t>Users can still log in, place orders, and use the application.</w:t>
+      </w:r>
+    </w:p>
+    <w:p>
+      <w:r>
+        <w:pict w14:anchorId="20645B11">
+          <v:rect id="_x0000_i1054" style="width:0;height:1.5pt" o:hralign="center" o:hrstd="t" o:hr="t" fillcolor="#a0a0a0" stroked="f"/>
+        </w:pict>
+      </w:r>
+    </w:p>
+    <w:p>
+      <w:pPr>
+        <w:pStyle w:val="Heading1"/>
+      </w:pPr>
+      <w:r>
+        <w:t>Example: Amazon</w:t>
+      </w:r>
+    </w:p>
+    <w:p>
+      <w:pPr>
+        <w:pStyle w:val="NormalWeb"/>
+      </w:pPr>
+      <w:r>
+        <w:t>Imagine you place an order in India.</w:t>
+      </w:r>
+    </w:p>
+    <w:p>
+      <w:pPr>
+        <w:pStyle w:val="HTMLPreformatted"/>
+        <w:rPr>
+          <w:rStyle w:val="HTMLCode"/>
+        </w:rPr>
+      </w:pPr>
+      <w:r>
+        <w:rPr>
+          <w:rStyle w:val="HTMLCode"/>
+        </w:rPr>
+        <w:t>Amazon India</w:t>
+      </w:r>
+    </w:p>
+    <w:p>
+      <w:pPr>
+        <w:pStyle w:val="HTMLPreformatted"/>
+        <w:rPr>
+          <w:rStyle w:val="HTMLCode"/>
+        </w:rPr>
+      </w:pPr>
+      <w:r>
+        <w:rPr>
+          <w:rStyle w:val="HTMLCode"/>
+        </w:rPr>
+        <w:t xml:space="preserve">      │</w:t>
+      </w:r>
+    </w:p>
+    <w:p>
+      <w:pPr>
+        <w:pStyle w:val="HTMLPreformatted"/>
+        <w:rPr>
+          <w:rStyle w:val="HTMLCode"/>
+        </w:rPr>
+      </w:pPr>
+      <w:r>
+        <w:rPr>
+          <w:rStyle w:val="HTMLCode"/>
+        </w:rPr>
+        <w:t xml:space="preserve">      ▼</w:t>
+      </w:r>
+    </w:p>
+    <w:p>
+      <w:pPr>
+        <w:pStyle w:val="HTMLPreformatted"/>
+      </w:pPr>
+      <w:r>
+        <w:rPr>
+          <w:rStyle w:val="HTMLCode"/>
+        </w:rPr>
+        <w:t>India Database</w:t>
+      </w:r>
+    </w:p>
+    <w:p>
+      <w:pPr>
+        <w:pStyle w:val="NormalWeb"/>
+      </w:pPr>
+      <w:r>
+        <w:t>The order is also replicated to another region.</w:t>
+      </w:r>
+    </w:p>
+    <w:p>
+      <w:pPr>
+        <w:pStyle w:val="NormalWeb"/>
+      </w:pPr>
+      <w:r>
+        <w:t>If the India region goes down:</w:t>
+      </w:r>
+    </w:p>
+    <w:p>
+      <w:pPr>
+        <w:pStyle w:val="HTMLPreformatted"/>
+        <w:rPr>
+          <w:rStyle w:val="HTMLCode"/>
+        </w:rPr>
+      </w:pPr>
+      <w:r>
+        <w:rPr>
+          <w:rStyle w:val="HTMLCode"/>
+        </w:rPr>
+        <w:t>Traffic</w:t>
+      </w:r>
+    </w:p>
+    <w:p>
+      <w:pPr>
+        <w:pStyle w:val="HTMLPreformatted"/>
+        <w:rPr>
+          <w:rStyle w:val="HTMLCode"/>
+        </w:rPr>
+      </w:pPr>
+      <w:r>
+        <w:rPr>
+          <w:rStyle w:val="HTMLCode"/>
+        </w:rPr>
+        <w:t xml:space="preserve">   │</w:t>
+      </w:r>
+    </w:p>
+    <w:p>
+      <w:pPr>
+        <w:pStyle w:val="HTMLPreformatted"/>
+        <w:rPr>
+          <w:rStyle w:val="HTMLCode"/>
+        </w:rPr>
+      </w:pPr>
+      <w:r>
+        <w:rPr>
+          <w:rStyle w:val="HTMLCode"/>
+        </w:rPr>
+        <w:t xml:space="preserve">   ▼</w:t>
+      </w:r>
+    </w:p>
+    <w:p>
+      <w:pPr>
+        <w:pStyle w:val="HTMLPreformatted"/>
+      </w:pPr>
+      <w:r>
+        <w:rPr>
+          <w:rStyle w:val="HTMLCode"/>
+        </w:rPr>
+        <w:t>Another Region</w:t>
+      </w:r>
+    </w:p>
+    <w:p>
+      <w:pPr>
+        <w:pStyle w:val="NormalWeb"/>
+      </w:pPr>
+      <w:r>
+        <w:t>Your order history is still available because the backup database already has a copy.</w:t>
+      </w:r>
+    </w:p>
+    <w:p>
+      <w:r>
+        <w:pict w14:anchorId="450655EC">
+          <v:rect id="_x0000_i1055" style="width:0;height:1.5pt" o:hralign="center" o:hrstd="t" o:hr="t" fillcolor="#a0a0a0" stroked="f"/>
+        </w:pict>
+      </w:r>
+    </w:p>
+    <w:p>
+      <w:pPr>
+        <w:pStyle w:val="Heading1"/>
+      </w:pPr>
+      <w:r>
+        <w:t>Important Interview Point</w:t>
+      </w:r>
+    </w:p>
+    <w:p>
+      <w:pPr>
+        <w:pStyle w:val="NormalWeb"/>
+      </w:pPr>
+      <w:r>
+        <w:t>Replication can be of two types:</w:t>
+      </w:r>
+    </w:p>
+    <w:p>
+      <w:pPr>
+        <w:pStyle w:val="Heading3"/>
+      </w:pPr>
+      <w:r>
+        <w:t>1. Synchronous Replication</w:t>
+      </w:r>
+    </w:p>
+    <w:p>
+      <w:pPr>
+        <w:pStyle w:val="HTMLPreformatted"/>
+        <w:rPr>
+          <w:rStyle w:val="HTMLCode"/>
+        </w:rPr>
+      </w:pPr>
+      <w:r>
+        <w:rPr>
+          <w:rStyle w:val="HTMLCode"/>
+        </w:rPr>
+        <w:t>India DB</w:t>
+      </w:r>
+    </w:p>
+    <w:p>
+      <w:pPr>
+        <w:pStyle w:val="HTMLPreformatted"/>
+        <w:rPr>
+          <w:rStyle w:val="HTMLCode"/>
+        </w:rPr>
+      </w:pPr>
+      <w:r>
+        <w:rPr>
+          <w:rStyle w:val="HTMLCode"/>
+        </w:rPr>
+        <w:t xml:space="preserve">    │</w:t>
+      </w:r>
+    </w:p>
+    <w:p>
+      <w:pPr>
+        <w:pStyle w:val="HTMLPreformatted"/>
+        <w:rPr>
+          <w:rStyle w:val="HTMLCode"/>
+        </w:rPr>
+      </w:pPr>
+      <w:r>
+        <w:rPr>
+          <w:rStyle w:val="HTMLCode"/>
+        </w:rPr>
+        <w:t xml:space="preserve">    ▼</w:t>
+      </w:r>
+    </w:p>
+    <w:p>
+      <w:pPr>
+        <w:pStyle w:val="HTMLPreformatted"/>
+        <w:rPr>
+          <w:rStyle w:val="HTMLCode"/>
+        </w:rPr>
+      </w:pPr>
+      <w:r>
+        <w:rPr>
+          <w:rStyle w:val="HTMLCode"/>
+        </w:rPr>
+        <w:lastRenderedPageBreak/>
+        <w:t>US DB</w:t>
+      </w:r>
+    </w:p>
+    <w:p>
+      <w:pPr>
+        <w:pStyle w:val="HTMLPreformatted"/>
+        <w:rPr>
+          <w:rStyle w:val="HTMLCode"/>
+        </w:rPr>
+      </w:pPr>
+      <w:r>
+        <w:rPr>
+          <w:rStyle w:val="HTMLCode"/>
+        </w:rPr>
+        <w:t xml:space="preserve">    │</w:t>
+      </w:r>
+    </w:p>
+    <w:p>
+      <w:pPr>
+        <w:pStyle w:val="HTMLPreformatted"/>
+        <w:rPr>
+          <w:rStyle w:val="HTMLCode"/>
+        </w:rPr>
+      </w:pPr>
+      <w:r>
+        <w:rPr>
+          <w:rStyle w:val="HTMLCode"/>
+        </w:rPr>
+        <w:t xml:space="preserve">    ▼</w:t>
+      </w:r>
+    </w:p>
+    <w:p>
+      <w:pPr>
+        <w:pStyle w:val="HTMLPreformatted"/>
+      </w:pPr>
+      <w:r>
+        <w:rPr>
+          <w:rStyle w:val="HTMLCode"/>
+        </w:rPr>
+        <w:t>Success</w:t>
+      </w:r>
+    </w:p>
+    <w:p>
+      <w:pPr>
+        <w:pStyle w:val="NormalWeb"/>
+      </w:pPr>
+      <w:r>
+        <w:t xml:space="preserve">The write is successful </w:t>
+      </w:r>
+      <w:r>
+        <w:rPr>
+          <w:rStyle w:val="Strong"/>
+        </w:rPr>
+        <w:t>only after both databases are updated</w:t>
+      </w:r>
+      <w:r>
+        <w:t>.</w:t>
+      </w:r>
+    </w:p>
+    <w:p>
+      <w:pPr>
+        <w:pStyle w:val="NormalWeb"/>
+      </w:pPr>
+      <w:r>
+        <w:rPr>
+          <w:rStyle w:val="Strong"/>
+        </w:rPr>
+        <w:t>Pros</w:t>
+      </w:r>
+    </w:p>
+    <w:p>
+      <w:pPr>
+        <w:numPr>
+          <w:ilvl w:val="0"/>
+          <w:numId w:val="10"/>
+        </w:numPr>
+        <w:spacing w:before="100" w:beforeAutospacing="1" w:after="100" w:afterAutospacing="1" w:line="240" w:lineRule="auto"/>
+      </w:pPr>
+      <w:r>
+        <w:t xml:space="preserve">No data loss. </w:t>
+      </w:r>
+    </w:p>
+    <w:p>
+      <w:pPr>
+        <w:pStyle w:val="NormalWeb"/>
+      </w:pPr>
+      <w:r>
+        <w:rPr>
+          <w:rStyle w:val="Strong"/>
+        </w:rPr>
+        <w:t>Cons</w:t>
+      </w:r>
+    </w:p>
+    <w:p>
+      <w:pPr>
+        <w:numPr>
+          <w:ilvl w:val="0"/>
+          <w:numId w:val="11"/>
+        </w:numPr>
+        <w:spacing w:before="100" w:beforeAutospacing="1" w:after="100" w:afterAutospacing="1" w:line="240" w:lineRule="auto"/>
+      </w:pPr>
+      <w:r>
+        <w:t xml:space="preserve">Slower because India has to wait for the US. </w:t>
+      </w:r>
+    </w:p>
+    <w:p>
+      <w:pPr>
+        <w:spacing w:after="0"/>
+      </w:pPr>
+      <w:r>
+        <w:pict w14:anchorId="1F1B0D4D">
+          <v:rect id="_x0000_i1056" style="width:0;height:1.5pt" o:hralign="center" o:hrstd="t" o:hr="t" fillcolor="#a0a0a0" stroked="f"/>
+        </w:pict>
+      </w:r>
+    </w:p>
+    <w:p>
+      <w:pPr>
+        <w:pStyle w:val="Heading3"/>
+      </w:pPr>
+      <w:r>
+        <w:t>2. Asynchronous Replication (Most Common)</w:t>
+      </w:r>
+    </w:p>
+    <w:p>
+      <w:pPr>
+        <w:pStyle w:val="HTMLPreformatted"/>
+        <w:rPr>
+          <w:rStyle w:val="HTMLCode"/>
+        </w:rPr>
+      </w:pPr>
+      <w:r>
+        <w:rPr>
+          <w:rStyle w:val="HTMLCode"/>
+        </w:rPr>
+        <w:t>Write India DB</w:t>
+      </w:r>
+    </w:p>
+    <w:p>
+      <w:pPr>
+        <w:pStyle w:val="HTMLPreformatted"/>
+        <w:rPr>
+          <w:rStyle w:val="HTMLCode"/>
+        </w:rPr>
+      </w:pPr>
+      <w:r>
+        <w:rPr>
+          <w:rStyle w:val="HTMLCode"/>
+        </w:rPr>
+        <w:t xml:space="preserve">      │</w:t>
+      </w:r>
+    </w:p>
+    <w:p>
+      <w:pPr>
+        <w:pStyle w:val="HTMLPreformatted"/>
+        <w:rPr>
+          <w:rStyle w:val="HTMLCode"/>
+        </w:rPr>
+      </w:pPr>
+      <w:r>
+        <w:rPr>
+          <w:rStyle w:val="HTMLCode"/>
+        </w:rPr>
+        <w:t xml:space="preserve">      ▼</w:t>
+      </w:r>
+    </w:p>
+    <w:p>
+      <w:pPr>
+        <w:pStyle w:val="HTMLPreformatted"/>
+        <w:rPr>
+          <w:rStyle w:val="HTMLCode"/>
+        </w:rPr>
+      </w:pPr>
+      <w:r>
+        <w:rPr>
+          <w:rStyle w:val="HTMLCode"/>
+        </w:rPr>
+        <w:t>User gets Success</w:t>
+      </w:r>
+    </w:p>
+    <w:p>
+      <w:pPr>
+        <w:pStyle w:val="HTMLPreformatted"/>
+        <w:rPr>
+          <w:rStyle w:val="HTMLCode"/>
+        </w:rPr>
+      </w:pPr>
+    </w:p>
+    <w:p>
+      <w:pPr>
+        <w:pStyle w:val="HTMLPreformatted"/>
+        <w:rPr>
+          <w:rStyle w:val="HTMLCode"/>
+        </w:rPr>
+      </w:pPr>
+      <w:r>
+        <w:rPr>
+          <w:rStyle w:val="HTMLCode"/>
+        </w:rPr>
+        <w:t xml:space="preserve">      │</w:t>
+      </w:r>
+    </w:p>
+    <w:p>
+      <w:pPr>
+        <w:pStyle w:val="HTMLPreformatted"/>
+        <w:rPr>
+          <w:rStyle w:val="HTMLCode"/>
+        </w:rPr>
+      </w:pPr>
+      <w:r>
+        <w:rPr>
+          <w:rStyle w:val="HTMLCode"/>
+        </w:rPr>
+        <w:t xml:space="preserve">      ▼</w:t>
+      </w:r>
+    </w:p>
+    <w:p>
+      <w:pPr>
+        <w:pStyle w:val="HTMLPreformatted"/>
+        <w:rPr>
+          <w:rStyle w:val="HTMLCode"/>
+        </w:rPr>
+      </w:pPr>
+      <w:r>
+        <w:rPr>
+          <w:rStyle w:val="HTMLCode"/>
+        </w:rPr>
+        <w:t>Later...</w:t>
+      </w:r>
+    </w:p>
+    <w:p>
+      <w:pPr>
+        <w:pStyle w:val="HTMLPreformatted"/>
+      </w:pPr>
+      <w:r>
+        <w:rPr>
+          <w:rStyle w:val="HTMLCode"/>
+        </w:rPr>
+        <w:t>Copy to US DB</w:t>
+      </w:r>
+    </w:p>
+    <w:p>
+      <w:pPr>
+        <w:pStyle w:val="NormalWeb"/>
+      </w:pPr>
+      <w:r>
+        <w:rPr>
+          <w:rStyle w:val="Strong"/>
+        </w:rPr>
+        <w:t>Pros</w:t>
+      </w:r>
+    </w:p>
+    <w:p>
+      <w:pPr>
+        <w:numPr>
+          <w:ilvl w:val="0"/>
+          <w:numId w:val="12"/>
+        </w:numPr>
+        <w:spacing w:before="100" w:beforeAutospacing="1" w:after="100" w:afterAutospacing="1" w:line="240" w:lineRule="auto"/>
+      </w:pPr>
+      <w:r>
+        <w:t xml:space="preserve">Very fast. </w:t>
+      </w:r>
+    </w:p>
+    <w:p>
+      <w:pPr>
+        <w:pStyle w:val="NormalWeb"/>
+      </w:pPr>
+      <w:r>
+        <w:rPr>
+          <w:rStyle w:val="Strong"/>
+        </w:rPr>
+        <w:t>Cons</w:t>
+      </w:r>
+    </w:p>
+    <w:p>
+      <w:pPr>
+        <w:numPr>
+          <w:ilvl w:val="0"/>
+          <w:numId w:val="13"/>
+        </w:numPr>
+        <w:spacing w:before="100" w:beforeAutospacing="1" w:after="100" w:afterAutospacing="1" w:line="240" w:lineRule="auto"/>
+      </w:pPr>
+      <w:r>
+        <w:t xml:space="preserve">If India crashes immediately after a write, the latest few transactions may not have reached the US yet. </w:t>
+      </w:r>
+    </w:p>
+    <w:p>
+      <w:pPr>
+        <w:spacing w:after="0"/>
+      </w:pPr>
+      <w:r>
+        <w:pict w14:anchorId="6BD9F493">
+          <v:rect id="_x0000_i1057" style="width:0;height:1.5pt" o:hralign="center" o:hrstd="t" o:hr="t" fillcolor="#a0a0a0" stroked="f"/>
+        </w:pict>
+      </w:r>
+    </w:p>
+    <w:p>
+      <w:pPr>
+        <w:pStyle w:val="Heading1"/>
+      </w:pPr>
+      <w:r>
+        <w:t>Easy Interview Answer</w:t>
+      </w:r>
+    </w:p>
+    <w:p>
+      <w:pPr>
+        <w:pStyle w:val="NormalWeb"/>
+      </w:pPr>
+      <w:r>
+        <w:t>If an interviewer asks:</w:t>
+      </w:r>
+    </w:p>
+    <w:p>
+      <w:pPr>
+        <w:pStyle w:val="NormalWeb"/>
+      </w:pPr>
+      <w:r>
+        <w:rPr>
+          <w:rStyle w:val="Strong"/>
+        </w:rPr>
+        <w:t xml:space="preserve">"If the India data </w:t>
+      </w:r>
+      <w:proofErr w:type="spellStart"/>
+      <w:r>
+        <w:rPr>
+          <w:rStyle w:val="Strong"/>
+        </w:rPr>
+        <w:t>center</w:t>
+      </w:r>
+      <w:proofErr w:type="spellEnd"/>
+      <w:r>
+        <w:rPr>
+          <w:rStyle w:val="Strong"/>
+        </w:rPr>
+        <w:t xml:space="preserve"> fails, how will the US data </w:t>
+      </w:r>
+      <w:proofErr w:type="spellStart"/>
+      <w:r>
+        <w:rPr>
+          <w:rStyle w:val="Strong"/>
+        </w:rPr>
+        <w:t>center</w:t>
+      </w:r>
+      <w:proofErr w:type="spellEnd"/>
+      <w:r>
+        <w:rPr>
+          <w:rStyle w:val="Strong"/>
+        </w:rPr>
+        <w:t xml:space="preserve"> have the data?"</w:t>
+      </w:r>
+    </w:p>
+    <w:p>
+      <w:pPr>
+        <w:pStyle w:val="NormalWeb"/>
+      </w:pPr>
+      <w:r>
+        <w:t>You can answer:</w:t>
+      </w:r>
+    </w:p>
+    <w:p>
+      <w:pPr>
+        <w:spacing w:before="100" w:beforeAutospacing="1" w:after="100" w:afterAutospacing="1"/>
+      </w:pPr>
+      <w:r>
+        <w:t xml:space="preserve">"We keep a secondary data </w:t>
+      </w:r>
+      <w:proofErr w:type="spellStart"/>
+      <w:r>
+        <w:t>center</w:t>
+      </w:r>
+      <w:proofErr w:type="spellEnd"/>
+      <w:r>
+        <w:t xml:space="preserve"> in another region, such as the US. The primary database in India continuously replicates its data to the US database. If the India data </w:t>
+      </w:r>
+      <w:proofErr w:type="spellStart"/>
+      <w:r>
+        <w:t>center</w:t>
+      </w:r>
+      <w:proofErr w:type="spellEnd"/>
+      <w:r>
+        <w:t xml:space="preserve"> fails, DNS or the load balancer redirects users to the US data </w:t>
+      </w:r>
+      <w:proofErr w:type="spellStart"/>
+      <w:r>
+        <w:t>center</w:t>
+      </w:r>
+      <w:proofErr w:type="spellEnd"/>
+      <w:r>
+        <w:t xml:space="preserve">, where the application servers use the replicated </w:t>
+      </w:r>
+      <w:r>
+        <w:lastRenderedPageBreak/>
+        <w:t>database. This ensures the application remains available with little or no data loss, depending on whether replication is synchronous or asynchronous."</w:t>
       </w:r>
     </w:p>
     <w:p>
@@ -1508,9 +6195,804 @@
 </w:document>
 </file>
 
+<file path=word/endnotes.xml><?xml version="1.0" encoding="utf-8"?>
+<w:endnotes xmlns:wpc="http://schemas.microsoft.com/office/word/2010/wordprocessingCanvas" xmlns:cx="http://schemas.microsoft.com/office/drawing/2014/chartex" xmlns:cx1="http://schemas.microsoft.com/office/drawing/2015/9/8/chartex" xmlns:cx2="http://schemas.microsoft.com/office/drawing/2015/10/21/chartex" xmlns:cx3="http://schemas.microsoft.com/office/drawing/2016/5/9/chartex" xmlns:cx4="http://schemas.microsoft.com/office/drawing/2016/5/10/chartex" xmlns:cx5="http://schemas.microsoft.com/office/drawing/2016/5/11/chartex" xmlns:cx6="http://schemas.microsoft.com/office/drawing/2016/5/12/chartex" xmlns:cx7="http://schemas.microsoft.com/office/drawing/2016/5/13/chartex" xmlns:cx8="http://schemas.microsoft.com/office/drawing/2016/5/14/chartex" xmlns:mc="http://schemas.openxmlformats.org/markup-compatibility/2006" xmlns:aink="http://schemas.microsoft.com/office/drawing/2016/ink" xmlns:am3d="http://schemas.microsoft.com/office/drawing/2017/model3d" xmlns:o="urn:schemas-microsoft-com:office:office" xmlns:r="http://schemas.openxmlformats.org/officeDocument/2006/relationships" xmlns:m="http://schemas.openxmlformats.org/officeDocument/2006/math" xmlns:v="urn:schemas-microsoft-com:vml" xmlns:wp14="http://schemas.microsoft.com/office/word/2010/wordprocessingDrawing" xmlns:wp="http://schemas.openxmlformats.org/drawingml/2006/wordprocessingDrawing" xmlns:w10="urn:schemas-microsoft-com:office:word" xmlns:w="http://schemas.openxmlformats.org/wordprocessingml/2006/main" xmlns:w14="http://schemas.microsoft.com/office/word/2010/wordml" xmlns:w15="http://schemas.microsoft.com/office/word/2012/wordml" xmlns:w16cex="http://schemas.microsoft.com/office/word/2018/wordml/cex" xmlns:w16cid="http://schemas.microsoft.com/office/word/2016/wordml/cid" xmlns:w16="http://schemas.microsoft.com/office/word/2018/wordml" xmlns:w16sdtdh="http://schemas.microsoft.com/office/word/2020/wordml/sdtdatahash" xmlns:w16se="http://schemas.microsoft.com/office/word/2015/wordml/symex" xmlns:wpg="http://schemas.microsoft.com/office/word/2010/wordprocessingGroup" xmlns:wpi="http://schemas.microsoft.com/office/word/2010/wordprocessingInk" xmlns:wne="http://schemas.microsoft.com/office/word/2006/wordml" xmlns:wps="http://schemas.microsoft.com/office/word/2010/wordprocessingShape" mc:Ignorable="w14 w15 w16se w16cid w16 w16cex w16sdtdh wp14">
+  <w:endnote w:type="separator" w:id="-1">
+    <w:p>
+      <w:pPr>
+        <w:spacing w:after="0" w:line="240" w:lineRule="auto"/>
+      </w:pPr>
+      <w:r>
+        <w:separator/>
+      </w:r>
+    </w:p>
+  </w:endnote>
+  <w:endnote w:type="continuationSeparator" w:id="0">
+    <w:p>
+      <w:pPr>
+        <w:spacing w:after="0" w:line="240" w:lineRule="auto"/>
+      </w:pPr>
+      <w:r>
+        <w:continuationSeparator/>
+      </w:r>
+    </w:p>
+  </w:endnote>
+</w:endnotes>
+</file>
+
+<file path=word/footnotes.xml><?xml version="1.0" encoding="utf-8"?>
+<w:footnotes xmlns:wpc="http://schemas.microsoft.com/office/word/2010/wordprocessingCanvas" xmlns:cx="http://schemas.microsoft.com/office/drawing/2014/chartex" xmlns:cx1="http://schemas.microsoft.com/office/drawing/2015/9/8/chartex" xmlns:cx2="http://schemas.microsoft.com/office/drawing/2015/10/21/chartex" xmlns:cx3="http://schemas.microsoft.com/office/drawing/2016/5/9/chartex" xmlns:cx4="http://schemas.microsoft.com/office/drawing/2016/5/10/chartex" xmlns:cx5="http://schemas.microsoft.com/office/drawing/2016/5/11/chartex" xmlns:cx6="http://schemas.microsoft.com/office/drawing/2016/5/12/chartex" xmlns:cx7="http://schemas.microsoft.com/office/drawing/2016/5/13/chartex" xmlns:cx8="http://schemas.microsoft.com/office/drawing/2016/5/14/chartex" xmlns:mc="http://schemas.openxmlformats.org/markup-compatibility/2006" xmlns:aink="http://schemas.microsoft.com/office/drawing/2016/ink" xmlns:am3d="http://schemas.microsoft.com/office/drawing/2017/model3d" xmlns:o="urn:schemas-microsoft-com:office:office" xmlns:r="http://schemas.openxmlformats.org/officeDocument/2006/relationships" xmlns:m="http://schemas.openxmlformats.org/officeDocument/2006/math" xmlns:v="urn:schemas-microsoft-com:vml" xmlns:wp14="http://schemas.microsoft.com/office/word/2010/wordprocessingDrawing" xmlns:wp="http://schemas.openxmlformats.org/drawingml/2006/wordprocessingDrawing" xmlns:w10="urn:schemas-microsoft-com:office:word" xmlns:w="http://schemas.openxmlformats.org/wordprocessingml/2006/main" xmlns:w14="http://schemas.microsoft.com/office/word/2010/wordml" xmlns:w15="http://schemas.microsoft.com/office/word/2012/wordml" xmlns:w16cex="http://schemas.microsoft.com/office/word/2018/wordml/cex" xmlns:w16cid="http://schemas.microsoft.com/office/word/2016/wordml/cid" xmlns:w16="http://schemas.microsoft.com/office/word/2018/wordml" xmlns:w16sdtdh="http://schemas.microsoft.com/office/word/2020/wordml/sdtdatahash" xmlns:w16se="http://schemas.microsoft.com/office/word/2015/wordml/symex" xmlns:wpg="http://schemas.microsoft.com/office/word/2010/wordprocessingGroup" xmlns:wpi="http://schemas.microsoft.com/office/word/2010/wordprocessingInk" xmlns:wne="http://schemas.microsoft.com/office/word/2006/wordml" xmlns:wps="http://schemas.microsoft.com/office/word/2010/wordprocessingShape" mc:Ignorable="w14 w15 w16se w16cid w16 w16cex w16sdtdh wp14">
+  <w:footnote w:type="separator" w:id="-1">
+    <w:p>
+      <w:pPr>
+        <w:spacing w:after="0" w:line="240" w:lineRule="auto"/>
+      </w:pPr>
+      <w:r>
+        <w:separator/>
+      </w:r>
+    </w:p>
+  </w:footnote>
+  <w:footnote w:type="continuationSeparator" w:id="0">
+    <w:p>
+      <w:pPr>
+        <w:spacing w:after="0" w:line="240" w:lineRule="auto"/>
+      </w:pPr>
+      <w:r>
+        <w:continuationSeparator/>
+      </w:r>
+    </w:p>
+  </w:footnote>
+</w:footnotes>
+</file>
+
 <file path=word/numbering.xml><?xml version="1.0" encoding="utf-8"?>
 <w:numbering xmlns:wpc="http://schemas.microsoft.com/office/word/2010/wordprocessingCanvas" xmlns:cx="http://schemas.microsoft.com/office/drawing/2014/chartex" xmlns:cx1="http://schemas.microsoft.com/office/drawing/2015/9/8/chartex" xmlns:cx2="http://schemas.microsoft.com/office/drawing/2015/10/21/chartex" xmlns:cx3="http://schemas.microsoft.com/office/drawing/2016/5/9/chartex" xmlns:cx4="http://schemas.microsoft.com/office/drawing/2016/5/10/chartex" xmlns:cx5="http://schemas.microsoft.com/office/drawing/2016/5/11/chartex" xmlns:cx6="http://schemas.microsoft.com/office/drawing/2016/5/12/chartex" xmlns:cx7="http://schemas.microsoft.com/office/drawing/2016/5/13/chartex" xmlns:cx8="http://schemas.microsoft.com/office/drawing/2016/5/14/chartex" xmlns:mc="http://schemas.openxmlformats.org/markup-compatibility/2006" xmlns:aink="http://schemas.microsoft.com/office/drawing/2016/ink" xmlns:am3d="http://schemas.microsoft.com/office/drawing/2017/model3d" xmlns:o="urn:schemas-microsoft-com:office:office" xmlns:r="http://schemas.openxmlformats.org/officeDocument/2006/relationships" xmlns:m="http://schemas.openxmlformats.org/officeDocument/2006/math" xmlns:v="urn:schemas-microsoft-com:vml" xmlns:wp14="http://schemas.microsoft.com/office/word/2010/wordprocessingDrawing" xmlns:wp="http://schemas.openxmlformats.org/drawingml/2006/wordprocessingDrawing" xmlns:w10="urn:schemas-microsoft-com:office:word" xmlns:w="http://schemas.openxmlformats.org/wordprocessingml/2006/main" xmlns:w14="http://schemas.microsoft.com/office/word/2010/wordml" xmlns:w15="http://schemas.microsoft.com/office/word/2012/wordml" xmlns:w16cex="http://schemas.microsoft.com/office/word/2018/wordml/cex" xmlns:w16cid="http://schemas.microsoft.com/office/word/2016/wordml/cid" xmlns:w16="http://schemas.microsoft.com/office/word/2018/wordml" xmlns:w16sdtdh="http://schemas.microsoft.com/office/word/2020/wordml/sdtdatahash" xmlns:w16se="http://schemas.microsoft.com/office/word/2015/wordml/symex" xmlns:wpg="http://schemas.microsoft.com/office/word/2010/wordprocessingGroup" xmlns:wpi="http://schemas.microsoft.com/office/word/2010/wordprocessingInk" xmlns:wne="http://schemas.microsoft.com/office/word/2006/wordml" xmlns:wps="http://schemas.microsoft.com/office/word/2010/wordprocessingShape" mc:Ignorable="w14 w15 w16se w16cid w16 w16cex w16sdtdh wp14">
   <w:abstractNum w:abstractNumId="0" w15:restartNumberingAfterBreak="0">
+    <w:nsid w:val="096472C5"/>
+    <w:multiLevelType w:val="multilevel"/>
+    <w:tmpl w:val="8C26FFF0"/>
+    <w:lvl w:ilvl="0">
+      <w:start w:val="1"/>
+      <w:numFmt w:val="bullet"/>
+      <w:lvlText w:val=""/>
+      <w:lvlJc w:val="left"/>
+      <w:pPr>
+        <w:tabs>
+          <w:tab w:val="num" w:pos="720"/>
+        </w:tabs>
+        <w:ind w:left="720" w:hanging="360"/>
+      </w:pPr>
+      <w:rPr>
+        <w:rFonts w:ascii="Symbol" w:hAnsi="Symbol" w:hint="default"/>
+        <w:sz w:val="20"/>
+      </w:rPr>
+    </w:lvl>
+    <w:lvl w:ilvl="1" w:tentative="1">
+      <w:start w:val="1"/>
+      <w:numFmt w:val="bullet"/>
+      <w:lvlText w:val="o"/>
+      <w:lvlJc w:val="left"/>
+      <w:pPr>
+        <w:tabs>
+          <w:tab w:val="num" w:pos="1440"/>
+        </w:tabs>
+        <w:ind w:left="1440" w:hanging="360"/>
+      </w:pPr>
+      <w:rPr>
+        <w:rFonts w:ascii="Courier New" w:hAnsi="Courier New" w:hint="default"/>
+        <w:sz w:val="20"/>
+      </w:rPr>
+    </w:lvl>
+    <w:lvl w:ilvl="2" w:tentative="1">
+      <w:start w:val="1"/>
+      <w:numFmt w:val="bullet"/>
+      <w:lvlText w:val=""/>
+      <w:lvlJc w:val="left"/>
+      <w:pPr>
+        <w:tabs>
+          <w:tab w:val="num" w:pos="2160"/>
+        </w:tabs>
+        <w:ind w:left="2160" w:hanging="360"/>
+      </w:pPr>
+      <w:rPr>
+        <w:rFonts w:ascii="Wingdings" w:hAnsi="Wingdings" w:hint="default"/>
+        <w:sz w:val="20"/>
+      </w:rPr>
+    </w:lvl>
+    <w:lvl w:ilvl="3" w:tentative="1">
+      <w:start w:val="1"/>
+      <w:numFmt w:val="bullet"/>
+      <w:lvlText w:val=""/>
+      <w:lvlJc w:val="left"/>
+      <w:pPr>
+        <w:tabs>
+          <w:tab w:val="num" w:pos="2880"/>
+        </w:tabs>
+        <w:ind w:left="2880" w:hanging="360"/>
+      </w:pPr>
+      <w:rPr>
+        <w:rFonts w:ascii="Wingdings" w:hAnsi="Wingdings" w:hint="default"/>
+        <w:sz w:val="20"/>
+      </w:rPr>
+    </w:lvl>
+    <w:lvl w:ilvl="4" w:tentative="1">
+      <w:start w:val="1"/>
+      <w:numFmt w:val="bullet"/>
+      <w:lvlText w:val=""/>
+      <w:lvlJc w:val="left"/>
+      <w:pPr>
+        <w:tabs>
+          <w:tab w:val="num" w:pos="3600"/>
+        </w:tabs>
+        <w:ind w:left="3600" w:hanging="360"/>
+      </w:pPr>
+      <w:rPr>
+        <w:rFonts w:ascii="Wingdings" w:hAnsi="Wingdings" w:hint="default"/>
+        <w:sz w:val="20"/>
+      </w:rPr>
+    </w:lvl>
+    <w:lvl w:ilvl="5" w:tentative="1">
+      <w:start w:val="1"/>
+      <w:numFmt w:val="bullet"/>
+      <w:lvlText w:val=""/>
+      <w:lvlJc w:val="left"/>
+      <w:pPr>
+        <w:tabs>
+          <w:tab w:val="num" w:pos="4320"/>
+        </w:tabs>
+        <w:ind w:left="4320" w:hanging="360"/>
+      </w:pPr>
+      <w:rPr>
+        <w:rFonts w:ascii="Wingdings" w:hAnsi="Wingdings" w:hint="default"/>
+        <w:sz w:val="20"/>
+      </w:rPr>
+    </w:lvl>
+    <w:lvl w:ilvl="6" w:tentative="1">
+      <w:start w:val="1"/>
+      <w:numFmt w:val="bullet"/>
+      <w:lvlText w:val=""/>
+      <w:lvlJc w:val="left"/>
+      <w:pPr>
+        <w:tabs>
+          <w:tab w:val="num" w:pos="5040"/>
+        </w:tabs>
+        <w:ind w:left="5040" w:hanging="360"/>
+      </w:pPr>
+      <w:rPr>
+        <w:rFonts w:ascii="Wingdings" w:hAnsi="Wingdings" w:hint="default"/>
+        <w:sz w:val="20"/>
+      </w:rPr>
+    </w:lvl>
+    <w:lvl w:ilvl="7" w:tentative="1">
+      <w:start w:val="1"/>
+      <w:numFmt w:val="bullet"/>
+      <w:lvlText w:val=""/>
+      <w:lvlJc w:val="left"/>
+      <w:pPr>
+        <w:tabs>
+          <w:tab w:val="num" w:pos="5760"/>
+        </w:tabs>
+        <w:ind w:left="5760" w:hanging="360"/>
+      </w:pPr>
+      <w:rPr>
+        <w:rFonts w:ascii="Wingdings" w:hAnsi="Wingdings" w:hint="default"/>
+        <w:sz w:val="20"/>
+      </w:rPr>
+    </w:lvl>
+    <w:lvl w:ilvl="8" w:tentative="1">
+      <w:start w:val="1"/>
+      <w:numFmt w:val="bullet"/>
+      <w:lvlText w:val=""/>
+      <w:lvlJc w:val="left"/>
+      <w:pPr>
+        <w:tabs>
+          <w:tab w:val="num" w:pos="6480"/>
+        </w:tabs>
+        <w:ind w:left="6480" w:hanging="360"/>
+      </w:pPr>
+      <w:rPr>
+        <w:rFonts w:ascii="Wingdings" w:hAnsi="Wingdings" w:hint="default"/>
+        <w:sz w:val="20"/>
+      </w:rPr>
+    </w:lvl>
+  </w:abstractNum>
+  <w:abstractNum w:abstractNumId="1" w15:restartNumberingAfterBreak="0">
+    <w:nsid w:val="28E45ECD"/>
+    <w:multiLevelType w:val="multilevel"/>
+    <w:tmpl w:val="3CCA7C96"/>
+    <w:lvl w:ilvl="0">
+      <w:start w:val="1"/>
+      <w:numFmt w:val="bullet"/>
+      <w:lvlText w:val=""/>
+      <w:lvlJc w:val="left"/>
+      <w:pPr>
+        <w:tabs>
+          <w:tab w:val="num" w:pos="720"/>
+        </w:tabs>
+        <w:ind w:left="720" w:hanging="360"/>
+      </w:pPr>
+      <w:rPr>
+        <w:rFonts w:ascii="Symbol" w:hAnsi="Symbol" w:hint="default"/>
+        <w:sz w:val="20"/>
+      </w:rPr>
+    </w:lvl>
+    <w:lvl w:ilvl="1" w:tentative="1">
+      <w:start w:val="1"/>
+      <w:numFmt w:val="bullet"/>
+      <w:lvlText w:val="o"/>
+      <w:lvlJc w:val="left"/>
+      <w:pPr>
+        <w:tabs>
+          <w:tab w:val="num" w:pos="1440"/>
+        </w:tabs>
+        <w:ind w:left="1440" w:hanging="360"/>
+      </w:pPr>
+      <w:rPr>
+        <w:rFonts w:ascii="Courier New" w:hAnsi="Courier New" w:hint="default"/>
+        <w:sz w:val="20"/>
+      </w:rPr>
+    </w:lvl>
+    <w:lvl w:ilvl="2" w:tentative="1">
+      <w:start w:val="1"/>
+      <w:numFmt w:val="bullet"/>
+      <w:lvlText w:val=""/>
+      <w:lvlJc w:val="left"/>
+      <w:pPr>
+        <w:tabs>
+          <w:tab w:val="num" w:pos="2160"/>
+        </w:tabs>
+        <w:ind w:left="2160" w:hanging="360"/>
+      </w:pPr>
+      <w:rPr>
+        <w:rFonts w:ascii="Wingdings" w:hAnsi="Wingdings" w:hint="default"/>
+        <w:sz w:val="20"/>
+      </w:rPr>
+    </w:lvl>
+    <w:lvl w:ilvl="3" w:tentative="1">
+      <w:start w:val="1"/>
+      <w:numFmt w:val="bullet"/>
+      <w:lvlText w:val=""/>
+      <w:lvlJc w:val="left"/>
+      <w:pPr>
+        <w:tabs>
+          <w:tab w:val="num" w:pos="2880"/>
+        </w:tabs>
+        <w:ind w:left="2880" w:hanging="360"/>
+      </w:pPr>
+      <w:rPr>
+        <w:rFonts w:ascii="Wingdings" w:hAnsi="Wingdings" w:hint="default"/>
+        <w:sz w:val="20"/>
+      </w:rPr>
+    </w:lvl>
+    <w:lvl w:ilvl="4" w:tentative="1">
+      <w:start w:val="1"/>
+      <w:numFmt w:val="bullet"/>
+      <w:lvlText w:val=""/>
+      <w:lvlJc w:val="left"/>
+      <w:pPr>
+        <w:tabs>
+          <w:tab w:val="num" w:pos="3600"/>
+        </w:tabs>
+        <w:ind w:left="3600" w:hanging="360"/>
+      </w:pPr>
+      <w:rPr>
+        <w:rFonts w:ascii="Wingdings" w:hAnsi="Wingdings" w:hint="default"/>
+        <w:sz w:val="20"/>
+      </w:rPr>
+    </w:lvl>
+    <w:lvl w:ilvl="5" w:tentative="1">
+      <w:start w:val="1"/>
+      <w:numFmt w:val="bullet"/>
+      <w:lvlText w:val=""/>
+      <w:lvlJc w:val="left"/>
+      <w:pPr>
+        <w:tabs>
+          <w:tab w:val="num" w:pos="4320"/>
+        </w:tabs>
+        <w:ind w:left="4320" w:hanging="360"/>
+      </w:pPr>
+      <w:rPr>
+        <w:rFonts w:ascii="Wingdings" w:hAnsi="Wingdings" w:hint="default"/>
+        <w:sz w:val="20"/>
+      </w:rPr>
+    </w:lvl>
+    <w:lvl w:ilvl="6" w:tentative="1">
+      <w:start w:val="1"/>
+      <w:numFmt w:val="bullet"/>
+      <w:lvlText w:val=""/>
+      <w:lvlJc w:val="left"/>
+      <w:pPr>
+        <w:tabs>
+          <w:tab w:val="num" w:pos="5040"/>
+        </w:tabs>
+        <w:ind w:left="5040" w:hanging="360"/>
+      </w:pPr>
+      <w:rPr>
+        <w:rFonts w:ascii="Wingdings" w:hAnsi="Wingdings" w:hint="default"/>
+        <w:sz w:val="20"/>
+      </w:rPr>
+    </w:lvl>
+    <w:lvl w:ilvl="7" w:tentative="1">
+      <w:start w:val="1"/>
+      <w:numFmt w:val="bullet"/>
+      <w:lvlText w:val=""/>
+      <w:lvlJc w:val="left"/>
+      <w:pPr>
+        <w:tabs>
+          <w:tab w:val="num" w:pos="5760"/>
+        </w:tabs>
+        <w:ind w:left="5760" w:hanging="360"/>
+      </w:pPr>
+      <w:rPr>
+        <w:rFonts w:ascii="Wingdings" w:hAnsi="Wingdings" w:hint="default"/>
+        <w:sz w:val="20"/>
+      </w:rPr>
+    </w:lvl>
+    <w:lvl w:ilvl="8" w:tentative="1">
+      <w:start w:val="1"/>
+      <w:numFmt w:val="bullet"/>
+      <w:lvlText w:val=""/>
+      <w:lvlJc w:val="left"/>
+      <w:pPr>
+        <w:tabs>
+          <w:tab w:val="num" w:pos="6480"/>
+        </w:tabs>
+        <w:ind w:left="6480" w:hanging="360"/>
+      </w:pPr>
+      <w:rPr>
+        <w:rFonts w:ascii="Wingdings" w:hAnsi="Wingdings" w:hint="default"/>
+        <w:sz w:val="20"/>
+      </w:rPr>
+    </w:lvl>
+  </w:abstractNum>
+  <w:abstractNum w:abstractNumId="2" w15:restartNumberingAfterBreak="0">
+    <w:nsid w:val="38BC3918"/>
+    <w:multiLevelType w:val="multilevel"/>
+    <w:tmpl w:val="FBC4246A"/>
+    <w:lvl w:ilvl="0">
+      <w:start w:val="1"/>
+      <w:numFmt w:val="bullet"/>
+      <w:lvlText w:val=""/>
+      <w:lvlJc w:val="left"/>
+      <w:pPr>
+        <w:tabs>
+          <w:tab w:val="num" w:pos="720"/>
+        </w:tabs>
+        <w:ind w:left="720" w:hanging="360"/>
+      </w:pPr>
+      <w:rPr>
+        <w:rFonts w:ascii="Symbol" w:hAnsi="Symbol" w:hint="default"/>
+        <w:sz w:val="20"/>
+      </w:rPr>
+    </w:lvl>
+    <w:lvl w:ilvl="1" w:tentative="1">
+      <w:start w:val="1"/>
+      <w:numFmt w:val="bullet"/>
+      <w:lvlText w:val="o"/>
+      <w:lvlJc w:val="left"/>
+      <w:pPr>
+        <w:tabs>
+          <w:tab w:val="num" w:pos="1440"/>
+        </w:tabs>
+        <w:ind w:left="1440" w:hanging="360"/>
+      </w:pPr>
+      <w:rPr>
+        <w:rFonts w:ascii="Courier New" w:hAnsi="Courier New" w:hint="default"/>
+        <w:sz w:val="20"/>
+      </w:rPr>
+    </w:lvl>
+    <w:lvl w:ilvl="2" w:tentative="1">
+      <w:start w:val="1"/>
+      <w:numFmt w:val="bullet"/>
+      <w:lvlText w:val=""/>
+      <w:lvlJc w:val="left"/>
+      <w:pPr>
+        <w:tabs>
+          <w:tab w:val="num" w:pos="2160"/>
+        </w:tabs>
+        <w:ind w:left="2160" w:hanging="360"/>
+      </w:pPr>
+      <w:rPr>
+        <w:rFonts w:ascii="Wingdings" w:hAnsi="Wingdings" w:hint="default"/>
+        <w:sz w:val="20"/>
+      </w:rPr>
+    </w:lvl>
+    <w:lvl w:ilvl="3" w:tentative="1">
+      <w:start w:val="1"/>
+      <w:numFmt w:val="bullet"/>
+      <w:lvlText w:val=""/>
+      <w:lvlJc w:val="left"/>
+      <w:pPr>
+        <w:tabs>
+          <w:tab w:val="num" w:pos="2880"/>
+        </w:tabs>
+        <w:ind w:left="2880" w:hanging="360"/>
+      </w:pPr>
+      <w:rPr>
+        <w:rFonts w:ascii="Wingdings" w:hAnsi="Wingdings" w:hint="default"/>
+        <w:sz w:val="20"/>
+      </w:rPr>
+    </w:lvl>
+    <w:lvl w:ilvl="4" w:tentative="1">
+      <w:start w:val="1"/>
+      <w:numFmt w:val="bullet"/>
+      <w:lvlText w:val=""/>
+      <w:lvlJc w:val="left"/>
+      <w:pPr>
+        <w:tabs>
+          <w:tab w:val="num" w:pos="3600"/>
+        </w:tabs>
+        <w:ind w:left="3600" w:hanging="360"/>
+      </w:pPr>
+      <w:rPr>
+        <w:rFonts w:ascii="Wingdings" w:hAnsi="Wingdings" w:hint="default"/>
+        <w:sz w:val="20"/>
+      </w:rPr>
+    </w:lvl>
+    <w:lvl w:ilvl="5" w:tentative="1">
+      <w:start w:val="1"/>
+      <w:numFmt w:val="bullet"/>
+      <w:lvlText w:val=""/>
+      <w:lvlJc w:val="left"/>
+      <w:pPr>
+        <w:tabs>
+          <w:tab w:val="num" w:pos="4320"/>
+        </w:tabs>
+        <w:ind w:left="4320" w:hanging="360"/>
+      </w:pPr>
+      <w:rPr>
+        <w:rFonts w:ascii="Wingdings" w:hAnsi="Wingdings" w:hint="default"/>
+        <w:sz w:val="20"/>
+      </w:rPr>
+    </w:lvl>
+    <w:lvl w:ilvl="6" w:tentative="1">
+      <w:start w:val="1"/>
+      <w:numFmt w:val="bullet"/>
+      <w:lvlText w:val=""/>
+      <w:lvlJc w:val="left"/>
+      <w:pPr>
+        <w:tabs>
+          <w:tab w:val="num" w:pos="5040"/>
+        </w:tabs>
+        <w:ind w:left="5040" w:hanging="360"/>
+      </w:pPr>
+      <w:rPr>
+        <w:rFonts w:ascii="Wingdings" w:hAnsi="Wingdings" w:hint="default"/>
+        <w:sz w:val="20"/>
+      </w:rPr>
+    </w:lvl>
+    <w:lvl w:ilvl="7" w:tentative="1">
+      <w:start w:val="1"/>
+      <w:numFmt w:val="bullet"/>
+      <w:lvlText w:val=""/>
+      <w:lvlJc w:val="left"/>
+      <w:pPr>
+        <w:tabs>
+          <w:tab w:val="num" w:pos="5760"/>
+        </w:tabs>
+        <w:ind w:left="5760" w:hanging="360"/>
+      </w:pPr>
+      <w:rPr>
+        <w:rFonts w:ascii="Wingdings" w:hAnsi="Wingdings" w:hint="default"/>
+        <w:sz w:val="20"/>
+      </w:rPr>
+    </w:lvl>
+    <w:lvl w:ilvl="8" w:tentative="1">
+      <w:start w:val="1"/>
+      <w:numFmt w:val="bullet"/>
+      <w:lvlText w:val=""/>
+      <w:lvlJc w:val="left"/>
+      <w:pPr>
+        <w:tabs>
+          <w:tab w:val="num" w:pos="6480"/>
+        </w:tabs>
+        <w:ind w:left="6480" w:hanging="360"/>
+      </w:pPr>
+      <w:rPr>
+        <w:rFonts w:ascii="Wingdings" w:hAnsi="Wingdings" w:hint="default"/>
+        <w:sz w:val="20"/>
+      </w:rPr>
+    </w:lvl>
+  </w:abstractNum>
+  <w:abstractNum w:abstractNumId="3" w15:restartNumberingAfterBreak="0">
+    <w:nsid w:val="40C51906"/>
+    <w:multiLevelType w:val="multilevel"/>
+    <w:tmpl w:val="6794F7F2"/>
+    <w:lvl w:ilvl="0">
+      <w:start w:val="1"/>
+      <w:numFmt w:val="bullet"/>
+      <w:lvlText w:val=""/>
+      <w:lvlJc w:val="left"/>
+      <w:pPr>
+        <w:tabs>
+          <w:tab w:val="num" w:pos="720"/>
+        </w:tabs>
+        <w:ind w:left="720" w:hanging="360"/>
+      </w:pPr>
+      <w:rPr>
+        <w:rFonts w:ascii="Symbol" w:hAnsi="Symbol" w:hint="default"/>
+        <w:sz w:val="20"/>
+      </w:rPr>
+    </w:lvl>
+    <w:lvl w:ilvl="1" w:tentative="1">
+      <w:start w:val="1"/>
+      <w:numFmt w:val="bullet"/>
+      <w:lvlText w:val="o"/>
+      <w:lvlJc w:val="left"/>
+      <w:pPr>
+        <w:tabs>
+          <w:tab w:val="num" w:pos="1440"/>
+        </w:tabs>
+        <w:ind w:left="1440" w:hanging="360"/>
+      </w:pPr>
+      <w:rPr>
+        <w:rFonts w:ascii="Courier New" w:hAnsi="Courier New" w:hint="default"/>
+        <w:sz w:val="20"/>
+      </w:rPr>
+    </w:lvl>
+    <w:lvl w:ilvl="2" w:tentative="1">
+      <w:start w:val="1"/>
+      <w:numFmt w:val="bullet"/>
+      <w:lvlText w:val=""/>
+      <w:lvlJc w:val="left"/>
+      <w:pPr>
+        <w:tabs>
+          <w:tab w:val="num" w:pos="2160"/>
+        </w:tabs>
+        <w:ind w:left="2160" w:hanging="360"/>
+      </w:pPr>
+      <w:rPr>
+        <w:rFonts w:ascii="Wingdings" w:hAnsi="Wingdings" w:hint="default"/>
+        <w:sz w:val="20"/>
+      </w:rPr>
+    </w:lvl>
+    <w:lvl w:ilvl="3" w:tentative="1">
+      <w:start w:val="1"/>
+      <w:numFmt w:val="bullet"/>
+      <w:lvlText w:val=""/>
+      <w:lvlJc w:val="left"/>
+      <w:pPr>
+        <w:tabs>
+          <w:tab w:val="num" w:pos="2880"/>
+        </w:tabs>
+        <w:ind w:left="2880" w:hanging="360"/>
+      </w:pPr>
+      <w:rPr>
+        <w:rFonts w:ascii="Wingdings" w:hAnsi="Wingdings" w:hint="default"/>
+        <w:sz w:val="20"/>
+      </w:rPr>
+    </w:lvl>
+    <w:lvl w:ilvl="4" w:tentative="1">
+      <w:start w:val="1"/>
+      <w:numFmt w:val="bullet"/>
+      <w:lvlText w:val=""/>
+      <w:lvlJc w:val="left"/>
+      <w:pPr>
+        <w:tabs>
+          <w:tab w:val="num" w:pos="3600"/>
+        </w:tabs>
+        <w:ind w:left="3600" w:hanging="360"/>
+      </w:pPr>
+      <w:rPr>
+        <w:rFonts w:ascii="Wingdings" w:hAnsi="Wingdings" w:hint="default"/>
+        <w:sz w:val="20"/>
+      </w:rPr>
+    </w:lvl>
+    <w:lvl w:ilvl="5" w:tentative="1">
+      <w:start w:val="1"/>
+      <w:numFmt w:val="bullet"/>
+      <w:lvlText w:val=""/>
+      <w:lvlJc w:val="left"/>
+      <w:pPr>
+        <w:tabs>
+          <w:tab w:val="num" w:pos="4320"/>
+        </w:tabs>
+        <w:ind w:left="4320" w:hanging="360"/>
+      </w:pPr>
+      <w:rPr>
+        <w:rFonts w:ascii="Wingdings" w:hAnsi="Wingdings" w:hint="default"/>
+        <w:sz w:val="20"/>
+      </w:rPr>
+    </w:lvl>
+    <w:lvl w:ilvl="6" w:tentative="1">
+      <w:start w:val="1"/>
+      <w:numFmt w:val="bullet"/>
+      <w:lvlText w:val=""/>
+      <w:lvlJc w:val="left"/>
+      <w:pPr>
+        <w:tabs>
+          <w:tab w:val="num" w:pos="5040"/>
+        </w:tabs>
+        <w:ind w:left="5040" w:hanging="360"/>
+      </w:pPr>
+      <w:rPr>
+        <w:rFonts w:ascii="Wingdings" w:hAnsi="Wingdings" w:hint="default"/>
+        <w:sz w:val="20"/>
+      </w:rPr>
+    </w:lvl>
+    <w:lvl w:ilvl="7" w:tentative="1">
+      <w:start w:val="1"/>
+      <w:numFmt w:val="bullet"/>
+      <w:lvlText w:val=""/>
+      <w:lvlJc w:val="left"/>
+      <w:pPr>
+        <w:tabs>
+          <w:tab w:val="num" w:pos="5760"/>
+        </w:tabs>
+        <w:ind w:left="5760" w:hanging="360"/>
+      </w:pPr>
+      <w:rPr>
+        <w:rFonts w:ascii="Wingdings" w:hAnsi="Wingdings" w:hint="default"/>
+        <w:sz w:val="20"/>
+      </w:rPr>
+    </w:lvl>
+    <w:lvl w:ilvl="8" w:tentative="1">
+      <w:start w:val="1"/>
+      <w:numFmt w:val="bullet"/>
+      <w:lvlText w:val=""/>
+      <w:lvlJc w:val="left"/>
+      <w:pPr>
+        <w:tabs>
+          <w:tab w:val="num" w:pos="6480"/>
+        </w:tabs>
+        <w:ind w:left="6480" w:hanging="360"/>
+      </w:pPr>
+      <w:rPr>
+        <w:rFonts w:ascii="Wingdings" w:hAnsi="Wingdings" w:hint="default"/>
+        <w:sz w:val="20"/>
+      </w:rPr>
+    </w:lvl>
+  </w:abstractNum>
+  <w:abstractNum w:abstractNumId="4" w15:restartNumberingAfterBreak="0">
+    <w:nsid w:val="40CE5C46"/>
+    <w:multiLevelType w:val="multilevel"/>
+    <w:tmpl w:val="8C867A82"/>
+    <w:lvl w:ilvl="0">
+      <w:start w:val="1"/>
+      <w:numFmt w:val="bullet"/>
+      <w:lvlText w:val=""/>
+      <w:lvlJc w:val="left"/>
+      <w:pPr>
+        <w:tabs>
+          <w:tab w:val="num" w:pos="720"/>
+        </w:tabs>
+        <w:ind w:left="720" w:hanging="360"/>
+      </w:pPr>
+      <w:rPr>
+        <w:rFonts w:ascii="Symbol" w:hAnsi="Symbol" w:hint="default"/>
+        <w:sz w:val="20"/>
+      </w:rPr>
+    </w:lvl>
+    <w:lvl w:ilvl="1" w:tentative="1">
+      <w:start w:val="1"/>
+      <w:numFmt w:val="bullet"/>
+      <w:lvlText w:val="o"/>
+      <w:lvlJc w:val="left"/>
+      <w:pPr>
+        <w:tabs>
+          <w:tab w:val="num" w:pos="1440"/>
+        </w:tabs>
+        <w:ind w:left="1440" w:hanging="360"/>
+      </w:pPr>
+      <w:rPr>
+        <w:rFonts w:ascii="Courier New" w:hAnsi="Courier New" w:hint="default"/>
+        <w:sz w:val="20"/>
+      </w:rPr>
+    </w:lvl>
+    <w:lvl w:ilvl="2" w:tentative="1">
+      <w:start w:val="1"/>
+      <w:numFmt w:val="bullet"/>
+      <w:lvlText w:val=""/>
+      <w:lvlJc w:val="left"/>
+      <w:pPr>
+        <w:tabs>
+          <w:tab w:val="num" w:pos="2160"/>
+        </w:tabs>
+        <w:ind w:left="2160" w:hanging="360"/>
+      </w:pPr>
+      <w:rPr>
+        <w:rFonts w:ascii="Wingdings" w:hAnsi="Wingdings" w:hint="default"/>
+        <w:sz w:val="20"/>
+      </w:rPr>
+    </w:lvl>
+    <w:lvl w:ilvl="3" w:tentative="1">
+      <w:start w:val="1"/>
+      <w:numFmt w:val="bullet"/>
+      <w:lvlText w:val=""/>
+      <w:lvlJc w:val="left"/>
+      <w:pPr>
+        <w:tabs>
+          <w:tab w:val="num" w:pos="2880"/>
+        </w:tabs>
+        <w:ind w:left="2880" w:hanging="360"/>
+      </w:pPr>
+      <w:rPr>
+        <w:rFonts w:ascii="Wingdings" w:hAnsi="Wingdings" w:hint="default"/>
+        <w:sz w:val="20"/>
+      </w:rPr>
+    </w:lvl>
+    <w:lvl w:ilvl="4" w:tentative="1">
+      <w:start w:val="1"/>
+      <w:numFmt w:val="bullet"/>
+      <w:lvlText w:val=""/>
+      <w:lvlJc w:val="left"/>
+      <w:pPr>
+        <w:tabs>
+          <w:tab w:val="num" w:pos="3600"/>
+        </w:tabs>
+        <w:ind w:left="3600" w:hanging="360"/>
+      </w:pPr>
+      <w:rPr>
+        <w:rFonts w:ascii="Wingdings" w:hAnsi="Wingdings" w:hint="default"/>
+        <w:sz w:val="20"/>
+      </w:rPr>
+    </w:lvl>
+    <w:lvl w:ilvl="5" w:tentative="1">
+      <w:start w:val="1"/>
+      <w:numFmt w:val="bullet"/>
+      <w:lvlText w:val=""/>
+      <w:lvlJc w:val="left"/>
+      <w:pPr>
+        <w:tabs>
+          <w:tab w:val="num" w:pos="4320"/>
+        </w:tabs>
+        <w:ind w:left="4320" w:hanging="360"/>
+      </w:pPr>
+      <w:rPr>
+        <w:rFonts w:ascii="Wingdings" w:hAnsi="Wingdings" w:hint="default"/>
+        <w:sz w:val="20"/>
+      </w:rPr>
+    </w:lvl>
+    <w:lvl w:ilvl="6" w:tentative="1">
+      <w:start w:val="1"/>
+      <w:numFmt w:val="bullet"/>
+      <w:lvlText w:val=""/>
+      <w:lvlJc w:val="left"/>
+      <w:pPr>
+        <w:tabs>
+          <w:tab w:val="num" w:pos="5040"/>
+        </w:tabs>
+        <w:ind w:left="5040" w:hanging="360"/>
+      </w:pPr>
+      <w:rPr>
+        <w:rFonts w:ascii="Wingdings" w:hAnsi="Wingdings" w:hint="default"/>
+        <w:sz w:val="20"/>
+      </w:rPr>
+    </w:lvl>
+    <w:lvl w:ilvl="7" w:tentative="1">
+      <w:start w:val="1"/>
+      <w:numFmt w:val="bullet"/>
+      <w:lvlText w:val=""/>
+      <w:lvlJc w:val="left"/>
+      <w:pPr>
+        <w:tabs>
+          <w:tab w:val="num" w:pos="5760"/>
+        </w:tabs>
+        <w:ind w:left="5760" w:hanging="360"/>
+      </w:pPr>
+      <w:rPr>
+        <w:rFonts w:ascii="Wingdings" w:hAnsi="Wingdings" w:hint="default"/>
+        <w:sz w:val="20"/>
+      </w:rPr>
+    </w:lvl>
+    <w:lvl w:ilvl="8" w:tentative="1">
+      <w:start w:val="1"/>
+      <w:numFmt w:val="bullet"/>
+      <w:lvlText w:val=""/>
+      <w:lvlJc w:val="left"/>
+      <w:pPr>
+        <w:tabs>
+          <w:tab w:val="num" w:pos="6480"/>
+        </w:tabs>
+        <w:ind w:left="6480" w:hanging="360"/>
+      </w:pPr>
+      <w:rPr>
+        <w:rFonts w:ascii="Wingdings" w:hAnsi="Wingdings" w:hint="default"/>
+        <w:sz w:val="20"/>
+      </w:rPr>
+    </w:lvl>
+  </w:abstractNum>
+  <w:abstractNum w:abstractNumId="5" w15:restartNumberingAfterBreak="0">
     <w:nsid w:val="42FC0214"/>
     <w:multiLevelType w:val="multilevel"/>
     <w:tmpl w:val="B0E030EC"/>
@@ -1659,7 +7141,156 @@
       </w:rPr>
     </w:lvl>
   </w:abstractNum>
-  <w:abstractNum w:abstractNumId="1" w15:restartNumberingAfterBreak="0">
+  <w:abstractNum w:abstractNumId="6" w15:restartNumberingAfterBreak="0">
+    <w:nsid w:val="60317941"/>
+    <w:multiLevelType w:val="multilevel"/>
+    <w:tmpl w:val="F0661D90"/>
+    <w:lvl w:ilvl="0">
+      <w:start w:val="1"/>
+      <w:numFmt w:val="bullet"/>
+      <w:lvlText w:val=""/>
+      <w:lvlJc w:val="left"/>
+      <w:pPr>
+        <w:tabs>
+          <w:tab w:val="num" w:pos="720"/>
+        </w:tabs>
+        <w:ind w:left="720" w:hanging="360"/>
+      </w:pPr>
+      <w:rPr>
+        <w:rFonts w:ascii="Symbol" w:hAnsi="Symbol" w:hint="default"/>
+        <w:sz w:val="20"/>
+      </w:rPr>
+    </w:lvl>
+    <w:lvl w:ilvl="1" w:tentative="1">
+      <w:start w:val="1"/>
+      <w:numFmt w:val="bullet"/>
+      <w:lvlText w:val="o"/>
+      <w:lvlJc w:val="left"/>
+      <w:pPr>
+        <w:tabs>
+          <w:tab w:val="num" w:pos="1440"/>
+        </w:tabs>
+        <w:ind w:left="1440" w:hanging="360"/>
+      </w:pPr>
+      <w:rPr>
+        <w:rFonts w:ascii="Courier New" w:hAnsi="Courier New" w:hint="default"/>
+        <w:sz w:val="20"/>
+      </w:rPr>
+    </w:lvl>
+    <w:lvl w:ilvl="2" w:tentative="1">
+      <w:start w:val="1"/>
+      <w:numFmt w:val="bullet"/>
+      <w:lvlText w:val=""/>
+      <w:lvlJc w:val="left"/>
+      <w:pPr>
+        <w:tabs>
+          <w:tab w:val="num" w:pos="2160"/>
+        </w:tabs>
+        <w:ind w:left="2160" w:hanging="360"/>
+      </w:pPr>
+      <w:rPr>
+        <w:rFonts w:ascii="Wingdings" w:hAnsi="Wingdings" w:hint="default"/>
+        <w:sz w:val="20"/>
+      </w:rPr>
+    </w:lvl>
+    <w:lvl w:ilvl="3" w:tentative="1">
+      <w:start w:val="1"/>
+      <w:numFmt w:val="bullet"/>
+      <w:lvlText w:val=""/>
+      <w:lvlJc w:val="left"/>
+      <w:pPr>
+        <w:tabs>
+          <w:tab w:val="num" w:pos="2880"/>
+        </w:tabs>
+        <w:ind w:left="2880" w:hanging="360"/>
+      </w:pPr>
+      <w:rPr>
+        <w:rFonts w:ascii="Wingdings" w:hAnsi="Wingdings" w:hint="default"/>
+        <w:sz w:val="20"/>
+      </w:rPr>
+    </w:lvl>
+    <w:lvl w:ilvl="4" w:tentative="1">
+      <w:start w:val="1"/>
+      <w:numFmt w:val="bullet"/>
+      <w:lvlText w:val=""/>
+      <w:lvlJc w:val="left"/>
+      <w:pPr>
+        <w:tabs>
+          <w:tab w:val="num" w:pos="3600"/>
+        </w:tabs>
+        <w:ind w:left="3600" w:hanging="360"/>
+      </w:pPr>
+      <w:rPr>
+        <w:rFonts w:ascii="Wingdings" w:hAnsi="Wingdings" w:hint="default"/>
+        <w:sz w:val="20"/>
+      </w:rPr>
+    </w:lvl>
+    <w:lvl w:ilvl="5" w:tentative="1">
+      <w:start w:val="1"/>
+      <w:numFmt w:val="bullet"/>
+      <w:lvlText w:val=""/>
+      <w:lvlJc w:val="left"/>
+      <w:pPr>
+        <w:tabs>
+          <w:tab w:val="num" w:pos="4320"/>
+        </w:tabs>
+        <w:ind w:left="4320" w:hanging="360"/>
+      </w:pPr>
+      <w:rPr>
+        <w:rFonts w:ascii="Wingdings" w:hAnsi="Wingdings" w:hint="default"/>
+        <w:sz w:val="20"/>
+      </w:rPr>
+    </w:lvl>
+    <w:lvl w:ilvl="6" w:tentative="1">
+      <w:start w:val="1"/>
+      <w:numFmt w:val="bullet"/>
+      <w:lvlText w:val=""/>
+      <w:lvlJc w:val="left"/>
+      <w:pPr>
+        <w:tabs>
+          <w:tab w:val="num" w:pos="5040"/>
+        </w:tabs>
+        <w:ind w:left="5040" w:hanging="360"/>
+      </w:pPr>
+      <w:rPr>
+        <w:rFonts w:ascii="Wingdings" w:hAnsi="Wingdings" w:hint="default"/>
+        <w:sz w:val="20"/>
+      </w:rPr>
+    </w:lvl>
+    <w:lvl w:ilvl="7" w:tentative="1">
+      <w:start w:val="1"/>
+      <w:numFmt w:val="bullet"/>
+      <w:lvlText w:val=""/>
+      <w:lvlJc w:val="left"/>
+      <w:pPr>
+        <w:tabs>
+          <w:tab w:val="num" w:pos="5760"/>
+        </w:tabs>
+        <w:ind w:left="5760" w:hanging="360"/>
+      </w:pPr>
+      <w:rPr>
+        <w:rFonts w:ascii="Wingdings" w:hAnsi="Wingdings" w:hint="default"/>
+        <w:sz w:val="20"/>
+      </w:rPr>
+    </w:lvl>
+    <w:lvl w:ilvl="8" w:tentative="1">
+      <w:start w:val="1"/>
+      <w:numFmt w:val="bullet"/>
+      <w:lvlText w:val=""/>
+      <w:lvlJc w:val="left"/>
+      <w:pPr>
+        <w:tabs>
+          <w:tab w:val="num" w:pos="6480"/>
+        </w:tabs>
+        <w:ind w:left="6480" w:hanging="360"/>
+      </w:pPr>
+      <w:rPr>
+        <w:rFonts w:ascii="Wingdings" w:hAnsi="Wingdings" w:hint="default"/>
+        <w:sz w:val="20"/>
+      </w:rPr>
+    </w:lvl>
+  </w:abstractNum>
+  <w:abstractNum w:abstractNumId="7" w15:restartNumberingAfterBreak="0">
     <w:nsid w:val="611F35C9"/>
     <w:multiLevelType w:val="hybridMultilevel"/>
     <w:tmpl w:val="D56E7F20"/>
@@ -1748,7 +7379,454 @@
       </w:pPr>
     </w:lvl>
   </w:abstractNum>
-  <w:abstractNum w:abstractNumId="2" w15:restartNumberingAfterBreak="0">
+  <w:abstractNum w:abstractNumId="8" w15:restartNumberingAfterBreak="0">
+    <w:nsid w:val="64CB0895"/>
+    <w:multiLevelType w:val="multilevel"/>
+    <w:tmpl w:val="D19CCB04"/>
+    <w:lvl w:ilvl="0">
+      <w:start w:val="1"/>
+      <w:numFmt w:val="bullet"/>
+      <w:lvlText w:val=""/>
+      <w:lvlJc w:val="left"/>
+      <w:pPr>
+        <w:tabs>
+          <w:tab w:val="num" w:pos="720"/>
+        </w:tabs>
+        <w:ind w:left="720" w:hanging="360"/>
+      </w:pPr>
+      <w:rPr>
+        <w:rFonts w:ascii="Symbol" w:hAnsi="Symbol" w:hint="default"/>
+        <w:sz w:val="20"/>
+      </w:rPr>
+    </w:lvl>
+    <w:lvl w:ilvl="1" w:tentative="1">
+      <w:start w:val="1"/>
+      <w:numFmt w:val="bullet"/>
+      <w:lvlText w:val="o"/>
+      <w:lvlJc w:val="left"/>
+      <w:pPr>
+        <w:tabs>
+          <w:tab w:val="num" w:pos="1440"/>
+        </w:tabs>
+        <w:ind w:left="1440" w:hanging="360"/>
+      </w:pPr>
+      <w:rPr>
+        <w:rFonts w:ascii="Courier New" w:hAnsi="Courier New" w:hint="default"/>
+        <w:sz w:val="20"/>
+      </w:rPr>
+    </w:lvl>
+    <w:lvl w:ilvl="2" w:tentative="1">
+      <w:start w:val="1"/>
+      <w:numFmt w:val="bullet"/>
+      <w:lvlText w:val=""/>
+      <w:lvlJc w:val="left"/>
+      <w:pPr>
+        <w:tabs>
+          <w:tab w:val="num" w:pos="2160"/>
+        </w:tabs>
+        <w:ind w:left="2160" w:hanging="360"/>
+      </w:pPr>
+      <w:rPr>
+        <w:rFonts w:ascii="Wingdings" w:hAnsi="Wingdings" w:hint="default"/>
+        <w:sz w:val="20"/>
+      </w:rPr>
+    </w:lvl>
+    <w:lvl w:ilvl="3" w:tentative="1">
+      <w:start w:val="1"/>
+      <w:numFmt w:val="bullet"/>
+      <w:lvlText w:val=""/>
+      <w:lvlJc w:val="left"/>
+      <w:pPr>
+        <w:tabs>
+          <w:tab w:val="num" w:pos="2880"/>
+        </w:tabs>
+        <w:ind w:left="2880" w:hanging="360"/>
+      </w:pPr>
+      <w:rPr>
+        <w:rFonts w:ascii="Wingdings" w:hAnsi="Wingdings" w:hint="default"/>
+        <w:sz w:val="20"/>
+      </w:rPr>
+    </w:lvl>
+    <w:lvl w:ilvl="4" w:tentative="1">
+      <w:start w:val="1"/>
+      <w:numFmt w:val="bullet"/>
+      <w:lvlText w:val=""/>
+      <w:lvlJc w:val="left"/>
+      <w:pPr>
+        <w:tabs>
+          <w:tab w:val="num" w:pos="3600"/>
+        </w:tabs>
+        <w:ind w:left="3600" w:hanging="360"/>
+      </w:pPr>
+      <w:rPr>
+        <w:rFonts w:ascii="Wingdings" w:hAnsi="Wingdings" w:hint="default"/>
+        <w:sz w:val="20"/>
+      </w:rPr>
+    </w:lvl>
+    <w:lvl w:ilvl="5" w:tentative="1">
+      <w:start w:val="1"/>
+      <w:numFmt w:val="bullet"/>
+      <w:lvlText w:val=""/>
+      <w:lvlJc w:val="left"/>
+      <w:pPr>
+        <w:tabs>
+          <w:tab w:val="num" w:pos="4320"/>
+        </w:tabs>
+        <w:ind w:left="4320" w:hanging="360"/>
+      </w:pPr>
+      <w:rPr>
+        <w:rFonts w:ascii="Wingdings" w:hAnsi="Wingdings" w:hint="default"/>
+        <w:sz w:val="20"/>
+      </w:rPr>
+    </w:lvl>
+    <w:lvl w:ilvl="6" w:tentative="1">
+      <w:start w:val="1"/>
+      <w:numFmt w:val="bullet"/>
+      <w:lvlText w:val=""/>
+      <w:lvlJc w:val="left"/>
+      <w:pPr>
+        <w:tabs>
+          <w:tab w:val="num" w:pos="5040"/>
+        </w:tabs>
+        <w:ind w:left="5040" w:hanging="360"/>
+      </w:pPr>
+      <w:rPr>
+        <w:rFonts w:ascii="Wingdings" w:hAnsi="Wingdings" w:hint="default"/>
+        <w:sz w:val="20"/>
+      </w:rPr>
+    </w:lvl>
+    <w:lvl w:ilvl="7" w:tentative="1">
+      <w:start w:val="1"/>
+      <w:numFmt w:val="bullet"/>
+      <w:lvlText w:val=""/>
+      <w:lvlJc w:val="left"/>
+      <w:pPr>
+        <w:tabs>
+          <w:tab w:val="num" w:pos="5760"/>
+        </w:tabs>
+        <w:ind w:left="5760" w:hanging="360"/>
+      </w:pPr>
+      <w:rPr>
+        <w:rFonts w:ascii="Wingdings" w:hAnsi="Wingdings" w:hint="default"/>
+        <w:sz w:val="20"/>
+      </w:rPr>
+    </w:lvl>
+    <w:lvl w:ilvl="8" w:tentative="1">
+      <w:start w:val="1"/>
+      <w:numFmt w:val="bullet"/>
+      <w:lvlText w:val=""/>
+      <w:lvlJc w:val="left"/>
+      <w:pPr>
+        <w:tabs>
+          <w:tab w:val="num" w:pos="6480"/>
+        </w:tabs>
+        <w:ind w:left="6480" w:hanging="360"/>
+      </w:pPr>
+      <w:rPr>
+        <w:rFonts w:ascii="Wingdings" w:hAnsi="Wingdings" w:hint="default"/>
+        <w:sz w:val="20"/>
+      </w:rPr>
+    </w:lvl>
+  </w:abstractNum>
+  <w:abstractNum w:abstractNumId="9" w15:restartNumberingAfterBreak="0">
+    <w:nsid w:val="710E7032"/>
+    <w:multiLevelType w:val="multilevel"/>
+    <w:tmpl w:val="ED4AB2F8"/>
+    <w:lvl w:ilvl="0">
+      <w:start w:val="1"/>
+      <w:numFmt w:val="bullet"/>
+      <w:lvlText w:val=""/>
+      <w:lvlJc w:val="left"/>
+      <w:pPr>
+        <w:tabs>
+          <w:tab w:val="num" w:pos="720"/>
+        </w:tabs>
+        <w:ind w:left="720" w:hanging="360"/>
+      </w:pPr>
+      <w:rPr>
+        <w:rFonts w:ascii="Symbol" w:hAnsi="Symbol" w:hint="default"/>
+        <w:sz w:val="20"/>
+      </w:rPr>
+    </w:lvl>
+    <w:lvl w:ilvl="1" w:tentative="1">
+      <w:start w:val="1"/>
+      <w:numFmt w:val="bullet"/>
+      <w:lvlText w:val="o"/>
+      <w:lvlJc w:val="left"/>
+      <w:pPr>
+        <w:tabs>
+          <w:tab w:val="num" w:pos="1440"/>
+        </w:tabs>
+        <w:ind w:left="1440" w:hanging="360"/>
+      </w:pPr>
+      <w:rPr>
+        <w:rFonts w:ascii="Courier New" w:hAnsi="Courier New" w:hint="default"/>
+        <w:sz w:val="20"/>
+      </w:rPr>
+    </w:lvl>
+    <w:lvl w:ilvl="2" w:tentative="1">
+      <w:start w:val="1"/>
+      <w:numFmt w:val="bullet"/>
+      <w:lvlText w:val=""/>
+      <w:lvlJc w:val="left"/>
+      <w:pPr>
+        <w:tabs>
+          <w:tab w:val="num" w:pos="2160"/>
+        </w:tabs>
+        <w:ind w:left="2160" w:hanging="360"/>
+      </w:pPr>
+      <w:rPr>
+        <w:rFonts w:ascii="Wingdings" w:hAnsi="Wingdings" w:hint="default"/>
+        <w:sz w:val="20"/>
+      </w:rPr>
+    </w:lvl>
+    <w:lvl w:ilvl="3" w:tentative="1">
+      <w:start w:val="1"/>
+      <w:numFmt w:val="bullet"/>
+      <w:lvlText w:val=""/>
+      <w:lvlJc w:val="left"/>
+      <w:pPr>
+        <w:tabs>
+          <w:tab w:val="num" w:pos="2880"/>
+        </w:tabs>
+        <w:ind w:left="2880" w:hanging="360"/>
+      </w:pPr>
+      <w:rPr>
+        <w:rFonts w:ascii="Wingdings" w:hAnsi="Wingdings" w:hint="default"/>
+        <w:sz w:val="20"/>
+      </w:rPr>
+    </w:lvl>
+    <w:lvl w:ilvl="4" w:tentative="1">
+      <w:start w:val="1"/>
+      <w:numFmt w:val="bullet"/>
+      <w:lvlText w:val=""/>
+      <w:lvlJc w:val="left"/>
+      <w:pPr>
+        <w:tabs>
+          <w:tab w:val="num" w:pos="3600"/>
+        </w:tabs>
+        <w:ind w:left="3600" w:hanging="360"/>
+      </w:pPr>
+      <w:rPr>
+        <w:rFonts w:ascii="Wingdings" w:hAnsi="Wingdings" w:hint="default"/>
+        <w:sz w:val="20"/>
+      </w:rPr>
+    </w:lvl>
+    <w:lvl w:ilvl="5" w:tentative="1">
+      <w:start w:val="1"/>
+      <w:numFmt w:val="bullet"/>
+      <w:lvlText w:val=""/>
+      <w:lvlJc w:val="left"/>
+      <w:pPr>
+        <w:tabs>
+          <w:tab w:val="num" w:pos="4320"/>
+        </w:tabs>
+        <w:ind w:left="4320" w:hanging="360"/>
+      </w:pPr>
+      <w:rPr>
+        <w:rFonts w:ascii="Wingdings" w:hAnsi="Wingdings" w:hint="default"/>
+        <w:sz w:val="20"/>
+      </w:rPr>
+    </w:lvl>
+    <w:lvl w:ilvl="6" w:tentative="1">
+      <w:start w:val="1"/>
+      <w:numFmt w:val="bullet"/>
+      <w:lvlText w:val=""/>
+      <w:lvlJc w:val="left"/>
+      <w:pPr>
+        <w:tabs>
+          <w:tab w:val="num" w:pos="5040"/>
+        </w:tabs>
+        <w:ind w:left="5040" w:hanging="360"/>
+      </w:pPr>
+      <w:rPr>
+        <w:rFonts w:ascii="Wingdings" w:hAnsi="Wingdings" w:hint="default"/>
+        <w:sz w:val="20"/>
+      </w:rPr>
+    </w:lvl>
+    <w:lvl w:ilvl="7" w:tentative="1">
+      <w:start w:val="1"/>
+      <w:numFmt w:val="bullet"/>
+      <w:lvlText w:val=""/>
+      <w:lvlJc w:val="left"/>
+      <w:pPr>
+        <w:tabs>
+          <w:tab w:val="num" w:pos="5760"/>
+        </w:tabs>
+        <w:ind w:left="5760" w:hanging="360"/>
+      </w:pPr>
+      <w:rPr>
+        <w:rFonts w:ascii="Wingdings" w:hAnsi="Wingdings" w:hint="default"/>
+        <w:sz w:val="20"/>
+      </w:rPr>
+    </w:lvl>
+    <w:lvl w:ilvl="8" w:tentative="1">
+      <w:start w:val="1"/>
+      <w:numFmt w:val="bullet"/>
+      <w:lvlText w:val=""/>
+      <w:lvlJc w:val="left"/>
+      <w:pPr>
+        <w:tabs>
+          <w:tab w:val="num" w:pos="6480"/>
+        </w:tabs>
+        <w:ind w:left="6480" w:hanging="360"/>
+      </w:pPr>
+      <w:rPr>
+        <w:rFonts w:ascii="Wingdings" w:hAnsi="Wingdings" w:hint="default"/>
+        <w:sz w:val="20"/>
+      </w:rPr>
+    </w:lvl>
+  </w:abstractNum>
+  <w:abstractNum w:abstractNumId="10" w15:restartNumberingAfterBreak="0">
+    <w:nsid w:val="713A1BAD"/>
+    <w:multiLevelType w:val="multilevel"/>
+    <w:tmpl w:val="D3783928"/>
+    <w:lvl w:ilvl="0">
+      <w:start w:val="1"/>
+      <w:numFmt w:val="bullet"/>
+      <w:lvlText w:val=""/>
+      <w:lvlJc w:val="left"/>
+      <w:pPr>
+        <w:tabs>
+          <w:tab w:val="num" w:pos="720"/>
+        </w:tabs>
+        <w:ind w:left="720" w:hanging="360"/>
+      </w:pPr>
+      <w:rPr>
+        <w:rFonts w:ascii="Symbol" w:hAnsi="Symbol" w:hint="default"/>
+        <w:sz w:val="20"/>
+      </w:rPr>
+    </w:lvl>
+    <w:lvl w:ilvl="1" w:tentative="1">
+      <w:start w:val="1"/>
+      <w:numFmt w:val="bullet"/>
+      <w:lvlText w:val="o"/>
+      <w:lvlJc w:val="left"/>
+      <w:pPr>
+        <w:tabs>
+          <w:tab w:val="num" w:pos="1440"/>
+        </w:tabs>
+        <w:ind w:left="1440" w:hanging="360"/>
+      </w:pPr>
+      <w:rPr>
+        <w:rFonts w:ascii="Courier New" w:hAnsi="Courier New" w:hint="default"/>
+        <w:sz w:val="20"/>
+      </w:rPr>
+    </w:lvl>
+    <w:lvl w:ilvl="2" w:tentative="1">
+      <w:start w:val="1"/>
+      <w:numFmt w:val="bullet"/>
+      <w:lvlText w:val=""/>
+      <w:lvlJc w:val="left"/>
+      <w:pPr>
+        <w:tabs>
+          <w:tab w:val="num" w:pos="2160"/>
+        </w:tabs>
+        <w:ind w:left="2160" w:hanging="360"/>
+      </w:pPr>
+      <w:rPr>
+        <w:rFonts w:ascii="Wingdings" w:hAnsi="Wingdings" w:hint="default"/>
+        <w:sz w:val="20"/>
+      </w:rPr>
+    </w:lvl>
+    <w:lvl w:ilvl="3" w:tentative="1">
+      <w:start w:val="1"/>
+      <w:numFmt w:val="bullet"/>
+      <w:lvlText w:val=""/>
+      <w:lvlJc w:val="left"/>
+      <w:pPr>
+        <w:tabs>
+          <w:tab w:val="num" w:pos="2880"/>
+        </w:tabs>
+        <w:ind w:left="2880" w:hanging="360"/>
+      </w:pPr>
+      <w:rPr>
+        <w:rFonts w:ascii="Wingdings" w:hAnsi="Wingdings" w:hint="default"/>
+        <w:sz w:val="20"/>
+      </w:rPr>
+    </w:lvl>
+    <w:lvl w:ilvl="4" w:tentative="1">
+      <w:start w:val="1"/>
+      <w:numFmt w:val="bullet"/>
+      <w:lvlText w:val=""/>
+      <w:lvlJc w:val="left"/>
+      <w:pPr>
+        <w:tabs>
+          <w:tab w:val="num" w:pos="3600"/>
+        </w:tabs>
+        <w:ind w:left="3600" w:hanging="360"/>
+      </w:pPr>
+      <w:rPr>
+        <w:rFonts w:ascii="Wingdings" w:hAnsi="Wingdings" w:hint="default"/>
+        <w:sz w:val="20"/>
+      </w:rPr>
+    </w:lvl>
+    <w:lvl w:ilvl="5" w:tentative="1">
+      <w:start w:val="1"/>
+      <w:numFmt w:val="bullet"/>
+      <w:lvlText w:val=""/>
+      <w:lvlJc w:val="left"/>
+      <w:pPr>
+        <w:tabs>
+          <w:tab w:val="num" w:pos="4320"/>
+        </w:tabs>
+        <w:ind w:left="4320" w:hanging="360"/>
+      </w:pPr>
+      <w:rPr>
+        <w:rFonts w:ascii="Wingdings" w:hAnsi="Wingdings" w:hint="default"/>
+        <w:sz w:val="20"/>
+      </w:rPr>
+    </w:lvl>
+    <w:lvl w:ilvl="6" w:tentative="1">
+      <w:start w:val="1"/>
+      <w:numFmt w:val="bullet"/>
+      <w:lvlText w:val=""/>
+      <w:lvlJc w:val="left"/>
+      <w:pPr>
+        <w:tabs>
+          <w:tab w:val="num" w:pos="5040"/>
+        </w:tabs>
+        <w:ind w:left="5040" w:hanging="360"/>
+      </w:pPr>
+      <w:rPr>
+        <w:rFonts w:ascii="Wingdings" w:hAnsi="Wingdings" w:hint="default"/>
+        <w:sz w:val="20"/>
+      </w:rPr>
+    </w:lvl>
+    <w:lvl w:ilvl="7" w:tentative="1">
+      <w:start w:val="1"/>
+      <w:numFmt w:val="bullet"/>
+      <w:lvlText w:val=""/>
+      <w:lvlJc w:val="left"/>
+      <w:pPr>
+        <w:tabs>
+          <w:tab w:val="num" w:pos="5760"/>
+        </w:tabs>
+        <w:ind w:left="5760" w:hanging="360"/>
+      </w:pPr>
+      <w:rPr>
+        <w:rFonts w:ascii="Wingdings" w:hAnsi="Wingdings" w:hint="default"/>
+        <w:sz w:val="20"/>
+      </w:rPr>
+    </w:lvl>
+    <w:lvl w:ilvl="8" w:tentative="1">
+      <w:start w:val="1"/>
+      <w:numFmt w:val="bullet"/>
+      <w:lvlText w:val=""/>
+      <w:lvlJc w:val="left"/>
+      <w:pPr>
+        <w:tabs>
+          <w:tab w:val="num" w:pos="6480"/>
+        </w:tabs>
+        <w:ind w:left="6480" w:hanging="360"/>
+      </w:pPr>
+      <w:rPr>
+        <w:rFonts w:ascii="Wingdings" w:hAnsi="Wingdings" w:hint="default"/>
+        <w:sz w:val="20"/>
+      </w:rPr>
+    </w:lvl>
+  </w:abstractNum>
+  <w:abstractNum w:abstractNumId="11" w15:restartNumberingAfterBreak="0">
     <w:nsid w:val="7BFB2AA0"/>
     <w:multiLevelType w:val="hybridMultilevel"/>
     <w:tmpl w:val="761C71DE"/>
@@ -1838,22 +7916,49 @@
     </w:lvl>
   </w:abstractNum>
   <w:num w:numId="1">
-    <w:abstractNumId w:val="1"/>
+    <w:abstractNumId w:val="7"/>
   </w:num>
   <w:num w:numId="2">
-    <w:abstractNumId w:val="2"/>
+    <w:abstractNumId w:val="11"/>
   </w:num>
   <w:num w:numId="3">
-    <w:abstractNumId w:val="0"/>
+    <w:abstractNumId w:val="5"/>
     <w:lvlOverride w:ilvl="0">
       <w:startOverride w:val="1"/>
     </w:lvlOverride>
   </w:num>
   <w:num w:numId="4">
-    <w:abstractNumId w:val="0"/>
+    <w:abstractNumId w:val="5"/>
     <w:lvlOverride w:ilvl="0">
       <w:startOverride w:val="2"/>
     </w:lvlOverride>
+  </w:num>
+  <w:num w:numId="5">
+    <w:abstractNumId w:val="9"/>
+  </w:num>
+  <w:num w:numId="6">
+    <w:abstractNumId w:val="3"/>
+  </w:num>
+  <w:num w:numId="7">
+    <w:abstractNumId w:val="4"/>
+  </w:num>
+  <w:num w:numId="8">
+    <w:abstractNumId w:val="10"/>
+  </w:num>
+  <w:num w:numId="9">
+    <w:abstractNumId w:val="8"/>
+  </w:num>
+  <w:num w:numId="10">
+    <w:abstractNumId w:val="1"/>
+  </w:num>
+  <w:num w:numId="11">
+    <w:abstractNumId w:val="0"/>
+  </w:num>
+  <w:num w:numId="12">
+    <w:abstractNumId w:val="6"/>
+  </w:num>
+  <w:num w:numId="13">
+    <w:abstractNumId w:val="2"/>
   </w:num>
 </w:numbering>
 </file>
@@ -2257,6 +8362,27 @@
     <w:name w:val="Normal"/>
     <w:qFormat/>
   </w:style>
+  <w:style w:type="paragraph" w:styleId="Heading1">
+    <w:name w:val="heading 1"/>
+    <w:basedOn w:val="Normal"/>
+    <w:next w:val="Normal"/>
+    <w:link w:val="Heading1Char"/>
+    <w:uiPriority w:val="9"/>
+    <w:qFormat/>
+    <w:rsid w:val="00C540B4"/>
+    <w:pPr>
+      <w:keepNext/>
+      <w:keepLines/>
+      <w:spacing w:before="240" w:after="0"/>
+      <w:outlineLvl w:val="0"/>
+    </w:pPr>
+    <w:rPr>
+      <w:rFonts w:asciiTheme="majorHAnsi" w:eastAsiaTheme="majorEastAsia" w:hAnsiTheme="majorHAnsi" w:cstheme="majorBidi"/>
+      <w:color w:val="2F5496" w:themeColor="accent1" w:themeShade="BF"/>
+      <w:sz w:val="32"/>
+      <w:szCs w:val="32"/>
+    </w:rPr>
+  </w:style>
   <w:style w:type="paragraph" w:styleId="Heading3">
     <w:name w:val="heading 3"/>
     <w:basedOn w:val="Normal"/>
@@ -2346,6 +8472,161 @@
       <w:szCs w:val="24"/>
       <w:lang w:eastAsia="en-IN"/>
     </w:rPr>
+  </w:style>
+  <w:style w:type="character" w:customStyle="1" w:styleId="Heading1Char">
+    <w:name w:val="Heading 1 Char"/>
+    <w:basedOn w:val="DefaultParagraphFont"/>
+    <w:link w:val="Heading1"/>
+    <w:uiPriority w:val="9"/>
+    <w:rsid w:val="00C540B4"/>
+    <w:rPr>
+      <w:rFonts w:asciiTheme="majorHAnsi" w:eastAsiaTheme="majorEastAsia" w:hAnsiTheme="majorHAnsi" w:cstheme="majorBidi"/>
+      <w:color w:val="2F5496" w:themeColor="accent1" w:themeShade="BF"/>
+      <w:sz w:val="32"/>
+      <w:szCs w:val="32"/>
+    </w:rPr>
+  </w:style>
+  <w:style w:type="paragraph" w:customStyle="1" w:styleId="pdq2pgselectionanchorcontainer">
+    <w:name w:val="pdq2pg_selectionanchorcontainer"/>
+    <w:basedOn w:val="Normal"/>
+    <w:rsid w:val="00C540B4"/>
+    <w:pPr>
+      <w:spacing w:before="100" w:beforeAutospacing="1" w:after="100" w:afterAutospacing="1" w:line="240" w:lineRule="auto"/>
+    </w:pPr>
+    <w:rPr>
+      <w:rFonts w:ascii="Times New Roman" w:eastAsia="Times New Roman" w:hAnsi="Times New Roman" w:cs="Times New Roman"/>
+      <w:sz w:val="24"/>
+      <w:szCs w:val="24"/>
+      <w:lang w:eastAsia="en-IN"/>
+    </w:rPr>
+  </w:style>
+  <w:style w:type="character" w:styleId="HTMLCode">
+    <w:name w:val="HTML Code"/>
+    <w:basedOn w:val="DefaultParagraphFont"/>
+    <w:uiPriority w:val="99"/>
+    <w:semiHidden/>
+    <w:unhideWhenUsed/>
+    <w:rsid w:val="00C540B4"/>
+    <w:rPr>
+      <w:rFonts w:ascii="Courier New" w:eastAsia="Times New Roman" w:hAnsi="Courier New" w:cs="Courier New"/>
+      <w:sz w:val="20"/>
+      <w:szCs w:val="20"/>
+    </w:rPr>
+  </w:style>
+  <w:style w:type="paragraph" w:styleId="HTMLPreformatted">
+    <w:name w:val="HTML Preformatted"/>
+    <w:basedOn w:val="Normal"/>
+    <w:link w:val="HTMLPreformattedChar"/>
+    <w:uiPriority w:val="99"/>
+    <w:semiHidden/>
+    <w:unhideWhenUsed/>
+    <w:rsid w:val="00C540B4"/>
+    <w:pPr>
+      <w:tabs>
+        <w:tab w:val="left" w:pos="916"/>
+        <w:tab w:val="left" w:pos="1832"/>
+        <w:tab w:val="left" w:pos="2748"/>
+        <w:tab w:val="left" w:pos="3664"/>
+        <w:tab w:val="left" w:pos="4580"/>
+        <w:tab w:val="left" w:pos="5496"/>
+        <w:tab w:val="left" w:pos="6412"/>
+        <w:tab w:val="left" w:pos="7328"/>
+        <w:tab w:val="left" w:pos="8244"/>
+        <w:tab w:val="left" w:pos="9160"/>
+        <w:tab w:val="left" w:pos="10076"/>
+        <w:tab w:val="left" w:pos="10992"/>
+        <w:tab w:val="left" w:pos="11908"/>
+        <w:tab w:val="left" w:pos="12824"/>
+        <w:tab w:val="left" w:pos="13740"/>
+        <w:tab w:val="left" w:pos="14656"/>
+      </w:tabs>
+      <w:spacing w:after="0" w:line="240" w:lineRule="auto"/>
+    </w:pPr>
+    <w:rPr>
+      <w:rFonts w:ascii="Courier New" w:eastAsia="Times New Roman" w:hAnsi="Courier New" w:cs="Courier New"/>
+      <w:sz w:val="20"/>
+      <w:szCs w:val="20"/>
+      <w:lang w:eastAsia="en-IN"/>
+    </w:rPr>
+  </w:style>
+  <w:style w:type="character" w:customStyle="1" w:styleId="HTMLPreformattedChar">
+    <w:name w:val="HTML Preformatted Char"/>
+    <w:basedOn w:val="DefaultParagraphFont"/>
+    <w:link w:val="HTMLPreformatted"/>
+    <w:uiPriority w:val="99"/>
+    <w:semiHidden/>
+    <w:rsid w:val="00C540B4"/>
+    <w:rPr>
+      <w:rFonts w:ascii="Courier New" w:eastAsia="Times New Roman" w:hAnsi="Courier New" w:cs="Courier New"/>
+      <w:sz w:val="20"/>
+      <w:szCs w:val="20"/>
+      <w:lang w:eastAsia="en-IN"/>
+    </w:rPr>
+  </w:style>
+  <w:style w:type="character" w:styleId="Strong">
+    <w:name w:val="Strong"/>
+    <w:basedOn w:val="DefaultParagraphFont"/>
+    <w:uiPriority w:val="22"/>
+    <w:qFormat/>
+    <w:rsid w:val="00C540B4"/>
+    <w:rPr>
+      <w:b/>
+      <w:bCs/>
+    </w:rPr>
+  </w:style>
+  <w:style w:type="paragraph" w:styleId="Header">
+    <w:name w:val="header"/>
+    <w:basedOn w:val="Normal"/>
+    <w:link w:val="HeaderChar"/>
+    <w:uiPriority w:val="99"/>
+    <w:unhideWhenUsed/>
+    <w:rsid w:val="008E1562"/>
+    <w:pPr>
+      <w:tabs>
+        <w:tab w:val="center" w:pos="4513"/>
+        <w:tab w:val="right" w:pos="9026"/>
+      </w:tabs>
+      <w:spacing w:after="0" w:line="240" w:lineRule="auto"/>
+    </w:pPr>
+  </w:style>
+  <w:style w:type="character" w:customStyle="1" w:styleId="HeaderChar">
+    <w:name w:val="Header Char"/>
+    <w:basedOn w:val="DefaultParagraphFont"/>
+    <w:link w:val="Header"/>
+    <w:uiPriority w:val="99"/>
+    <w:rsid w:val="008E1562"/>
+  </w:style>
+  <w:style w:type="paragraph" w:styleId="Footer">
+    <w:name w:val="footer"/>
+    <w:basedOn w:val="Normal"/>
+    <w:link w:val="FooterChar"/>
+    <w:uiPriority w:val="99"/>
+    <w:unhideWhenUsed/>
+    <w:rsid w:val="008E1562"/>
+    <w:pPr>
+      <w:tabs>
+        <w:tab w:val="center" w:pos="4513"/>
+        <w:tab w:val="right" w:pos="9026"/>
+      </w:tabs>
+      <w:spacing w:after="0" w:line="240" w:lineRule="auto"/>
+    </w:pPr>
+  </w:style>
+  <w:style w:type="character" w:customStyle="1" w:styleId="FooterChar">
+    <w:name w:val="Footer Char"/>
+    <w:basedOn w:val="DefaultParagraphFont"/>
+    <w:link w:val="Footer"/>
+    <w:uiPriority w:val="99"/>
+    <w:rsid w:val="008E1562"/>
+  </w:style>
+  <w:style w:type="character" w:customStyle="1" w:styleId="svelte-1fz0gqk">
+    <w:name w:val="svelte-1fz0gqk"/>
+    <w:basedOn w:val="DefaultParagraphFont"/>
+    <w:rsid w:val="008E1562"/>
+  </w:style>
+  <w:style w:type="character" w:customStyle="1" w:styleId="svelte-1fz0gqk1">
+    <w:name w:val="svelte-1fz0gqk1"/>
+    <w:basedOn w:val="DefaultParagraphFont"/>
+    <w:rsid w:val="008E1562"/>
   </w:style>
 </w:styles>
 </file>
